--- a/prosedurler/EMS.LB.PRO.09.01. Fabric and Product Testing Procedure.docx
+++ b/prosedurler/EMS.LB.PRO.09.01. Fabric and Product Testing Procedure.docx
@@ -2759,69 +2759,6 @@
                 <w:color w:val="000000"/>
                 <w:lang w:val="en-GB" w:eastAsia="en-GB"/>
               </w:rPr>
-              <w:drawing>
-                <wp:anchor distT="0" distB="0" distL="114300" distR="114300" simplePos="0" relativeHeight="251658240" behindDoc="0" locked="0" layoutInCell="1" allowOverlap="1" wp14:anchorId="168E1990" wp14:editId="230A926C">
-                  <wp:simplePos x="0" y="0"/>
-                  <wp:positionH relativeFrom="column">
-                    <wp:posOffset>-143510</wp:posOffset>
-                  </wp:positionH>
-                  <wp:positionV relativeFrom="paragraph">
-                    <wp:posOffset>153670</wp:posOffset>
-                  </wp:positionV>
-                  <wp:extent cx="1569720" cy="1046480"/>
-                  <wp:effectExtent l="0" t="0" r="0" b="0"/>
-                  <wp:wrapNone/>
-                  <wp:docPr id="1968470152" name="Resim 1"/>
-                  <wp:cNvGraphicFramePr>
-                    <a:graphicFrameLocks xmlns:a="http://schemas.openxmlformats.org/drawingml/2006/main" noChangeAspect="1"/>
-                  </wp:cNvGraphicFramePr>
-                  <a:graphic xmlns:a="http://schemas.openxmlformats.org/drawingml/2006/main">
-                    <a:graphicData uri="http://schemas.openxmlformats.org/drawingml/2006/picture">
-                      <pic:pic xmlns:pic="http://schemas.openxmlformats.org/drawingml/2006/picture">
-                        <pic:nvPicPr>
-                          <pic:cNvPr id="1968470152" name="Resim 1968470152"/>
-                          <pic:cNvPicPr/>
-                        </pic:nvPicPr>
-                        <pic:blipFill>
-                          <a:blip r:embed="rId9" cstate="print">
-                            <a:extLst>
-                              <a:ext uri="{28A0092B-C50C-407E-A947-70E740481C1C}">
-                                <a14:useLocalDpi xmlns:a14="http://schemas.microsoft.com/office/drawing/2010/main" val="0"/>
-                              </a:ext>
-                            </a:extLst>
-                          </a:blip>
-                          <a:stretch>
-                            <a:fillRect/>
-                          </a:stretch>
-                        </pic:blipFill>
-                        <pic:spPr>
-                          <a:xfrm>
-                            <a:off x="0" y="0"/>
-                            <a:ext cx="1569720" cy="1046480"/>
-                          </a:xfrm>
-                          <a:prstGeom prst="rect">
-                            <a:avLst/>
-                          </a:prstGeom>
-                        </pic:spPr>
-                      </pic:pic>
-                    </a:graphicData>
-                  </a:graphic>
-                  <wp14:sizeRelH relativeFrom="page">
-                    <wp14:pctWidth>0</wp14:pctWidth>
-                  </wp14:sizeRelH>
-                  <wp14:sizeRelV relativeFrom="page">
-                    <wp14:pctHeight>0</wp14:pctHeight>
-                  </wp14:sizeRelV>
-                </wp:anchor>
-              </w:drawing>
-            </w:r>
-            <w:r>
-              <w:rPr>
-                <w:rFonts w:ascii="Calibri" w:eastAsia="Times New Roman" w:hAnsi="Calibri" w:cs="Calibri"/>
-                <w:noProof/>
-                <w:color w:val="000000"/>
-                <w:lang w:val="en-GB" w:eastAsia="en-GB"/>
-              </w:rPr>
               <w:t>Kalite Güvence Müdürü</w:t>
             </w:r>
           </w:p>
@@ -2861,7 +2798,7 @@
                 <w:szCs w:val="18"/>
                 <w:lang w:val="en-GB" w:eastAsia="en-GB"/>
               </w:rPr>
-              <w:t>ABDULLAH BAYDOGAN</w:t>
+              <w:t>ABDULLAH BAYDOĞAN</w:t>
             </w:r>
           </w:p>
         </w:tc>
@@ -3027,7 +2964,7 @@
               <w:bottom w:val="single" w:sz="4" w:space="0" w:color="auto"/>
               <w:right w:val="single" w:sz="4" w:space="0" w:color="auto"/>
             </w:tcBorders>
-            <w:vAlign w:val="bottom"/>
+            <w:vAlign w:val="center"/>
           </w:tcPr>
           <w:p>
             <w:pPr>
@@ -3039,6 +2976,43 @@
                 <w:lang w:val="en-GB" w:eastAsia="en-GB"/>
               </w:rPr>
             </w:pPr>
+            <w:r>
+              <w:drawing>
+                <wp:inline distT="0" distB="0" distL="0" distR="0">
+                  <wp:extent cx="659218" cy="566928"/>
+                  <wp:effectExtent l="0" t="0" r="0" b="0"/>
+                  <wp:docPr id="900102" name="Imza Ali Kaan Genc"/>
+                  <wp:cNvGraphicFramePr>
+                    <a:graphicFrameLocks xmlns:a="http://schemas.openxmlformats.org/drawingml/2006/main" noChangeAspect="1"/>
+                  </wp:cNvGraphicFramePr>
+                  <a:graphic xmlns:a="http://schemas.openxmlformats.org/drawingml/2006/main">
+                    <a:graphicData uri="http://schemas.openxmlformats.org/drawingml/2006/picture">
+                      <pic:pic xmlns:pic="http://schemas.openxmlformats.org/drawingml/2006/picture">
+                        <pic:nvPicPr>
+                          <pic:cNvPr id="900102" name="Imza Ali Kaan Genc"/>
+                          <pic:cNvPicPr/>
+                        </pic:nvPicPr>
+                        <pic:blipFill>
+                          <a:blip r:embed="sigAliKaan"/>
+                          <a:stretch>
+                            <a:fillRect/>
+                          </a:stretch>
+                        </pic:blipFill>
+                        <pic:spPr>
+                          <a:xfrm>
+                            <a:off x="0" y="0"/>
+                            <a:ext cx="659218" cy="566928"/>
+                          </a:xfrm>
+                          <a:prstGeom prst="rect">
+                            <a:avLst/>
+                          </a:prstGeom>
+                        </pic:spPr>
+                      </pic:pic>
+                    </a:graphicData>
+                  </a:graphic>
+                </wp:inline>
+              </w:drawing>
+            </w:r>
           </w:p>
         </w:tc>
         <w:tc>
@@ -3075,7 +3049,7 @@
               <w:bottom w:val="single" w:sz="4" w:space="0" w:color="auto"/>
               <w:right w:val="single" w:sz="4" w:space="0" w:color="auto"/>
             </w:tcBorders>
-            <w:vAlign w:val="bottom"/>
+            <w:vAlign w:val="center"/>
           </w:tcPr>
           <w:p>
             <w:pPr>
@@ -3087,6 +3061,43 @@
                 <w:lang w:val="en-GB" w:eastAsia="en-GB"/>
               </w:rPr>
             </w:pPr>
+            <w:r>
+              <w:drawing>
+                <wp:inline distT="0" distB="0" distL="0" distR="0">
+                  <wp:extent cx="850392" cy="566928"/>
+                  <wp:effectExtent l="0" t="0" r="0" b="0"/>
+                  <wp:docPr id="900104" name="Imza Abdullah Baydogan"/>
+                  <wp:cNvGraphicFramePr>
+                    <a:graphicFrameLocks xmlns:a="http://schemas.openxmlformats.org/drawingml/2006/main" noChangeAspect="1"/>
+                  </wp:cNvGraphicFramePr>
+                  <a:graphic xmlns:a="http://schemas.openxmlformats.org/drawingml/2006/main">
+                    <a:graphicData uri="http://schemas.openxmlformats.org/drawingml/2006/picture">
+                      <pic:pic xmlns:pic="http://schemas.openxmlformats.org/drawingml/2006/picture">
+                        <pic:nvPicPr>
+                          <pic:cNvPr id="900104" name="Imza Abdullah Baydogan"/>
+                          <pic:cNvPicPr/>
+                        </pic:nvPicPr>
+                        <pic:blipFill>
+                          <a:blip r:embed="rId9"/>
+                          <a:stretch>
+                            <a:fillRect/>
+                          </a:stretch>
+                        </pic:blipFill>
+                        <pic:spPr>
+                          <a:xfrm>
+                            <a:off x="0" y="0"/>
+                            <a:ext cx="850392" cy="566928"/>
+                          </a:xfrm>
+                          <a:prstGeom prst="rect">
+                            <a:avLst/>
+                          </a:prstGeom>
+                        </pic:spPr>
+                      </pic:pic>
+                    </a:graphicData>
+                  </a:graphic>
+                </wp:inline>
+              </w:drawing>
+            </w:r>
           </w:p>
         </w:tc>
         <w:tc>
@@ -3123,7 +3134,7 @@
               <w:bottom w:val="single" w:sz="4" w:space="0" w:color="auto"/>
               <w:right w:val="single" w:sz="4" w:space="0" w:color="auto"/>
             </w:tcBorders>
-            <w:vAlign w:val="bottom"/>
+            <w:vAlign w:val="center"/>
           </w:tcPr>
           <w:p>
             <w:pPr>
@@ -3135,6 +3146,43 @@
                 <w:lang w:val="en-GB" w:eastAsia="en-GB"/>
               </w:rPr>
             </w:pPr>
+            <w:r>
+              <w:drawing>
+                <wp:inline distT="0" distB="0" distL="0" distR="0">
+                  <wp:extent cx="944879" cy="566928"/>
+                  <wp:effectExtent l="0" t="0" r="0" b="0"/>
+                  <wp:docPr id="900106" name="Imza Fatih Salbars"/>
+                  <wp:cNvGraphicFramePr>
+                    <a:graphicFrameLocks xmlns:a="http://schemas.openxmlformats.org/drawingml/2006/main" noChangeAspect="1"/>
+                  </wp:cNvGraphicFramePr>
+                  <a:graphic xmlns:a="http://schemas.openxmlformats.org/drawingml/2006/main">
+                    <a:graphicData uri="http://schemas.openxmlformats.org/drawingml/2006/picture">
+                      <pic:pic xmlns:pic="http://schemas.openxmlformats.org/drawingml/2006/picture">
+                        <pic:nvPicPr>
+                          <pic:cNvPr id="900106" name="Imza Fatih Salbars"/>
+                          <pic:cNvPicPr/>
+                        </pic:nvPicPr>
+                        <pic:blipFill>
+                          <a:blip r:embed="sigFatih"/>
+                          <a:stretch>
+                            <a:fillRect/>
+                          </a:stretch>
+                        </pic:blipFill>
+                        <pic:spPr>
+                          <a:xfrm>
+                            <a:off x="0" y="0"/>
+                            <a:ext cx="944879" cy="566928"/>
+                          </a:xfrm>
+                          <a:prstGeom prst="rect">
+                            <a:avLst/>
+                          </a:prstGeom>
+                        </pic:spPr>
+                      </pic:pic>
+                    </a:graphicData>
+                  </a:graphic>
+                </wp:inline>
+              </w:drawing>
+            </w:r>
           </w:p>
         </w:tc>
       </w:tr>

--- a/prosedurler/EMS.LB.PRO.09.01. Fabric and Product Testing Procedure.docx
+++ b/prosedurler/EMS.LB.PRO.09.01. Fabric and Product Testing Procedure.docx
@@ -32,7 +32,7 @@
           <w:sz w:val="24"/>
           <w:szCs w:val="24"/>
         </w:rPr>
-        <w:t xml:space="preserve">This procedure defines how samples of yarn, fabric, accessories and finished garments are received, tested, evaluated and reported in the laboratory of Eroglu Knitting (EMS), so that only materials and products that meet customer and internal requirements are used and shipped.</w:t>
+        <w:t xml:space="preserve">This procedure defines how samples of yarn, fabric, accessories and finished garments are received, tested, evaluated and reported in the laboratory of Eroglu Knitting (EMS), so that only materials and products that meet customer and internal requirements are used and shipped. It also defines sampling and registration, the physical, colour fastness and colour work tests, the approval of results and the lot decision, equipment calibration and the handling of failed results, in line with ISO 9001:2015 clause 7.1.5 and the principles of ISO/IEC 17025.</w:t>
       </w:r>
     </w:p>
     <w:p>
@@ -73,7 +73,7 @@
           <w:sz w:val="24"/>
           <w:szCs w:val="24"/>
         </w:rPr>
-        <w:t xml:space="preserve">This procedure covers all in-house physical, colour fastness and basic chemical tests, and the sending of samples to external accredited laboratories for tests that cannot be done in-house (for example RSL and certification tests).</w:t>
+        <w:t xml:space="preserve">This procedure covers all in-house physical, colour fastness and basic chemical tests, colour work (lab dip and ΔE measurement), and the sending of samples to external accredited laboratories for tests that cannot be done in-house (for example RSL and certification tests). It applies to incoming, in-process and final products of all orders.</w:t>
       </w:r>
     </w:p>
     <w:p>
@@ -132,7 +132,7 @@
           <w:sz w:val="24"/>
           <w:szCs w:val="24"/>
         </w:rPr>
-        <w:t xml:space="preserve"> Defines the test plan for each material and order, approves test reports and decides on borderline results together with Quality Assurance.</w:t>
+        <w:t xml:space="preserve"> Defines the test plan for each material and order, approves test reports and decides on borderline results together with Quality Assurance. Ensures that equipment is calibrated and that technicians are competent.</w:t>
       </w:r>
     </w:p>
     <w:p>
@@ -200,7 +200,7 @@
           <w:sz w:val="24"/>
           <w:szCs w:val="24"/>
         </w:rPr>
-        <w:t xml:space="preserve"> Send correctly labelled samples with a test request form.</w:t>
+        <w:t xml:space="preserve"> Send correctly labelled, representative samples with a test request form.</w:t>
       </w:r>
     </w:p>
     <w:p>
@@ -234,23 +234,24 @@
           <w:sz w:val="24"/>
           <w:szCs w:val="24"/>
         </w:rPr>
-        <w:t xml:space="preserve"> Decides on the disposition of failed materials and follows corrective actions.</w:t>
-      </w:r>
-    </w:p>
-    <w:p>
-      <w:pPr>
-        <w:pStyle w:val="ListeParagraf"/>
-        <w:spacing w:after="80"/>
-        <w:ind w:left="709" w:right="0"/>
-        <w:jc w:val="both"/>
-      </w:pPr>
-    </w:p>
-    <w:p>
-      <w:pPr>
-        <w:pStyle w:val="ListeParagraf"/>
-        <w:spacing w:before="120" w:after="60"/>
-        <w:ind w:left="709" w:right="0"/>
-      </w:pPr>
+        <w:t xml:space="preserve"> Makes the lot decision (accept, reject, rework) according to the test results, decides on the disposition of failed materials and follows corrective actions.</w:t>
+      </w:r>
+    </w:p>
+    <w:p>
+      <w:pPr>
+        <w:pStyle w:val="ListeParagraf"/>
+        <w:spacing w:after="80"/>
+        <w:ind w:left="709" w:right="0"/>
+        <w:jc w:val="both"/>
+      </w:pPr>
+      <w:r>
+        <w:rPr>
+          <w:rFonts w:ascii="Calibri" w:hAnsi="Calibri" w:cs="Arial"/>
+          <w:sz w:val="24"/>
+          <w:szCs w:val="24"/>
+        </w:rPr>
+        <w:t xml:space="preserve">• </w:t>
+      </w:r>
       <w:r>
         <w:rPr>
           <w:rFonts w:ascii="Calibri" w:hAnsi="Calibri" w:cs="Arial"/>
@@ -259,7 +260,15 @@
           <w:sz w:val="24"/>
           <w:szCs w:val="24"/>
         </w:rPr>
-        <w:t xml:space="preserve">DEFINITIONS</w:t>
+        <w:t xml:space="preserve">Environment and OHS Specialist:</w:t>
+      </w:r>
+      <w:r>
+        <w:rPr>
+          <w:rFonts w:ascii="Calibri" w:hAnsi="Calibri" w:cs="Arial"/>
+          <w:sz w:val="24"/>
+          <w:szCs w:val="24"/>
+        </w:rPr>
+        <w:t xml:space="preserve"> Checks the safe use of laboratory chemicals and the disposal of test waste.</w:t>
       </w:r>
     </w:p>
     <w:p>
@@ -285,32 +294,31 @@
           <w:sz w:val="24"/>
           <w:szCs w:val="24"/>
         </w:rPr>
-        <w:t xml:space="preserve">Test Request Form:</w:t>
-      </w:r>
-      <w:r>
-        <w:rPr>
-          <w:rFonts w:ascii="Calibri" w:hAnsi="Calibri" w:cs="Arial"/>
-          <w:sz w:val="24"/>
-          <w:szCs w:val="24"/>
-        </w:rPr>
-        <w:t xml:space="preserve"> The form or system record that states the sample identity, order, customer and the tests required.</w:t>
-      </w:r>
-    </w:p>
-    <w:p>
-      <w:pPr>
-        <w:pStyle w:val="ListeParagraf"/>
-        <w:spacing w:after="80"/>
-        <w:ind w:left="709" w:right="0"/>
-        <w:jc w:val="both"/>
-      </w:pPr>
-      <w:r>
-        <w:rPr>
-          <w:rFonts w:ascii="Calibri" w:hAnsi="Calibri" w:cs="Arial"/>
-          <w:sz w:val="24"/>
-          <w:szCs w:val="24"/>
-        </w:rPr>
-        <w:t xml:space="preserve">• </w:t>
-      </w:r>
+        <w:t xml:space="preserve">Maintenance:</w:t>
+      </w:r>
+      <w:r>
+        <w:rPr>
+          <w:rFonts w:ascii="Calibri" w:hAnsi="Calibri" w:cs="Arial"/>
+          <w:sz w:val="24"/>
+          <w:szCs w:val="24"/>
+        </w:rPr>
+        <w:t xml:space="preserve"> Repairs laboratory equipment and supports calibration when notified.</w:t>
+      </w:r>
+    </w:p>
+    <w:p>
+      <w:pPr>
+        <w:pStyle w:val="ListeParagraf"/>
+        <w:spacing w:after="80"/>
+        <w:ind w:left="709" w:right="0"/>
+        <w:jc w:val="both"/>
+      </w:pPr>
+    </w:p>
+    <w:p>
+      <w:pPr>
+        <w:pStyle w:val="ListeParagraf"/>
+        <w:spacing w:before="120" w:after="60"/>
+        <w:ind w:left="709" w:right="0"/>
+      </w:pPr>
       <w:r>
         <w:rPr>
           <w:rFonts w:ascii="Calibri" w:hAnsi="Calibri" w:cs="Arial"/>
@@ -319,15 +327,7 @@
           <w:sz w:val="24"/>
           <w:szCs w:val="24"/>
         </w:rPr>
-        <w:t xml:space="preserve">Conditioning:</w:t>
-      </w:r>
-      <w:r>
-        <w:rPr>
-          <w:rFonts w:ascii="Calibri" w:hAnsi="Calibri" w:cs="Arial"/>
-          <w:sz w:val="24"/>
-          <w:szCs w:val="24"/>
-        </w:rPr>
-        <w:t xml:space="preserve"> Keeping samples in the standard atmosphere (20 ± 2 °C, 65 ± 4 % relative humidity) before physical testing.</w:t>
+        <w:t xml:space="preserve">DEFINITIONS</w:t>
       </w:r>
     </w:p>
     <w:p>
@@ -353,6 +353,74 @@
           <w:sz w:val="24"/>
           <w:szCs w:val="24"/>
         </w:rPr>
+        <w:t xml:space="preserve">Test Request Form:</w:t>
+      </w:r>
+      <w:r>
+        <w:rPr>
+          <w:rFonts w:ascii="Calibri" w:hAnsi="Calibri" w:cs="Arial"/>
+          <w:sz w:val="24"/>
+          <w:szCs w:val="24"/>
+        </w:rPr>
+        <w:t xml:space="preserve"> The form or system record that states the sample identity, order, customer and the tests required.</w:t>
+      </w:r>
+    </w:p>
+    <w:p>
+      <w:pPr>
+        <w:pStyle w:val="ListeParagraf"/>
+        <w:spacing w:after="80"/>
+        <w:ind w:left="709" w:right="0"/>
+        <w:jc w:val="both"/>
+      </w:pPr>
+      <w:r>
+        <w:rPr>
+          <w:rFonts w:ascii="Calibri" w:hAnsi="Calibri" w:cs="Arial"/>
+          <w:sz w:val="24"/>
+          <w:szCs w:val="24"/>
+        </w:rPr>
+        <w:t xml:space="preserve">• </w:t>
+      </w:r>
+      <w:r>
+        <w:rPr>
+          <w:rFonts w:ascii="Calibri" w:hAnsi="Calibri" w:cs="Arial"/>
+          <w:b/>
+          <w:bCs/>
+          <w:sz w:val="24"/>
+          <w:szCs w:val="24"/>
+        </w:rPr>
+        <w:t xml:space="preserve">Conditioning:</w:t>
+      </w:r>
+      <w:r>
+        <w:rPr>
+          <w:rFonts w:ascii="Calibri" w:hAnsi="Calibri" w:cs="Arial"/>
+          <w:sz w:val="24"/>
+          <w:szCs w:val="24"/>
+        </w:rPr>
+        <w:t xml:space="preserve"> Keeping samples in the standard atmosphere (20 ± 2 °C, 65 ± 4 % relative humidity) before physical testing (ISO 139).</w:t>
+      </w:r>
+    </w:p>
+    <w:p>
+      <w:pPr>
+        <w:pStyle w:val="ListeParagraf"/>
+        <w:spacing w:after="80"/>
+        <w:ind w:left="709" w:right="0"/>
+        <w:jc w:val="both"/>
+      </w:pPr>
+      <w:r>
+        <w:rPr>
+          <w:rFonts w:ascii="Calibri" w:hAnsi="Calibri" w:cs="Arial"/>
+          <w:sz w:val="24"/>
+          <w:szCs w:val="24"/>
+        </w:rPr>
+        <w:t xml:space="preserve">• </w:t>
+      </w:r>
+      <w:r>
+        <w:rPr>
+          <w:rFonts w:ascii="Calibri" w:hAnsi="Calibri" w:cs="Arial"/>
+          <w:b/>
+          <w:bCs/>
+          <w:sz w:val="24"/>
+          <w:szCs w:val="24"/>
+        </w:rPr>
         <w:t xml:space="preserve">Pass/Fail Criteria:</w:t>
       </w:r>
       <w:r>
@@ -362,6 +430,176 @@
           <w:szCs w:val="24"/>
         </w:rPr>
         <w:t xml:space="preserve"> The limits given in the customer manual or, if not given, in the EMS internal quality standards.</w:t>
+      </w:r>
+    </w:p>
+    <w:p>
+      <w:pPr>
+        <w:pStyle w:val="ListeParagraf"/>
+        <w:spacing w:after="80"/>
+        <w:ind w:left="709" w:right="0"/>
+        <w:jc w:val="both"/>
+      </w:pPr>
+      <w:r>
+        <w:rPr>
+          <w:rFonts w:ascii="Calibri" w:hAnsi="Calibri" w:cs="Arial"/>
+          <w:sz w:val="24"/>
+          <w:szCs w:val="24"/>
+        </w:rPr>
+        <w:t xml:space="preserve">• </w:t>
+      </w:r>
+      <w:r>
+        <w:rPr>
+          <w:rFonts w:ascii="Calibri" w:hAnsi="Calibri" w:cs="Arial"/>
+          <w:b/>
+          <w:bCs/>
+          <w:sz w:val="24"/>
+          <w:szCs w:val="24"/>
+        </w:rPr>
+        <w:t xml:space="preserve">ΔE:</w:t>
+      </w:r>
+      <w:r>
+        <w:rPr>
+          <w:rFonts w:ascii="Calibri" w:hAnsi="Calibri" w:cs="Arial"/>
+          <w:sz w:val="24"/>
+          <w:szCs w:val="24"/>
+        </w:rPr>
+        <w:t xml:space="preserve"> The numerical value of the colour difference between two colours measured with a spectrophotometer.</w:t>
+      </w:r>
+    </w:p>
+    <w:p>
+      <w:pPr>
+        <w:pStyle w:val="ListeParagraf"/>
+        <w:spacing w:after="80"/>
+        <w:ind w:left="709" w:right="0"/>
+        <w:jc w:val="both"/>
+      </w:pPr>
+      <w:r>
+        <w:rPr>
+          <w:rFonts w:ascii="Calibri" w:hAnsi="Calibri" w:cs="Arial"/>
+          <w:sz w:val="24"/>
+          <w:szCs w:val="24"/>
+        </w:rPr>
+        <w:t xml:space="preserve">• </w:t>
+      </w:r>
+      <w:r>
+        <w:rPr>
+          <w:rFonts w:ascii="Calibri" w:hAnsi="Calibri" w:cs="Arial"/>
+          <w:b/>
+          <w:bCs/>
+          <w:sz w:val="24"/>
+          <w:szCs w:val="24"/>
+        </w:rPr>
+        <w:t xml:space="preserve">Colour Fastness:</w:t>
+      </w:r>
+      <w:r>
+        <w:rPr>
+          <w:rFonts w:ascii="Calibri" w:hAnsi="Calibri" w:cs="Arial"/>
+          <w:sz w:val="24"/>
+          <w:szCs w:val="24"/>
+        </w:rPr>
+        <w:t xml:space="preserve"> The resistance of the colour of a dyed product to washing, rubbing, perspiration, light and other effects, graded with the grey scale (ISO 105 series).</w:t>
+      </w:r>
+    </w:p>
+    <w:p>
+      <w:pPr>
+        <w:pStyle w:val="ListeParagraf"/>
+        <w:spacing w:after="80"/>
+        <w:ind w:left="709" w:right="0"/>
+        <w:jc w:val="both"/>
+      </w:pPr>
+      <w:r>
+        <w:rPr>
+          <w:rFonts w:ascii="Calibri" w:hAnsi="Calibri" w:cs="Arial"/>
+          <w:sz w:val="24"/>
+          <w:szCs w:val="24"/>
+        </w:rPr>
+        <w:t xml:space="preserve">• </w:t>
+      </w:r>
+      <w:r>
+        <w:rPr>
+          <w:rFonts w:ascii="Calibri" w:hAnsi="Calibri" w:cs="Arial"/>
+          <w:b/>
+          <w:bCs/>
+          <w:sz w:val="24"/>
+          <w:szCs w:val="24"/>
+        </w:rPr>
+        <w:t xml:space="preserve">Lab Dip:</w:t>
+      </w:r>
+      <w:r>
+        <w:rPr>
+          <w:rFonts w:ascii="Calibri" w:hAnsi="Calibri" w:cs="Arial"/>
+          <w:sz w:val="24"/>
+          <w:szCs w:val="24"/>
+        </w:rPr>
+        <w:t xml:space="preserve"> A small laboratory dyeing prepared to match the customer’s colour reference before bulk dyeing.</w:t>
+      </w:r>
+    </w:p>
+    <w:p>
+      <w:pPr>
+        <w:pStyle w:val="ListeParagraf"/>
+        <w:spacing w:after="80"/>
+        <w:ind w:left="709" w:right="0"/>
+        <w:jc w:val="both"/>
+      </w:pPr>
+      <w:r>
+        <w:rPr>
+          <w:rFonts w:ascii="Calibri" w:hAnsi="Calibri" w:cs="Arial"/>
+          <w:sz w:val="24"/>
+          <w:szCs w:val="24"/>
+        </w:rPr>
+        <w:t xml:space="preserve">• </w:t>
+      </w:r>
+      <w:r>
+        <w:rPr>
+          <w:rFonts w:ascii="Calibri" w:hAnsi="Calibri" w:cs="Arial"/>
+          <w:b/>
+          <w:bCs/>
+          <w:sz w:val="24"/>
+          <w:szCs w:val="24"/>
+        </w:rPr>
+        <w:t xml:space="preserve">Calibration:</w:t>
+      </w:r>
+      <w:r>
+        <w:rPr>
+          <w:rFonts w:ascii="Calibri" w:hAnsi="Calibri" w:cs="Arial"/>
+          <w:sz w:val="24"/>
+          <w:szCs w:val="24"/>
+        </w:rPr>
+        <w:t xml:space="preserve"> Verification of the accuracy of an instrument against a traceable standard.</w:t>
+      </w:r>
+    </w:p>
+    <w:p>
+      <w:pPr>
+        <w:pStyle w:val="ListeParagraf"/>
+        <w:spacing w:after="80"/>
+        <w:ind w:left="709" w:right="0"/>
+        <w:jc w:val="both"/>
+      </w:pPr>
+      <w:r>
+        <w:rPr>
+          <w:rFonts w:ascii="Calibri" w:hAnsi="Calibri" w:cs="Arial"/>
+          <w:sz w:val="24"/>
+          <w:szCs w:val="24"/>
+        </w:rPr>
+        <w:t xml:space="preserve">• </w:t>
+      </w:r>
+      <w:r>
+        <w:rPr>
+          <w:rFonts w:ascii="Calibri" w:hAnsi="Calibri" w:cs="Arial"/>
+          <w:b/>
+          <w:bCs/>
+          <w:sz w:val="24"/>
+          <w:szCs w:val="24"/>
+        </w:rPr>
+        <w:t xml:space="preserve">Lot Decision:</w:t>
+      </w:r>
+      <w:r>
+        <w:rPr>
+          <w:rFonts w:ascii="Calibri" w:hAnsi="Calibri" w:cs="Arial"/>
+          <w:sz w:val="24"/>
+          <w:szCs w:val="24"/>
+        </w:rPr>
+        <w:t xml:space="preserve"> The accept, reject or rework decision on a lot, based on the test results.</w:t>
       </w:r>
     </w:p>
     <w:p>
@@ -502,6 +740,22 @@
         <w:ind w:left="709" w:right="0"/>
         <w:jc w:val="both"/>
       </w:pPr>
+      <w:r>
+        <w:rPr>
+          <w:rFonts w:ascii="Calibri" w:hAnsi="Calibri" w:cs="Arial"/>
+          <w:sz w:val="24"/>
+          <w:szCs w:val="24"/>
+        </w:rPr>
+        <w:t xml:space="preserve">1.3. The test plan states for each test the method (for example ISO, AATCC or ASTM), the sampling quantity, the frequency, the pass/fail criteria and the report due time; limits are taken from the customer specification and company policy.</w:t>
+      </w:r>
+    </w:p>
+    <w:p>
+      <w:pPr>
+        <w:pStyle w:val="ListeParagraf"/>
+        <w:spacing w:after="80"/>
+        <w:ind w:left="709" w:right="0"/>
+        <w:jc w:val="both"/>
+      </w:pPr>
     </w:p>
     <w:p>
       <w:pPr>
@@ -575,6 +829,38 @@
         <w:ind w:left="709" w:right="0"/>
         <w:jc w:val="both"/>
       </w:pPr>
+      <w:r>
+        <w:rPr>
+          <w:rFonts w:ascii="Calibri" w:hAnsi="Calibri" w:cs="Arial"/>
+          <w:sz w:val="24"/>
+          <w:szCs w:val="24"/>
+        </w:rPr>
+        <w:t xml:space="preserve">2.4. Samples are taken according to the sampling instruction (TLM-LAB-01) so that they represent the lot; the lot number, date and name of the person who took the sample are written on the label and in the sample registration form (FRM-LAB-01).</w:t>
+      </w:r>
+    </w:p>
+    <w:p>
+      <w:pPr>
+        <w:pStyle w:val="ListeParagraf"/>
+        <w:spacing w:after="80"/>
+        <w:ind w:left="709" w:right="0"/>
+        <w:jc w:val="both"/>
+      </w:pPr>
+      <w:r>
+        <w:rPr>
+          <w:rFonts w:ascii="Calibri" w:hAnsi="Calibri" w:cs="Arial"/>
+          <w:sz w:val="24"/>
+          <w:szCs w:val="24"/>
+        </w:rPr>
+        <w:t xml:space="preserve">2.5. Samples are kept until the testing is finished and are stored in a way that avoids contamination, light, moisture and mix-up.</w:t>
+      </w:r>
+    </w:p>
+    <w:p>
+      <w:pPr>
+        <w:pStyle w:val="ListeParagraf"/>
+        <w:spacing w:after="80"/>
+        <w:ind w:left="709" w:right="0"/>
+        <w:jc w:val="both"/>
+      </w:pPr>
     </w:p>
     <w:p>
       <w:pPr>
@@ -664,6 +950,70 @@
         <w:ind w:left="709" w:right="0"/>
         <w:jc w:val="both"/>
       </w:pPr>
+      <w:r>
+        <w:rPr>
+          <w:rFonts w:ascii="Calibri" w:hAnsi="Calibri" w:cs="Arial"/>
+          <w:sz w:val="24"/>
+          <w:szCs w:val="24"/>
+        </w:rPr>
+        <w:t xml:space="preserve">3.5. Physical tests include weight (GSM), dimensional change after washing, bursting and tensile strength, pilling, spirality and seam strength, using conditioned samples (TLM-LAB-02, TLM-LAB-03); the results are recorded in the fabric test result form (EMS.QA.FRM.01.02) and, when needed, in the test report (EMS.QA.FRM.07.11).</w:t>
+      </w:r>
+    </w:p>
+    <w:p>
+      <w:pPr>
+        <w:pStyle w:val="ListeParagraf"/>
+        <w:spacing w:after="80"/>
+        <w:ind w:left="709" w:right="0"/>
+        <w:jc w:val="both"/>
+      </w:pPr>
+      <w:r>
+        <w:rPr>
+          <w:rFonts w:ascii="Calibri" w:hAnsi="Calibri" w:cs="Arial"/>
+          <w:sz w:val="24"/>
+          <w:szCs w:val="24"/>
+        </w:rPr>
+        <w:t xml:space="preserve">3.6. Lab dip work follows the customer colour reference; the colour difference is measured with the spectrophotometer as ΔE under the agreed light source and the conditions are recorded (TLM-LAB-05); the work is recorded in the laboratory colour work form (EMS.QA.FRM.07.16) and the approved colour is added to the colour archive card (EMS.QA.KRT.07.01).</w:t>
+      </w:r>
+    </w:p>
+    <w:p>
+      <w:pPr>
+        <w:pStyle w:val="ListeParagraf"/>
+        <w:spacing w:after="80"/>
+        <w:ind w:left="709" w:right="0"/>
+        <w:jc w:val="both"/>
+      </w:pPr>
+      <w:r>
+        <w:rPr>
+          <w:rFonts w:ascii="Calibri" w:hAnsi="Calibri" w:cs="Arial"/>
+          <w:sz w:val="24"/>
+          <w:szCs w:val="24"/>
+        </w:rPr>
+        <w:t xml:space="preserve">3.7. Colour fastness to washing, rubbing (dry and wet), perspiration and light is tested according to the relevant ISO 105 method (TLM-LAB-04) and graded with the grey scale; the result is compared with the customer requirement.</w:t>
+      </w:r>
+    </w:p>
+    <w:p>
+      <w:pPr>
+        <w:pStyle w:val="ListeParagraf"/>
+        <w:spacing w:after="80"/>
+        <w:ind w:left="709" w:right="0"/>
+        <w:jc w:val="both"/>
+      </w:pPr>
+      <w:r>
+        <w:rPr>
+          <w:rFonts w:ascii="Calibri" w:hAnsi="Calibri" w:cs="Arial"/>
+          <w:sz w:val="24"/>
+          <w:szCs w:val="24"/>
+        </w:rPr>
+        <w:t xml:space="preserve">3.8. A test is repeated by another technician or with another instrument when a result is doubtful.</w:t>
+      </w:r>
+    </w:p>
+    <w:p>
+      <w:pPr>
+        <w:pStyle w:val="ListeParagraf"/>
+        <w:spacing w:after="80"/>
+        <w:ind w:left="709" w:right="0"/>
+        <w:jc w:val="both"/>
+      </w:pPr>
     </w:p>
     <w:p>
       <w:pPr>
@@ -753,6 +1103,38 @@
         <w:ind w:left="709" w:right="0"/>
         <w:jc w:val="both"/>
       </w:pPr>
+      <w:r>
+        <w:rPr>
+          <w:rFonts w:ascii="Calibri" w:hAnsi="Calibri" w:cs="Arial"/>
+          <w:sz w:val="24"/>
+          <w:szCs w:val="24"/>
+        </w:rPr>
+        <w:t xml:space="preserve">4.5. The test result is evaluated against the acceptance criteria (TLM-LAB-07), and the lot decision (accept, reject, rework) is made by Quality Assurance and recorded in the lot decision form (FRM-LAB-04); only a lot with an “Accepted” decision moves to the next process.</w:t>
+      </w:r>
+    </w:p>
+    <w:p>
+      <w:pPr>
+        <w:pStyle w:val="ListeParagraf"/>
+        <w:spacing w:after="80"/>
+        <w:ind w:left="709" w:right="0"/>
+        <w:jc w:val="both"/>
+      </w:pPr>
+      <w:r>
+        <w:rPr>
+          <w:rFonts w:ascii="Calibri" w:hAnsi="Calibri" w:cs="Arial"/>
+          <w:sz w:val="24"/>
+          <w:szCs w:val="24"/>
+        </w:rPr>
+        <w:t xml:space="preserve">4.6. Test reports are issued with the sample identity, method, results, date and the names of the technician and approver, and are sent to the requesting department and, when required, to the customer.</w:t>
+      </w:r>
+    </w:p>
+    <w:p>
+      <w:pPr>
+        <w:pStyle w:val="ListeParagraf"/>
+        <w:spacing w:after="80"/>
+        <w:ind w:left="709" w:right="0"/>
+        <w:jc w:val="both"/>
+      </w:pPr>
     </w:p>
     <w:p>
       <w:pPr>
@@ -801,6 +1183,22 @@
           <w:szCs w:val="24"/>
         </w:rPr>
         <w:t xml:space="preserve">5.2. External reports are checked by the laboratory, recorded and shared with Quality Assurance and Merchandising before shipment.</w:t>
+      </w:r>
+    </w:p>
+    <w:p>
+      <w:pPr>
+        <w:pStyle w:val="ListeParagraf"/>
+        <w:spacing w:after="80"/>
+        <w:ind w:left="709" w:right="0"/>
+        <w:jc w:val="both"/>
+      </w:pPr>
+      <w:r>
+        <w:rPr>
+          <w:rFonts w:ascii="Calibri" w:hAnsi="Calibri" w:cs="Arial"/>
+          <w:sz w:val="24"/>
+          <w:szCs w:val="24"/>
+        </w:rPr>
+        <w:t xml:space="preserve">5.3. The accreditation scope (ISO/IEC 17025) of the external laboratory is checked for the requested tests, and the shipment of samples and the receipt of reports are tracked in the sample register.</w:t>
       </w:r>
     </w:p>
     <w:p>
@@ -895,7 +1293,7 @@
           <w:sz w:val="24"/>
           <w:szCs w:val="24"/>
         </w:rPr>
-        <w:t xml:space="preserve">On-time completion rate of test reports (%),</w:t>
+        <w:t xml:space="preserve">On-time completion rate of test reports (%) with a turnaround target of 48 hours or less,</w:t>
       </w:r>
     </w:p>
     <w:p>
@@ -914,32 +1312,7 @@
           <w:sz w:val="24"/>
           <w:szCs w:val="24"/>
         </w:rPr>
-        <w:t xml:space="preserve">Number of customer complaints related to tested properties.</w:t>
-      </w:r>
-    </w:p>
-    <w:p>
-      <w:pPr>
-        <w:pStyle w:val="ListeParagraf"/>
-        <w:spacing w:after="80"/>
-        <w:ind w:left="709" w:right="0"/>
-        <w:jc w:val="both"/>
-      </w:pPr>
-    </w:p>
-    <w:p>
-      <w:pPr>
-        <w:pStyle w:val="ListeParagraf"/>
-        <w:spacing w:before="120" w:after="60"/>
-        <w:ind w:left="709" w:right="0"/>
-      </w:pPr>
-      <w:r>
-        <w:rPr>
-          <w:rFonts w:ascii="Calibri" w:hAnsi="Calibri" w:cs="Arial"/>
-          <w:b/>
-          <w:bCs/>
-          <w:sz w:val="24"/>
-          <w:szCs w:val="24"/>
-        </w:rPr>
-        <w:t xml:space="preserve">7. RELATED DOCUMENTS AND RECORDS</w:t>
+        <w:t xml:space="preserve">Number of customer complaints related to tested properties,</w:t>
       </w:r>
     </w:p>
     <w:p>
@@ -958,7 +1331,7 @@
           <w:sz w:val="24"/>
           <w:szCs w:val="24"/>
         </w:rPr>
-        <w:t xml:space="preserve">Test Request Forms and Laboratory Sample Register</w:t>
+        <w:t xml:space="preserve">Number of tests made with out-of-calibration equipment (target 0),</w:t>
       </w:r>
     </w:p>
     <w:p>
@@ -977,7 +1350,210 @@
           <w:sz w:val="24"/>
           <w:szCs w:val="24"/>
         </w:rPr>
-        <w:t xml:space="preserve">Order Test Plans and Customer Testing Manuals</w:t>
+        <w:t xml:space="preserve">Repeat test rate (target 3% or less).</w:t>
+      </w:r>
+    </w:p>
+    <w:p>
+      <w:pPr>
+        <w:pStyle w:val="ListeParagraf"/>
+        <w:spacing w:after="80"/>
+        <w:ind w:left="709" w:right="0"/>
+        <w:jc w:val="both"/>
+      </w:pPr>
+    </w:p>
+    <w:p>
+      <w:pPr>
+        <w:pStyle w:val="ListeParagraf"/>
+        <w:spacing w:before="120" w:after="60"/>
+        <w:ind w:left="709" w:right="0"/>
+      </w:pPr>
+      <w:r>
+        <w:rPr>
+          <w:rFonts w:ascii="Calibri" w:hAnsi="Calibri" w:cs="Arial"/>
+          <w:b/>
+          <w:bCs/>
+          <w:sz w:val="24"/>
+          <w:szCs w:val="24"/>
+        </w:rPr>
+        <w:t xml:space="preserve">7. EQUIPMENT CALIBRATION, ENVIRONMENT AND SAFETY</w:t>
+      </w:r>
+    </w:p>
+    <w:p>
+      <w:pPr>
+        <w:pStyle w:val="ListeParagraf"/>
+        <w:spacing w:after="80"/>
+        <w:ind w:left="709" w:right="0"/>
+        <w:jc w:val="both"/>
+      </w:pPr>
+      <w:r>
+        <w:rPr>
+          <w:rFonts w:ascii="Calibri" w:hAnsi="Calibri" w:cs="Arial"/>
+          <w:sz w:val="24"/>
+          <w:szCs w:val="24"/>
+        </w:rPr>
+        <w:t xml:space="preserve">7.1. All test instruments are listed in the equipment inventory, labelled with the calibration status and calibrated according to the calibration plan by an accredited provider or by internal reference standards, as stated in EMS.LB.PRO.09.02.</w:t>
+      </w:r>
+    </w:p>
+    <w:p>
+      <w:pPr>
+        <w:pStyle w:val="ListeParagraf"/>
+        <w:spacing w:after="80"/>
+        <w:ind w:left="709" w:right="0"/>
+        <w:jc w:val="both"/>
+      </w:pPr>
+      <w:r>
+        <w:rPr>
+          <w:rFonts w:ascii="Calibri" w:hAnsi="Calibri" w:cs="Arial"/>
+          <w:sz w:val="24"/>
+          <w:szCs w:val="24"/>
+        </w:rPr>
+        <w:t xml:space="preserve">7.2. An instrument that is overdue for calibration, damaged or giving doubtful results is labelled “Out of Service”; no test is done with it, and the tests made since the last valid calibration are reviewed.</w:t>
+      </w:r>
+    </w:p>
+    <w:p>
+      <w:pPr>
+        <w:pStyle w:val="ListeParagraf"/>
+        <w:spacing w:after="80"/>
+        <w:ind w:left="709" w:right="0"/>
+        <w:jc w:val="both"/>
+      </w:pPr>
+      <w:r>
+        <w:rPr>
+          <w:rFonts w:ascii="Calibri" w:hAnsi="Calibri" w:cs="Arial"/>
+          <w:sz w:val="24"/>
+          <w:szCs w:val="24"/>
+        </w:rPr>
+        <w:t xml:space="preserve">7.3. The temperature and humidity of the conditioning room and the light cabinet lamps are checked and recorded daily.</w:t>
+      </w:r>
+    </w:p>
+    <w:p>
+      <w:pPr>
+        <w:pStyle w:val="ListeParagraf"/>
+        <w:spacing w:after="80"/>
+        <w:ind w:left="709" w:right="0"/>
+        <w:jc w:val="both"/>
+      </w:pPr>
+      <w:r>
+        <w:rPr>
+          <w:rFonts w:ascii="Calibri" w:hAnsi="Calibri" w:cs="Arial"/>
+          <w:sz w:val="24"/>
+          <w:szCs w:val="24"/>
+        </w:rPr>
+        <w:t xml:space="preserve">7.4. Chemical waste from tests is collected in separate containers and disposed of according to the waste management procedure; eye wash, fume hood and spill kit are checked periodically.</w:t>
+      </w:r>
+    </w:p>
+    <w:p>
+      <w:pPr>
+        <w:pStyle w:val="ListeParagraf"/>
+        <w:spacing w:after="80"/>
+        <w:ind w:left="709" w:right="0"/>
+        <w:jc w:val="both"/>
+      </w:pPr>
+    </w:p>
+    <w:p>
+      <w:pPr>
+        <w:pStyle w:val="ListeParagraf"/>
+        <w:spacing w:before="120" w:after="60"/>
+        <w:ind w:left="709" w:right="0"/>
+      </w:pPr>
+      <w:r>
+        <w:rPr>
+          <w:rFonts w:ascii="Calibri" w:hAnsi="Calibri" w:cs="Arial"/>
+          <w:b/>
+          <w:bCs/>
+          <w:sz w:val="24"/>
+          <w:szCs w:val="24"/>
+        </w:rPr>
+        <w:t xml:space="preserve">8. NONCONFORMITY AND CAPA</w:t>
+      </w:r>
+    </w:p>
+    <w:p>
+      <w:pPr>
+        <w:pStyle w:val="ListeParagraf"/>
+        <w:spacing w:after="80"/>
+        <w:ind w:left="709" w:right="0"/>
+        <w:jc w:val="both"/>
+      </w:pPr>
+      <w:r>
+        <w:rPr>
+          <w:rFonts w:ascii="Calibri" w:hAnsi="Calibri" w:cs="Arial"/>
+          <w:sz w:val="24"/>
+          <w:szCs w:val="24"/>
+        </w:rPr>
+        <w:t xml:space="preserve">8.1. A failed result, a repeated failure, a test made with an out-of-calibration instrument or a customer complaint on a tested property opens a CAPA according to EMS.KS.PRO.22.03.</w:t>
+      </w:r>
+    </w:p>
+    <w:p>
+      <w:pPr>
+        <w:pStyle w:val="ListeParagraf"/>
+        <w:spacing w:after="80"/>
+        <w:ind w:left="709" w:right="0"/>
+        <w:jc w:val="both"/>
+      </w:pPr>
+      <w:r>
+        <w:rPr>
+          <w:rFonts w:ascii="Calibri" w:hAnsi="Calibri" w:cs="Arial"/>
+          <w:sz w:val="24"/>
+          <w:szCs w:val="24"/>
+        </w:rPr>
+        <w:t xml:space="preserve">8.2. The affected lot is held at once and Quality Assurance, the production department and, when required, the supplier are informed on the same day.</w:t>
+      </w:r>
+    </w:p>
+    <w:p>
+      <w:pPr>
+        <w:pStyle w:val="ListeParagraf"/>
+        <w:spacing w:after="80"/>
+        <w:ind w:left="709" w:right="0"/>
+        <w:jc w:val="both"/>
+      </w:pPr>
+      <w:r>
+        <w:rPr>
+          <w:rFonts w:ascii="Calibri" w:hAnsi="Calibri" w:cs="Arial"/>
+          <w:sz w:val="24"/>
+          <w:szCs w:val="24"/>
+        </w:rPr>
+        <w:t xml:space="preserve">8.3. The root cause (material, process, test method or equipment) is analysed; when a test error is suspected, the test is verified with another instrument or an external laboratory.</w:t>
+      </w:r>
+    </w:p>
+    <w:p>
+      <w:pPr>
+        <w:pStyle w:val="ListeParagraf"/>
+        <w:spacing w:after="80"/>
+        <w:ind w:left="709" w:right="0"/>
+        <w:jc w:val="both"/>
+      </w:pPr>
+      <w:r>
+        <w:rPr>
+          <w:rFonts w:ascii="Calibri" w:hAnsi="Calibri" w:cs="Arial"/>
+          <w:sz w:val="24"/>
+          <w:szCs w:val="24"/>
+        </w:rPr>
+        <w:t xml:space="preserve">8.4. The CAPA is closed only after a verification test gives a passing result; the test report is attached to the record.</w:t>
+      </w:r>
+    </w:p>
+    <w:p>
+      <w:pPr>
+        <w:pStyle w:val="ListeParagraf"/>
+        <w:spacing w:after="80"/>
+        <w:ind w:left="709" w:right="0"/>
+        <w:jc w:val="both"/>
+      </w:pPr>
+    </w:p>
+    <w:p>
+      <w:pPr>
+        <w:pStyle w:val="ListeParagraf"/>
+        <w:spacing w:before="120" w:after="60"/>
+        <w:ind w:left="709" w:right="0"/>
+      </w:pPr>
+      <w:r>
+        <w:rPr>
+          <w:rFonts w:ascii="Calibri" w:hAnsi="Calibri" w:cs="Arial"/>
+          <w:b/>
+          <w:bCs/>
+          <w:sz w:val="24"/>
+          <w:szCs w:val="24"/>
+        </w:rPr>
+        <w:t xml:space="preserve">9. RELATED DOCUMENTS AND RECORDS</w:t>
       </w:r>
     </w:p>
     <w:p>
@@ -996,7 +1572,7 @@
           <w:sz w:val="24"/>
           <w:szCs w:val="24"/>
         </w:rPr>
-        <w:t xml:space="preserve">Test Reports and External Laboratory Reports</w:t>
+        <w:t xml:space="preserve">Test Request Forms and Laboratory Sample Register</w:t>
       </w:r>
     </w:p>
     <w:p>
@@ -1015,7 +1591,7 @@
           <w:sz w:val="24"/>
           <w:szCs w:val="24"/>
         </w:rPr>
-        <w:t xml:space="preserve">EMS.LB.PRO.09.02. Calibration of Measuring Equipment Procedure</w:t>
+        <w:t xml:space="preserve">Order Test Plans and Customer Testing Manuals</w:t>
       </w:r>
     </w:p>
     <w:p>
@@ -1034,7 +1610,7 @@
           <w:sz w:val="24"/>
           <w:szCs w:val="24"/>
         </w:rPr>
-        <w:t xml:space="preserve">EMS.MG.PRO.13.02. RSL Compliance and Product Testing Procedure</w:t>
+        <w:t xml:space="preserve">Test Reports and External Laboratory Reports</w:t>
       </w:r>
     </w:p>
     <w:p>
@@ -1053,541 +1629,7 @@
           <w:sz w:val="24"/>
           <w:szCs w:val="24"/>
         </w:rPr>
-        <w:t xml:space="preserve">EMS.QA.PRO.02.06. Nonconformity Notification Procedure</w:t>
-      </w:r>
-    </w:p>
-    <w:p>
-      <w:pPr>
-        <w:pStyle w:val="ListeParagraf"/>
-        <w:spacing w:after="80"/>
-        <w:ind w:left="709" w:right="0"/>
-        <w:jc w:val="both"/>
-      </w:pPr>
-    </w:p>
-    <w:p>
-      <w:pPr>
-        <w:pStyle w:val="ListeParagraf"/>
-        <w:spacing w:before="120" w:after="60"/>
-        <w:ind w:left="709" w:right="0"/>
-      </w:pPr>
-      <w:r>
-        <w:rPr>
-          <w:rFonts w:ascii="Calibri" w:hAnsi="Calibri" w:cs="Arial"/>
-          <w:b/>
-          <w:bCs/>
-          <w:sz w:val="24"/>
-          <w:szCs w:val="24"/>
-        </w:rPr>
-        <w:t xml:space="preserve">8. FEEDBACK AND MONITORING</w:t>
-      </w:r>
-    </w:p>
-    <w:p>
-      <w:pPr>
-        <w:pStyle w:val="ListeParagraf"/>
-        <w:spacing w:after="80"/>
-        <w:ind w:left="709" w:right="0"/>
-        <w:jc w:val="both"/>
-      </w:pPr>
-      <w:r>
-        <w:rPr>
-          <w:rFonts w:ascii="Calibri" w:hAnsi="Calibri" w:cs="Arial"/>
-          <w:sz w:val="24"/>
-          <w:szCs w:val="24"/>
-        </w:rPr>
-        <w:t xml:space="preserve">This procedure is reviewed every year by the Laboratory Manager. Test failures, customer feedback and changes in customer manuals are evaluated and the procedure is revised when necessary.</w:t>
-      </w:r>
-    </w:p>
-    <w:p>
-      <w:r>
-        <w:br w:type="page"/>
-      </w:r>
-    </w:p>
-    <w:p>
-      <w:pPr>
-        <w:pStyle w:val="ListeParagraf"/>
-        <w:bidi/>
-        <w:spacing w:before="120" w:after="60"/>
-        <w:ind w:left="0" w:right="709"/>
-      </w:pPr>
-      <w:r>
-        <w:rPr>
-          <w:rFonts w:ascii="Calibri" w:hAnsi="Calibri" w:cs="Arial"/>
-          <w:b/>
-          <w:bCs/>
-          <w:rtl/>
-          <w:sz w:val="24"/>
-          <w:szCs w:val="24"/>
-        </w:rPr>
-        <w:t xml:space="preserve">الغرض</w:t>
-      </w:r>
-    </w:p>
-    <w:p>
-      <w:pPr>
-        <w:pStyle w:val="ListeParagraf"/>
-        <w:bidi/>
-        <w:spacing w:after="80"/>
-        <w:ind w:left="0" w:right="709"/>
-        <w:jc w:val="both"/>
-      </w:pPr>
-      <w:r>
-        <w:rPr>
-          <w:rFonts w:ascii="Calibri" w:hAnsi="Calibri" w:cs="Arial"/>
-          <w:rtl/>
-          <w:sz w:val="24"/>
-          <w:szCs w:val="24"/>
-        </w:rPr>
-        <w:t xml:space="preserve">يحدد هذا الإجراء كيفية استلام عينات الغزل والأقمشة والإكسسوارات والملابس الجاهزة واختبارها وتقييمها والإبلاغ عن نتائجها في مختبر شركة إيروغلو للتريكو (EMS)، بحيث لا تُستخدم ولا تُشحن إلا المواد والمنتجات المستوفية لمتطلبات العملاء والمتطلبات الداخلية.</w:t>
-      </w:r>
-    </w:p>
-    <w:p>
-      <w:pPr>
-        <w:pStyle w:val="ListeParagraf"/>
-        <w:bidi/>
-        <w:spacing w:after="80"/>
-        <w:ind w:left="0" w:right="709"/>
-        <w:jc w:val="both"/>
-      </w:pPr>
-    </w:p>
-    <w:p>
-      <w:pPr>
-        <w:pStyle w:val="ListeParagraf"/>
-        <w:bidi/>
-        <w:spacing w:before="120" w:after="60"/>
-        <w:ind w:left="0" w:right="709"/>
-      </w:pPr>
-      <w:r>
-        <w:rPr>
-          <w:rFonts w:ascii="Calibri" w:hAnsi="Calibri" w:cs="Arial"/>
-          <w:b/>
-          <w:bCs/>
-          <w:rtl/>
-          <w:sz w:val="24"/>
-          <w:szCs w:val="24"/>
-        </w:rPr>
-        <w:t xml:space="preserve">النطاق</w:t>
-      </w:r>
-    </w:p>
-    <w:p>
-      <w:pPr>
-        <w:pStyle w:val="ListeParagraf"/>
-        <w:bidi/>
-        <w:spacing w:after="80"/>
-        <w:ind w:left="0" w:right="709"/>
-        <w:jc w:val="both"/>
-      </w:pPr>
-      <w:r>
-        <w:rPr>
-          <w:rFonts w:ascii="Calibri" w:hAnsi="Calibri" w:cs="Arial"/>
-          <w:rtl/>
-          <w:sz w:val="24"/>
-          <w:szCs w:val="24"/>
-        </w:rPr>
-        <w:t xml:space="preserve">يشمل هذا الإجراء جميع الاختبارات الفيزيائية واختبارات ثبات اللون والاختبارات الكيميائية الأساسية التي تُجرى داخليًا، وإرسال العينات إلى مختبرات خارجية معتمدة للاختبارات التي لا يمكن إجراؤها داخليًا (مثل اختبارات RSL واختبارات الشهادات).</w:t>
-      </w:r>
-    </w:p>
-    <w:p>
-      <w:pPr>
-        <w:pStyle w:val="ListeParagraf"/>
-        <w:bidi/>
-        <w:spacing w:after="80"/>
-        <w:ind w:left="0" w:right="709"/>
-        <w:jc w:val="both"/>
-      </w:pPr>
-    </w:p>
-    <w:p>
-      <w:pPr>
-        <w:pStyle w:val="ListeParagraf"/>
-        <w:bidi/>
-        <w:spacing w:before="120" w:after="60"/>
-        <w:ind w:left="0" w:right="709"/>
-      </w:pPr>
-      <w:r>
-        <w:rPr>
-          <w:rFonts w:ascii="Calibri" w:hAnsi="Calibri" w:cs="Arial"/>
-          <w:b/>
-          <w:bCs/>
-          <w:rtl/>
-          <w:sz w:val="24"/>
-          <w:szCs w:val="24"/>
-        </w:rPr>
-        <w:t xml:space="preserve">المسؤوليات</w:t>
-      </w:r>
-    </w:p>
-    <w:p>
-      <w:pPr>
-        <w:pStyle w:val="ListeParagraf"/>
-        <w:bidi/>
-        <w:spacing w:after="80"/>
-        <w:ind w:left="0" w:right="709"/>
-        <w:jc w:val="both"/>
-      </w:pPr>
-      <w:r>
-        <w:rPr>
-          <w:rFonts w:ascii="Calibri" w:hAnsi="Calibri" w:cs="Arial"/>
-          <w:rtl/>
-          <w:sz w:val="24"/>
-          <w:szCs w:val="24"/>
-        </w:rPr>
-        <w:t xml:space="preserve">• </w:t>
-      </w:r>
-      <w:r>
-        <w:rPr>
-          <w:rFonts w:ascii="Calibri" w:hAnsi="Calibri" w:cs="Arial"/>
-          <w:b/>
-          <w:bCs/>
-          <w:rtl/>
-          <w:sz w:val="24"/>
-          <w:szCs w:val="24"/>
-        </w:rPr>
-        <w:t xml:space="preserve">مدير المختبر:</w:t>
-      </w:r>
-      <w:r>
-        <w:rPr>
-          <w:rFonts w:ascii="Calibri" w:hAnsi="Calibri" w:cs="Arial"/>
-          <w:rtl/>
-          <w:sz w:val="24"/>
-          <w:szCs w:val="24"/>
-        </w:rPr>
-        <w:t xml:space="preserve"> يحدد خطة الاختبار لكل مادة وطلبية، ويعتمد تقارير الاختبار، ويقرر بشأن النتائج الحدية بالتعاون مع ضمان الجودة.</w:t>
-      </w:r>
-    </w:p>
-    <w:p>
-      <w:pPr>
-        <w:pStyle w:val="ListeParagraf"/>
-        <w:bidi/>
-        <w:spacing w:after="80"/>
-        <w:ind w:left="0" w:right="709"/>
-        <w:jc w:val="both"/>
-      </w:pPr>
-      <w:r>
-        <w:rPr>
-          <w:rFonts w:ascii="Calibri" w:hAnsi="Calibri" w:cs="Arial"/>
-          <w:rtl/>
-          <w:sz w:val="24"/>
-          <w:szCs w:val="24"/>
-        </w:rPr>
-        <w:t xml:space="preserve">• </w:t>
-      </w:r>
-      <w:r>
-        <w:rPr>
-          <w:rFonts w:ascii="Calibri" w:hAnsi="Calibri" w:cs="Arial"/>
-          <w:b/>
-          <w:bCs/>
-          <w:rtl/>
-          <w:sz w:val="24"/>
-          <w:szCs w:val="24"/>
-        </w:rPr>
-        <w:t xml:space="preserve">فنيو المختبر:</w:t>
-      </w:r>
-      <w:r>
-        <w:rPr>
-          <w:rFonts w:ascii="Calibri" w:hAnsi="Calibri" w:cs="Arial"/>
-          <w:rtl/>
-          <w:sz w:val="24"/>
-          <w:szCs w:val="24"/>
-        </w:rPr>
-        <w:t xml:space="preserve"> يكيّفون العينات ويختبرونها وفق الطريقة المحددة، ويسجلون البيانات الأولية، ويعدون تقارير الاختبار.</w:t>
-      </w:r>
-    </w:p>
-    <w:p>
-      <w:pPr>
-        <w:pStyle w:val="ListeParagraf"/>
-        <w:bidi/>
-        <w:spacing w:after="80"/>
-        <w:ind w:left="0" w:right="709"/>
-        <w:jc w:val="both"/>
-      </w:pPr>
-      <w:r>
-        <w:rPr>
-          <w:rFonts w:ascii="Calibri" w:hAnsi="Calibri" w:cs="Arial"/>
-          <w:rtl/>
-          <w:sz w:val="24"/>
-          <w:szCs w:val="24"/>
-        </w:rPr>
-        <w:t xml:space="preserve">• </w:t>
-      </w:r>
-      <w:r>
-        <w:rPr>
-          <w:rFonts w:ascii="Calibri" w:hAnsi="Calibri" w:cs="Arial"/>
-          <w:b/>
-          <w:bCs/>
-          <w:rtl/>
-          <w:sz w:val="24"/>
-          <w:szCs w:val="24"/>
-        </w:rPr>
-        <w:t xml:space="preserve">الأقسام الطالبة (المخزن، الصباغة والتجهيز، ضمان الجودة، التسويق):</w:t>
-      </w:r>
-      <w:r>
-        <w:rPr>
-          <w:rFonts w:ascii="Calibri" w:hAnsi="Calibri" w:cs="Arial"/>
-          <w:rtl/>
-          <w:sz w:val="24"/>
-          <w:szCs w:val="24"/>
-        </w:rPr>
-        <w:t xml:space="preserve"> ترسل عينات معرّفة بشكل صحيح مع نموذج طلب الاختبار.</w:t>
-      </w:r>
-    </w:p>
-    <w:p>
-      <w:pPr>
-        <w:pStyle w:val="ListeParagraf"/>
-        <w:bidi/>
-        <w:spacing w:after="80"/>
-        <w:ind w:left="0" w:right="709"/>
-        <w:jc w:val="both"/>
-      </w:pPr>
-      <w:r>
-        <w:rPr>
-          <w:rFonts w:ascii="Calibri" w:hAnsi="Calibri" w:cs="Arial"/>
-          <w:rtl/>
-          <w:sz w:val="24"/>
-          <w:szCs w:val="24"/>
-        </w:rPr>
-        <w:t xml:space="preserve">• </w:t>
-      </w:r>
-      <w:r>
-        <w:rPr>
-          <w:rFonts w:ascii="Calibri" w:hAnsi="Calibri" w:cs="Arial"/>
-          <w:b/>
-          <w:bCs/>
-          <w:rtl/>
-          <w:sz w:val="24"/>
-          <w:szCs w:val="24"/>
-        </w:rPr>
-        <w:t xml:space="preserve">مدير ضمان الجودة:</w:t>
-      </w:r>
-      <w:r>
-        <w:rPr>
-          <w:rFonts w:ascii="Calibri" w:hAnsi="Calibri" w:cs="Arial"/>
-          <w:rtl/>
-          <w:sz w:val="24"/>
-          <w:szCs w:val="24"/>
-        </w:rPr>
-        <w:t xml:space="preserve"> يقرر مصير المواد غير المطابقة ويتابع الإجراءات التصحيحية.</w:t>
-      </w:r>
-    </w:p>
-    <w:p>
-      <w:pPr>
-        <w:pStyle w:val="ListeParagraf"/>
-        <w:bidi/>
-        <w:spacing w:after="80"/>
-        <w:ind w:left="0" w:right="709"/>
-        <w:jc w:val="both"/>
-      </w:pPr>
-    </w:p>
-    <w:p>
-      <w:pPr>
-        <w:pStyle w:val="ListeParagraf"/>
-        <w:bidi/>
-        <w:spacing w:before="120" w:after="60"/>
-        <w:ind w:left="0" w:right="709"/>
-      </w:pPr>
-      <w:r>
-        <w:rPr>
-          <w:rFonts w:ascii="Calibri" w:hAnsi="Calibri" w:cs="Arial"/>
-          <w:b/>
-          <w:bCs/>
-          <w:rtl/>
-          <w:sz w:val="24"/>
-          <w:szCs w:val="24"/>
-        </w:rPr>
-        <w:t xml:space="preserve">التعريفات</w:t>
-      </w:r>
-    </w:p>
-    <w:p>
-      <w:pPr>
-        <w:pStyle w:val="ListeParagraf"/>
-        <w:bidi/>
-        <w:spacing w:after="80"/>
-        <w:ind w:left="0" w:right="709"/>
-        <w:jc w:val="both"/>
-      </w:pPr>
-      <w:r>
-        <w:rPr>
-          <w:rFonts w:ascii="Calibri" w:hAnsi="Calibri" w:cs="Arial"/>
-          <w:rtl/>
-          <w:sz w:val="24"/>
-          <w:szCs w:val="24"/>
-        </w:rPr>
-        <w:t xml:space="preserve">• </w:t>
-      </w:r>
-      <w:r>
-        <w:rPr>
-          <w:rFonts w:ascii="Calibri" w:hAnsi="Calibri" w:cs="Arial"/>
-          <w:b/>
-          <w:bCs/>
-          <w:rtl/>
-          <w:sz w:val="24"/>
-          <w:szCs w:val="24"/>
-        </w:rPr>
-        <w:t xml:space="preserve">نموذج طلب الاختبار:</w:t>
-      </w:r>
-      <w:r>
-        <w:rPr>
-          <w:rFonts w:ascii="Calibri" w:hAnsi="Calibri" w:cs="Arial"/>
-          <w:rtl/>
-          <w:sz w:val="24"/>
-          <w:szCs w:val="24"/>
-        </w:rPr>
-        <w:t xml:space="preserve"> النموذج أو السجل في النظام الذي يوضح هوية العينة والطلبية والعميل والاختبارات المطلوبة.</w:t>
-      </w:r>
-    </w:p>
-    <w:p>
-      <w:pPr>
-        <w:pStyle w:val="ListeParagraf"/>
-        <w:bidi/>
-        <w:spacing w:after="80"/>
-        <w:ind w:left="0" w:right="709"/>
-        <w:jc w:val="both"/>
-      </w:pPr>
-      <w:r>
-        <w:rPr>
-          <w:rFonts w:ascii="Calibri" w:hAnsi="Calibri" w:cs="Arial"/>
-          <w:rtl/>
-          <w:sz w:val="24"/>
-          <w:szCs w:val="24"/>
-        </w:rPr>
-        <w:t xml:space="preserve">• </w:t>
-      </w:r>
-      <w:r>
-        <w:rPr>
-          <w:rFonts w:ascii="Calibri" w:hAnsi="Calibri" w:cs="Arial"/>
-          <w:b/>
-          <w:bCs/>
-          <w:rtl/>
-          <w:sz w:val="24"/>
-          <w:szCs w:val="24"/>
-        </w:rPr>
-        <w:t xml:space="preserve">التكييف:</w:t>
-      </w:r>
-      <w:r>
-        <w:rPr>
-          <w:rFonts w:ascii="Calibri" w:hAnsi="Calibri" w:cs="Arial"/>
-          <w:rtl/>
-          <w:sz w:val="24"/>
-          <w:szCs w:val="24"/>
-        </w:rPr>
-        <w:t xml:space="preserve"> حفظ العينات في الجو القياسي (20 ± 2 °C، ورطوبة نسبية 65 ± 4 %) قبل الاختبارات الفيزيائية.</w:t>
-      </w:r>
-    </w:p>
-    <w:p>
-      <w:pPr>
-        <w:pStyle w:val="ListeParagraf"/>
-        <w:bidi/>
-        <w:spacing w:after="80"/>
-        <w:ind w:left="0" w:right="709"/>
-        <w:jc w:val="both"/>
-      </w:pPr>
-      <w:r>
-        <w:rPr>
-          <w:rFonts w:ascii="Calibri" w:hAnsi="Calibri" w:cs="Arial"/>
-          <w:rtl/>
-          <w:sz w:val="24"/>
-          <w:szCs w:val="24"/>
-        </w:rPr>
-        <w:t xml:space="preserve">• </w:t>
-      </w:r>
-      <w:r>
-        <w:rPr>
-          <w:rFonts w:ascii="Calibri" w:hAnsi="Calibri" w:cs="Arial"/>
-          <w:b/>
-          <w:bCs/>
-          <w:rtl/>
-          <w:sz w:val="24"/>
-          <w:szCs w:val="24"/>
-        </w:rPr>
-        <w:t xml:space="preserve">معايير القبول/الرفض:</w:t>
-      </w:r>
-      <w:r>
-        <w:rPr>
-          <w:rFonts w:ascii="Calibri" w:hAnsi="Calibri" w:cs="Arial"/>
-          <w:rtl/>
-          <w:sz w:val="24"/>
-          <w:szCs w:val="24"/>
-        </w:rPr>
-        <w:t xml:space="preserve"> الحدود الواردة في دليل العميل، أو في معايير الجودة الداخلية لـ EMS إذا لم يحددها العميل.</w:t>
-      </w:r>
-    </w:p>
-    <w:p>
-      <w:pPr>
-        <w:pStyle w:val="ListeParagraf"/>
-        <w:bidi/>
-        <w:spacing w:after="80"/>
-        <w:ind w:left="0" w:right="709"/>
-        <w:jc w:val="both"/>
-      </w:pPr>
-    </w:p>
-    <w:p>
-      <w:pPr>
-        <w:pStyle w:val="ListeParagraf"/>
-        <w:bidi/>
-        <w:spacing w:before="120" w:after="60"/>
-        <w:ind w:left="0" w:right="709"/>
-      </w:pPr>
-      <w:r>
-        <w:rPr>
-          <w:rFonts w:ascii="Calibri" w:hAnsi="Calibri" w:cs="Arial"/>
-          <w:b/>
-          <w:bCs/>
-          <w:rtl/>
-          <w:sz w:val="24"/>
-          <w:szCs w:val="24"/>
-        </w:rPr>
-        <w:t xml:space="preserve">العمليات الرئيسية والفرعية</w:t>
-      </w:r>
-    </w:p>
-    <w:p>
-      <w:pPr>
-        <w:pStyle w:val="ListeParagraf"/>
-        <w:bidi/>
-        <w:spacing w:before="120" w:after="60"/>
-        <w:ind w:left="0" w:right="709"/>
-      </w:pPr>
-      <w:r>
-        <w:rPr>
-          <w:rFonts w:ascii="Calibri" w:hAnsi="Calibri" w:cs="Arial"/>
-          <w:b/>
-          <w:bCs/>
-          <w:rtl/>
-          <w:sz w:val="24"/>
-          <w:szCs w:val="24"/>
-        </w:rPr>
-        <w:t xml:space="preserve">1. تخطيط الاختبارات</w:t>
-      </w:r>
-    </w:p>
-    <w:p>
-      <w:pPr>
-        <w:pStyle w:val="ListeParagraf"/>
-        <w:bidi/>
-        <w:spacing w:after="80"/>
-        <w:ind w:left="0" w:right="709"/>
-        <w:jc w:val="both"/>
-      </w:pPr>
-      <w:r>
-        <w:rPr>
-          <w:rFonts w:ascii="Calibri" w:hAnsi="Calibri" w:cs="Arial"/>
-          <w:rtl/>
-          <w:sz w:val="24"/>
-          <w:szCs w:val="24"/>
-        </w:rPr>
-        <w:t xml:space="preserve">1.1. عند تأكيد طلبية جديدة يراجع مدير المختبر دليل الجودة والاختبارات الخاص بالعميل ويعد خطة اختبار للطلبية.</w:t>
-      </w:r>
-    </w:p>
-    <w:p>
-      <w:pPr>
-        <w:pStyle w:val="ListeParagraf"/>
-        <w:bidi/>
-        <w:spacing w:after="80"/>
-        <w:ind w:left="0" w:right="709"/>
-        <w:jc w:val="both"/>
-      </w:pPr>
-      <w:r>
-        <w:rPr>
-          <w:rFonts w:ascii="Calibri" w:hAnsi="Calibri" w:cs="Arial"/>
-          <w:rtl/>
-          <w:sz w:val="24"/>
-          <w:szCs w:val="24"/>
-        </w:rPr>
-        <w:t xml:space="preserve">1.2. توضح خطة الاختبار الاختبارات التي تُجرى في كل مرحلة:</w:t>
+        <w:t xml:space="preserve">Sampling, Physical Test, Colour Fastness and Result Evaluation Records (PRS-LAB-01, PRS-LAB-02, PRS-LAB-03, TLM-LAB-01 to TLM-LAB-07, FRM-LAB-01, FRM-LAB-04)</w:t>
       </w:r>
     </w:p>
     <w:p>
@@ -1597,18 +1639,16 @@
           <w:ilvl w:val="0"/>
           <w:numId w:val="1"/>
         </w:numPr>
-        <w:bidi/>
         <w:spacing w:after="60"/>
         <w:jc w:val="both"/>
       </w:pPr>
       <w:r>
         <w:rPr>
           <w:rFonts w:ascii="Calibri" w:hAnsi="Calibri" w:cs="Arial"/>
-          <w:rtl/>
-          <w:sz w:val="24"/>
-          <w:szCs w:val="24"/>
-        </w:rPr>
-        <w:t xml:space="preserve">الغزل والإكسسوارات الواردة (النمرة والمتانة وثبات لون الإكسسوارات)،</w:t>
+          <w:sz w:val="24"/>
+          <w:szCs w:val="24"/>
+        </w:rPr>
+        <w:t xml:space="preserve">Fabric Test Result Form (EMS.QA.FRM.01.02) and Test Report (EMS.QA.FRM.07.11)</w:t>
       </w:r>
     </w:p>
     <w:p>
@@ -1618,18 +1658,16 @@
           <w:ilvl w:val="0"/>
           <w:numId w:val="1"/>
         </w:numPr>
-        <w:bidi/>
         <w:spacing w:after="60"/>
         <w:jc w:val="both"/>
       </w:pPr>
       <w:r>
         <w:rPr>
           <w:rFonts w:ascii="Calibri" w:hAnsi="Calibri" w:cs="Arial"/>
-          <w:rtl/>
-          <w:sz w:val="24"/>
-          <w:szCs w:val="24"/>
-        </w:rPr>
-        <w:t xml:space="preserve">القماش الخام والقماش المجهز (الوزن والعرض والانكماش والالتواء والتوبير والثبات والأس الهيدروجيني pH)،</w:t>
+          <w:sz w:val="24"/>
+          <w:szCs w:val="24"/>
+        </w:rPr>
+        <w:t xml:space="preserve">Laboratory Colour Work Form (EMS.QA.FRM.07.16) and Colour Archive Card (EMS.QA.KRT.07.01)</w:t>
       </w:r>
     </w:p>
     <w:p>
@@ -1639,428 +1677,16 @@
           <w:ilvl w:val="0"/>
           <w:numId w:val="1"/>
         </w:numPr>
-        <w:bidi/>
         <w:spacing w:after="60"/>
         <w:jc w:val="both"/>
       </w:pPr>
       <w:r>
         <w:rPr>
           <w:rFonts w:ascii="Calibri" w:hAnsi="Calibri" w:cs="Arial"/>
-          <w:rtl/>
-          <w:sz w:val="24"/>
-          <w:szCs w:val="24"/>
-        </w:rPr>
-        <w:t xml:space="preserve">الملابس (ثبات الأبعاد بعد الغسيل وقوة الدرزات ومتانة الطباعة والتطريز واختبار شد الأزرار والكباسين).</w:t>
-      </w:r>
-    </w:p>
-    <w:p>
-      <w:pPr>
-        <w:pStyle w:val="ListeParagraf"/>
-        <w:bidi/>
-        <w:spacing w:after="80"/>
-        <w:ind w:left="0" w:right="709"/>
-        <w:jc w:val="both"/>
-      </w:pPr>
-    </w:p>
-    <w:p>
-      <w:pPr>
-        <w:pStyle w:val="ListeParagraf"/>
-        <w:bidi/>
-        <w:spacing w:before="120" w:after="60"/>
-        <w:ind w:left="0" w:right="709"/>
-      </w:pPr>
-      <w:r>
-        <w:rPr>
-          <w:rFonts w:ascii="Calibri" w:hAnsi="Calibri" w:cs="Arial"/>
-          <w:b/>
-          <w:bCs/>
-          <w:rtl/>
-          <w:sz w:val="24"/>
-          <w:szCs w:val="24"/>
-        </w:rPr>
-        <w:t xml:space="preserve">2. استلام العينات</w:t>
-      </w:r>
-    </w:p>
-    <w:p>
-      <w:pPr>
-        <w:pStyle w:val="ListeParagraf"/>
-        <w:bidi/>
-        <w:spacing w:after="80"/>
-        <w:ind w:left="0" w:right="709"/>
-        <w:jc w:val="both"/>
-      </w:pPr>
-      <w:r>
-        <w:rPr>
-          <w:rFonts w:ascii="Calibri" w:hAnsi="Calibri" w:cs="Arial"/>
-          <w:rtl/>
-          <w:sz w:val="24"/>
-          <w:szCs w:val="24"/>
-        </w:rPr>
-        <w:t xml:space="preserve">2.1. تُسلم العينات إلى المختبر مع نموذج طلب الاختبار؛ ولا تُقبل العينات غير المعرّفة.</w:t>
-      </w:r>
-    </w:p>
-    <w:p>
-      <w:pPr>
-        <w:pStyle w:val="ListeParagraf"/>
-        <w:bidi/>
-        <w:spacing w:after="80"/>
-        <w:ind w:left="0" w:right="709"/>
-        <w:jc w:val="both"/>
-      </w:pPr>
-      <w:r>
-        <w:rPr>
-          <w:rFonts w:ascii="Calibri" w:hAnsi="Calibri" w:cs="Arial"/>
-          <w:rtl/>
-          <w:sz w:val="24"/>
-          <w:szCs w:val="24"/>
-        </w:rPr>
-        <w:t xml:space="preserve">2.2. تُسجل كل عينة برقم مختبر فريد وتاريخ ووقت إنجاز مخطط.</w:t>
-      </w:r>
-    </w:p>
-    <w:p>
-      <w:pPr>
-        <w:pStyle w:val="ListeParagraf"/>
-        <w:bidi/>
-        <w:spacing w:after="80"/>
-        <w:ind w:left="0" w:right="709"/>
-        <w:jc w:val="both"/>
-      </w:pPr>
-      <w:r>
-        <w:rPr>
-          <w:rFonts w:ascii="Calibri" w:hAnsi="Calibri" w:cs="Arial"/>
-          <w:rtl/>
-          <w:sz w:val="24"/>
-          <w:szCs w:val="24"/>
-        </w:rPr>
-        <w:t xml:space="preserve">2.3. تُكيّف العينات لمدة 4 ساعات على الأقل (24 ساعة للاختبارات الفيزيائية الحرجة) قبل الاختبار.</w:t>
-      </w:r>
-    </w:p>
-    <w:p>
-      <w:pPr>
-        <w:pStyle w:val="ListeParagraf"/>
-        <w:bidi/>
-        <w:spacing w:after="80"/>
-        <w:ind w:left="0" w:right="709"/>
-        <w:jc w:val="both"/>
-      </w:pPr>
-    </w:p>
-    <w:p>
-      <w:pPr>
-        <w:pStyle w:val="ListeParagraf"/>
-        <w:bidi/>
-        <w:spacing w:before="120" w:after="60"/>
-        <w:ind w:left="0" w:right="709"/>
-      </w:pPr>
-      <w:r>
-        <w:rPr>
-          <w:rFonts w:ascii="Calibri" w:hAnsi="Calibri" w:cs="Arial"/>
-          <w:b/>
-          <w:bCs/>
-          <w:rtl/>
-          <w:sz w:val="24"/>
-          <w:szCs w:val="24"/>
-        </w:rPr>
-        <w:t xml:space="preserve">3. الاختبار</w:t>
-      </w:r>
-    </w:p>
-    <w:p>
-      <w:pPr>
-        <w:pStyle w:val="ListeParagraf"/>
-        <w:bidi/>
-        <w:spacing w:after="80"/>
-        <w:ind w:left="0" w:right="709"/>
-        <w:jc w:val="both"/>
-      </w:pPr>
-      <w:r>
-        <w:rPr>
-          <w:rFonts w:ascii="Calibri" w:hAnsi="Calibri" w:cs="Arial"/>
-          <w:rtl/>
-          <w:sz w:val="24"/>
-          <w:szCs w:val="24"/>
-        </w:rPr>
-        <w:t xml:space="preserve">3.1. تُجرى الاختبارات وفق الطريقة المحددة في خطة الاختبار وباستخدام أجهزة معايرة فقط.</w:t>
-      </w:r>
-    </w:p>
-    <w:p>
-      <w:pPr>
-        <w:pStyle w:val="ListeParagraf"/>
-        <w:bidi/>
-        <w:spacing w:after="80"/>
-        <w:ind w:left="0" w:right="709"/>
-        <w:jc w:val="both"/>
-      </w:pPr>
-      <w:r>
-        <w:rPr>
-          <w:rFonts w:ascii="Calibri" w:hAnsi="Calibri" w:cs="Arial"/>
-          <w:rtl/>
-          <w:sz w:val="24"/>
-          <w:szCs w:val="24"/>
-        </w:rPr>
-        <w:t xml:space="preserve">3.2. يُقيّم اللون في كابينة الإضاءة تحت مصادر الضوء التي يطلبها العميل، من قبل فنيين اجتازوا اختبار رؤية الألوان.</w:t>
-      </w:r>
-    </w:p>
-    <w:p>
-      <w:pPr>
-        <w:pStyle w:val="ListeParagraf"/>
-        <w:bidi/>
-        <w:spacing w:after="80"/>
-        <w:ind w:left="0" w:right="709"/>
-        <w:jc w:val="both"/>
-      </w:pPr>
-      <w:r>
-        <w:rPr>
-          <w:rFonts w:ascii="Calibri" w:hAnsi="Calibri" w:cs="Arial"/>
-          <w:rtl/>
-          <w:sz w:val="24"/>
-          <w:szCs w:val="24"/>
-        </w:rPr>
-        <w:t xml:space="preserve">3.3. تُسجل لكل اختبار البيانات الأولية والطريقة ورقم الجهاز واسم الفني.</w:t>
-      </w:r>
-    </w:p>
-    <w:p>
-      <w:pPr>
-        <w:pStyle w:val="ListeParagraf"/>
-        <w:bidi/>
-        <w:spacing w:after="80"/>
-        <w:ind w:left="0" w:right="709"/>
-        <w:jc w:val="both"/>
-      </w:pPr>
-      <w:r>
-        <w:rPr>
-          <w:rFonts w:ascii="Calibri" w:hAnsi="Calibri" w:cs="Arial"/>
-          <w:rtl/>
-          <w:sz w:val="24"/>
-          <w:szCs w:val="24"/>
-        </w:rPr>
-        <w:t xml:space="preserve">3.4. تُستخدم كيماويات المختبر وفق صحائف بيانات السلامة الخاصة بها ومع معدات الوقاية الشخصية المناسبة.</w:t>
-      </w:r>
-    </w:p>
-    <w:p>
-      <w:pPr>
-        <w:pStyle w:val="ListeParagraf"/>
-        <w:bidi/>
-        <w:spacing w:after="80"/>
-        <w:ind w:left="0" w:right="709"/>
-        <w:jc w:val="both"/>
-      </w:pPr>
-    </w:p>
-    <w:p>
-      <w:pPr>
-        <w:pStyle w:val="ListeParagraf"/>
-        <w:bidi/>
-        <w:spacing w:before="120" w:after="60"/>
-        <w:ind w:left="0" w:right="709"/>
-      </w:pPr>
-      <w:r>
-        <w:rPr>
-          <w:rFonts w:ascii="Calibri" w:hAnsi="Calibri" w:cs="Arial"/>
-          <w:b/>
-          <w:bCs/>
-          <w:rtl/>
-          <w:sz w:val="24"/>
-          <w:szCs w:val="24"/>
-        </w:rPr>
-        <w:t xml:space="preserve">4. التقييم وإعداد التقارير</w:t>
-      </w:r>
-    </w:p>
-    <w:p>
-      <w:pPr>
-        <w:pStyle w:val="ListeParagraf"/>
-        <w:bidi/>
-        <w:spacing w:after="80"/>
-        <w:ind w:left="0" w:right="709"/>
-        <w:jc w:val="both"/>
-      </w:pPr>
-      <w:r>
-        <w:rPr>
-          <w:rFonts w:ascii="Calibri" w:hAnsi="Calibri" w:cs="Arial"/>
-          <w:rtl/>
-          <w:sz w:val="24"/>
-          <w:szCs w:val="24"/>
-        </w:rPr>
-        <w:t xml:space="preserve">4.1. تُقارن النتائج بمعايير القبول/الرفض، ويُعد تقرير اختبار يعتمده مدير المختبر.</w:t>
-      </w:r>
-    </w:p>
-    <w:p>
-      <w:pPr>
-        <w:pStyle w:val="ListeParagraf"/>
-        <w:bidi/>
-        <w:spacing w:after="80"/>
-        <w:ind w:left="0" w:right="709"/>
-        <w:jc w:val="both"/>
-      </w:pPr>
-      <w:r>
-        <w:rPr>
-          <w:rFonts w:ascii="Calibri" w:hAnsi="Calibri" w:cs="Arial"/>
-          <w:rtl/>
-          <w:sz w:val="24"/>
-          <w:szCs w:val="24"/>
-        </w:rPr>
-        <w:t xml:space="preserve">4.2. الأزمنة المستهدفة القياسية: اختبارات القماش خلال 24 ساعة، واختبارات الغسيل والثبات خلال 48 ساعة.</w:t>
-      </w:r>
-    </w:p>
-    <w:p>
-      <w:pPr>
-        <w:pStyle w:val="ListeParagraf"/>
-        <w:bidi/>
-        <w:spacing w:after="80"/>
-        <w:ind w:left="0" w:right="709"/>
-        <w:jc w:val="both"/>
-      </w:pPr>
-      <w:r>
-        <w:rPr>
-          <w:rFonts w:ascii="Calibri" w:hAnsi="Calibri" w:cs="Arial"/>
-          <w:rtl/>
-          <w:sz w:val="24"/>
-          <w:szCs w:val="24"/>
-        </w:rPr>
-        <w:t xml:space="preserve">4.3. إذا فشلت نتيجة ما تُوقف المادة، ويُبلغ ضمان الجودة فورًا، ويُفتح تقرير عدم مطابقة وفق EMS.QA.PRO.02.06.</w:t>
-      </w:r>
-    </w:p>
-    <w:p>
-      <w:pPr>
-        <w:pStyle w:val="ListeParagraf"/>
-        <w:bidi/>
-        <w:spacing w:after="80"/>
-        <w:ind w:left="0" w:right="709"/>
-        <w:jc w:val="both"/>
-      </w:pPr>
-      <w:r>
-        <w:rPr>
-          <w:rFonts w:ascii="Calibri" w:hAnsi="Calibri" w:cs="Arial"/>
-          <w:rtl/>
-          <w:sz w:val="24"/>
-          <w:szCs w:val="24"/>
-        </w:rPr>
-        <w:t xml:space="preserve">4.4. لا يجوز إعادة الاختبار الفاشل إلا مرة واحدة على عينة جديدة وبموافقة مدير المختبر، وتُسجل النتيجتان معًا.</w:t>
-      </w:r>
-    </w:p>
-    <w:p>
-      <w:pPr>
-        <w:pStyle w:val="ListeParagraf"/>
-        <w:bidi/>
-        <w:spacing w:after="80"/>
-        <w:ind w:left="0" w:right="709"/>
-        <w:jc w:val="both"/>
-      </w:pPr>
-    </w:p>
-    <w:p>
-      <w:pPr>
-        <w:pStyle w:val="ListeParagraf"/>
-        <w:bidi/>
-        <w:spacing w:before="120" w:after="60"/>
-        <w:ind w:left="0" w:right="709"/>
-      </w:pPr>
-      <w:r>
-        <w:rPr>
-          <w:rFonts w:ascii="Calibri" w:hAnsi="Calibri" w:cs="Arial"/>
-          <w:b/>
-          <w:bCs/>
-          <w:rtl/>
-          <w:sz w:val="24"/>
-          <w:szCs w:val="24"/>
-        </w:rPr>
-        <w:t xml:space="preserve">5. الاختبارات الخارجية</w:t>
-      </w:r>
-    </w:p>
-    <w:p>
-      <w:pPr>
-        <w:pStyle w:val="ListeParagraf"/>
-        <w:bidi/>
-        <w:spacing w:after="80"/>
-        <w:ind w:left="0" w:right="709"/>
-        <w:jc w:val="both"/>
-      </w:pPr>
-      <w:r>
-        <w:rPr>
-          <w:rFonts w:ascii="Calibri" w:hAnsi="Calibri" w:cs="Arial"/>
-          <w:rtl/>
-          <w:sz w:val="24"/>
-          <w:szCs w:val="24"/>
-        </w:rPr>
-        <w:t xml:space="preserve">5.1. تُرسل الاختبارات التي يطلبها العميل من مختبر معتمد (اختبارات RSL أو الشهادات أو اختبارات الطرف الثالث) إلى مختبرات يعتمدها العميل.</w:t>
-      </w:r>
-    </w:p>
-    <w:p>
-      <w:pPr>
-        <w:pStyle w:val="ListeParagraf"/>
-        <w:bidi/>
-        <w:spacing w:after="80"/>
-        <w:ind w:left="0" w:right="709"/>
-        <w:jc w:val="both"/>
-      </w:pPr>
-      <w:r>
-        <w:rPr>
-          <w:rFonts w:ascii="Calibri" w:hAnsi="Calibri" w:cs="Arial"/>
-          <w:rtl/>
-          <w:sz w:val="24"/>
-          <w:szCs w:val="24"/>
-        </w:rPr>
-        <w:t xml:space="preserve">5.2. يتحقق المختبر من التقارير الخارجية ويسجلها ويشاركها مع ضمان الجودة والتسويق قبل الشحن.</w:t>
-      </w:r>
-    </w:p>
-    <w:p>
-      <w:pPr>
-        <w:pStyle w:val="ListeParagraf"/>
-        <w:bidi/>
-        <w:spacing w:after="80"/>
-        <w:ind w:left="0" w:right="709"/>
-        <w:jc w:val="both"/>
-      </w:pPr>
-    </w:p>
-    <w:p>
-      <w:pPr>
-        <w:pStyle w:val="ListeParagraf"/>
-        <w:bidi/>
-        <w:spacing w:before="120" w:after="60"/>
-        <w:ind w:left="0" w:right="709"/>
-      </w:pPr>
-      <w:r>
-        <w:rPr>
-          <w:rFonts w:ascii="Calibri" w:hAnsi="Calibri" w:cs="Arial"/>
-          <w:b/>
-          <w:bCs/>
-          <w:rtl/>
-          <w:sz w:val="24"/>
-          <w:szCs w:val="24"/>
-        </w:rPr>
-        <w:t xml:space="preserve">6. حفظ العينات والمتابعة</w:t>
-      </w:r>
-    </w:p>
-    <w:p>
-      <w:pPr>
-        <w:pStyle w:val="ListeParagraf"/>
-        <w:bidi/>
-        <w:spacing w:after="80"/>
-        <w:ind w:left="0" w:right="709"/>
-        <w:jc w:val="both"/>
-      </w:pPr>
-      <w:r>
-        <w:rPr>
-          <w:rFonts w:ascii="Calibri" w:hAnsi="Calibri" w:cs="Arial"/>
-          <w:rtl/>
-          <w:sz w:val="24"/>
-          <w:szCs w:val="24"/>
-        </w:rPr>
-        <w:t xml:space="preserve">6.1. تُحفظ العينات المختبرة والعينات المرجعية معرّفة لمدة 12 شهرًا على الأقل بعد الشحن، ثم يُتخلص منها وفق إجراء إدارة النفايات.</w:t>
-      </w:r>
-    </w:p>
-    <w:p>
-      <w:pPr>
-        <w:pStyle w:val="ListeParagraf"/>
-        <w:bidi/>
-        <w:spacing w:after="80"/>
-        <w:ind w:left="0" w:right="709"/>
-        <w:jc w:val="both"/>
-      </w:pPr>
-      <w:r>
-        <w:rPr>
-          <w:rFonts w:ascii="Calibri" w:hAnsi="Calibri" w:cs="Arial"/>
-          <w:rtl/>
-          <w:sz w:val="24"/>
-          <w:szCs w:val="24"/>
-        </w:rPr>
-        <w:t xml:space="preserve">6.2. يتابع مدير المختبر المؤشرات التالية شهريًا:</w:t>
+          <w:sz w:val="24"/>
+          <w:szCs w:val="24"/>
+        </w:rPr>
+        <w:t xml:space="preserve">EMS.LB.TL.09.01. Physical Tests Instruction (GSM, Width, Dimensional Stability)</w:t>
       </w:r>
     </w:p>
     <w:p>
@@ -2070,18 +1696,16 @@
           <w:ilvl w:val="0"/>
           <w:numId w:val="1"/>
         </w:numPr>
-        <w:bidi/>
         <w:spacing w:after="60"/>
         <w:jc w:val="both"/>
       </w:pPr>
       <w:r>
         <w:rPr>
           <w:rFonts w:ascii="Calibri" w:hAnsi="Calibri" w:cs="Arial"/>
-          <w:rtl/>
-          <w:sz w:val="24"/>
-          <w:szCs w:val="24"/>
-        </w:rPr>
-        <w:t xml:space="preserve">نسبة النجاح من المرة الأولى حسب الاختبار وحسب المورد (%)،</w:t>
+          <w:sz w:val="24"/>
+          <w:szCs w:val="24"/>
+        </w:rPr>
+        <w:t xml:space="preserve">EMS.LB.TL.09.02. Colour Fastness Tests Instruction</w:t>
       </w:r>
     </w:p>
     <w:p>
@@ -2091,18 +1715,16 @@
           <w:ilvl w:val="0"/>
           <w:numId w:val="1"/>
         </w:numPr>
-        <w:bidi/>
         <w:spacing w:after="60"/>
         <w:jc w:val="both"/>
       </w:pPr>
       <w:r>
         <w:rPr>
           <w:rFonts w:ascii="Calibri" w:hAnsi="Calibri" w:cs="Arial"/>
-          <w:rtl/>
-          <w:sz w:val="24"/>
-          <w:szCs w:val="24"/>
-        </w:rPr>
-        <w:t xml:space="preserve">نسبة إنجاز تقارير الاختبار في الوقت المحدد (%)،</w:t>
+          <w:sz w:val="24"/>
+          <w:szCs w:val="24"/>
+        </w:rPr>
+        <w:t xml:space="preserve">EMS.LB.TL.09.03. Spirality and Appearance after Washing Test Instruction</w:t>
       </w:r>
     </w:p>
     <w:p>
@@ -2112,46 +1734,16 @@
           <w:ilvl w:val="0"/>
           <w:numId w:val="1"/>
         </w:numPr>
-        <w:bidi/>
         <w:spacing w:after="60"/>
         <w:jc w:val="both"/>
       </w:pPr>
       <w:r>
         <w:rPr>
           <w:rFonts w:ascii="Calibri" w:hAnsi="Calibri" w:cs="Arial"/>
-          <w:rtl/>
-          <w:sz w:val="24"/>
-          <w:szCs w:val="24"/>
-        </w:rPr>
-        <w:t xml:space="preserve">عدد شكاوى العملاء المتعلقة بالخصائص المختبرة.</w:t>
-      </w:r>
-    </w:p>
-    <w:p>
-      <w:pPr>
-        <w:pStyle w:val="ListeParagraf"/>
-        <w:bidi/>
-        <w:spacing w:after="80"/>
-        <w:ind w:left="0" w:right="709"/>
-        <w:jc w:val="both"/>
-      </w:pPr>
-    </w:p>
-    <w:p>
-      <w:pPr>
-        <w:pStyle w:val="ListeParagraf"/>
-        <w:bidi/>
-        <w:spacing w:before="120" w:after="60"/>
-        <w:ind w:left="0" w:right="709"/>
-      </w:pPr>
-      <w:r>
-        <w:rPr>
-          <w:rFonts w:ascii="Calibri" w:hAnsi="Calibri" w:cs="Arial"/>
-          <w:b/>
-          <w:bCs/>
-          <w:rtl/>
-          <w:sz w:val="24"/>
-          <w:szCs w:val="24"/>
-        </w:rPr>
-        <w:t xml:space="preserve">7. الوثائق والسجلات ذات الصلة</w:t>
+          <w:sz w:val="24"/>
+          <w:szCs w:val="24"/>
+        </w:rPr>
+        <w:t xml:space="preserve">EMS.LB.PRO.09.02. Calibration of Measuring Equipment Procedure</w:t>
       </w:r>
     </w:p>
     <w:p>
@@ -2161,18 +1753,16 @@
           <w:ilvl w:val="0"/>
           <w:numId w:val="1"/>
         </w:numPr>
-        <w:bidi/>
         <w:spacing w:after="60"/>
         <w:jc w:val="both"/>
       </w:pPr>
       <w:r>
         <w:rPr>
           <w:rFonts w:ascii="Calibri" w:hAnsi="Calibri" w:cs="Arial"/>
-          <w:rtl/>
-          <w:sz w:val="24"/>
-          <w:szCs w:val="24"/>
-        </w:rPr>
-        <w:t xml:space="preserve">نماذج طلب الاختبار وسجل عينات المختبر</w:t>
+          <w:sz w:val="24"/>
+          <w:szCs w:val="24"/>
+        </w:rPr>
+        <w:t xml:space="preserve">EMS.MG.PRO.13.02. RSL Compliance and Product Testing Procedure</w:t>
       </w:r>
     </w:p>
     <w:p>
@@ -2182,18 +1772,16 @@
           <w:ilvl w:val="0"/>
           <w:numId w:val="1"/>
         </w:numPr>
-        <w:bidi/>
         <w:spacing w:after="60"/>
         <w:jc w:val="both"/>
       </w:pPr>
       <w:r>
         <w:rPr>
           <w:rFonts w:ascii="Calibri" w:hAnsi="Calibri" w:cs="Arial"/>
-          <w:rtl/>
-          <w:sz w:val="24"/>
-          <w:szCs w:val="24"/>
-        </w:rPr>
-        <w:t xml:space="preserve">خطط اختبار الطلبيات وأدلة اختبار العملاء</w:t>
+          <w:sz w:val="24"/>
+          <w:szCs w:val="24"/>
+        </w:rPr>
+        <w:t xml:space="preserve">EMS.QA.PRO.02.06. Nonconformity Notification Procedure</w:t>
       </w:r>
     </w:p>
     <w:p>
@@ -2203,18 +1791,816 @@
           <w:ilvl w:val="0"/>
           <w:numId w:val="1"/>
         </w:numPr>
-        <w:bidi/>
         <w:spacing w:after="60"/>
         <w:jc w:val="both"/>
       </w:pPr>
       <w:r>
         <w:rPr>
           <w:rFonts w:ascii="Calibri" w:hAnsi="Calibri" w:cs="Arial"/>
-          <w:rtl/>
-          <w:sz w:val="24"/>
-          <w:szCs w:val="24"/>
-        </w:rPr>
-        <w:t xml:space="preserve">تقارير الاختبار وتقارير المختبرات الخارجية</w:t>
+          <w:sz w:val="24"/>
+          <w:szCs w:val="24"/>
+        </w:rPr>
+        <w:t xml:space="preserve">EMS.KS.PRO.22.03. Corrective and Preventive Action (CAPA) for Quality Problems Procedure</w:t>
+      </w:r>
+    </w:p>
+    <w:p>
+      <w:pPr>
+        <w:pStyle w:val="ListeParagraf"/>
+        <w:spacing w:after="80"/>
+        <w:ind w:left="709" w:right="0"/>
+        <w:jc w:val="both"/>
+      </w:pPr>
+    </w:p>
+    <w:p>
+      <w:pPr>
+        <w:pStyle w:val="ListeParagraf"/>
+        <w:spacing w:before="120" w:after="60"/>
+        <w:ind w:left="709" w:right="0"/>
+      </w:pPr>
+      <w:r>
+        <w:rPr>
+          <w:rFonts w:ascii="Calibri" w:hAnsi="Calibri" w:cs="Arial"/>
+          <w:b/>
+          <w:bCs/>
+          <w:sz w:val="24"/>
+          <w:szCs w:val="24"/>
+        </w:rPr>
+        <w:t xml:space="preserve">10. FEEDBACK AND FOLLOW-UP</w:t>
+      </w:r>
+    </w:p>
+    <w:p>
+      <w:pPr>
+        <w:pStyle w:val="ListeParagraf"/>
+        <w:spacing w:after="80"/>
+        <w:ind w:left="709" w:right="0"/>
+        <w:jc w:val="both"/>
+      </w:pPr>
+      <w:r>
+        <w:rPr>
+          <w:rFonts w:ascii="Calibri" w:hAnsi="Calibri" w:cs="Arial"/>
+          <w:sz w:val="24"/>
+          <w:szCs w:val="24"/>
+        </w:rPr>
+        <w:t xml:space="preserve">This procedure is reviewed every year by the Laboratory Manager. Test failures, customer feedback, CAPA outcomes and changes in customer manuals and test standards are evaluated and the procedure is revised when necessary. Limits and methods are defined in the customer specification and company policy; the values given here are examples.</w:t>
+      </w:r>
+    </w:p>
+    <w:p>
+      <w:r>
+        <w:br w:type="page"/>
+      </w:r>
+    </w:p>
+    <w:p>
+      <w:pPr>
+        <w:pStyle w:val="ListeParagraf"/>
+        <w:bidi/>
+        <w:spacing w:before="120" w:after="60"/>
+        <w:ind w:left="0" w:right="709"/>
+      </w:pPr>
+      <w:r>
+        <w:rPr>
+          <w:rFonts w:ascii="Calibri" w:hAnsi="Calibri" w:cs="Arial"/>
+          <w:b/>
+          <w:bCs/>
+          <w:rtl/>
+          <w:sz w:val="24"/>
+          <w:szCs w:val="24"/>
+        </w:rPr>
+        <w:t xml:space="preserve">الغرض</w:t>
+      </w:r>
+    </w:p>
+    <w:p>
+      <w:pPr>
+        <w:pStyle w:val="ListeParagraf"/>
+        <w:bidi/>
+        <w:spacing w:after="80"/>
+        <w:ind w:left="0" w:right="709"/>
+        <w:jc w:val="both"/>
+      </w:pPr>
+      <w:r>
+        <w:rPr>
+          <w:rFonts w:ascii="Calibri" w:hAnsi="Calibri" w:cs="Arial"/>
+          <w:rtl/>
+          <w:sz w:val="24"/>
+          <w:szCs w:val="24"/>
+        </w:rPr>
+        <w:t xml:space="preserve">يحدد هذا الإجراء كيفية استلام عينات الغزل والأقمشة والإكسسوارات والملابس الجاهزة واختبارها وتقييمها والإبلاغ عن نتائجها في مختبر شركة إيروغلو للتريكو (EMS)، بحيث لا تُستخدم ولا تُشحن إلا المواد والمنتجات المستوفية لمتطلبات العملاء والمتطلبات الداخلية. كما يحدد أخذ العينات وتسجيلها، والاختبارات الفيزيائية واختبارات ثبات اللون وأعمال اللون، واعتماد النتائج وقرار الدفعة، ومعايرة الأجهزة، ومعالجة النتائج غير المطابقة، وذلك بما يتوافق مع البند 7.1.5 من ISO 9001:2015 ومبادئ ISO/IEC 17025.</w:t>
+      </w:r>
+    </w:p>
+    <w:p>
+      <w:pPr>
+        <w:pStyle w:val="ListeParagraf"/>
+        <w:bidi/>
+        <w:spacing w:after="80"/>
+        <w:ind w:left="0" w:right="709"/>
+        <w:jc w:val="both"/>
+      </w:pPr>
+    </w:p>
+    <w:p>
+      <w:pPr>
+        <w:pStyle w:val="ListeParagraf"/>
+        <w:bidi/>
+        <w:spacing w:before="120" w:after="60"/>
+        <w:ind w:left="0" w:right="709"/>
+      </w:pPr>
+      <w:r>
+        <w:rPr>
+          <w:rFonts w:ascii="Calibri" w:hAnsi="Calibri" w:cs="Arial"/>
+          <w:b/>
+          <w:bCs/>
+          <w:rtl/>
+          <w:sz w:val="24"/>
+          <w:szCs w:val="24"/>
+        </w:rPr>
+        <w:t xml:space="preserve">النطاق</w:t>
+      </w:r>
+    </w:p>
+    <w:p>
+      <w:pPr>
+        <w:pStyle w:val="ListeParagraf"/>
+        <w:bidi/>
+        <w:spacing w:after="80"/>
+        <w:ind w:left="0" w:right="709"/>
+        <w:jc w:val="both"/>
+      </w:pPr>
+      <w:r>
+        <w:rPr>
+          <w:rFonts w:ascii="Calibri" w:hAnsi="Calibri" w:cs="Arial"/>
+          <w:rtl/>
+          <w:sz w:val="24"/>
+          <w:szCs w:val="24"/>
+        </w:rPr>
+        <w:t xml:space="preserve">يشمل هذا الإجراء جميع الاختبارات الفيزيائية واختبارات ثبات اللون والاختبارات الكيميائية الأساسية التي تُجرى داخليًا، وأعمال اللون (عينة المختبر المصبوغة وقياس ΔE)، وإرسال العينات إلى مختبرات خارجية معتمدة للاختبارات التي لا يمكن إجراؤها داخليًا (مثل اختبارات RSL واختبارات الشهادات). وينطبق على المنتجات الواردة وقيد التصنيع والنهائية لجميع الطلبيات.</w:t>
+      </w:r>
+    </w:p>
+    <w:p>
+      <w:pPr>
+        <w:pStyle w:val="ListeParagraf"/>
+        <w:bidi/>
+        <w:spacing w:after="80"/>
+        <w:ind w:left="0" w:right="709"/>
+        <w:jc w:val="both"/>
+      </w:pPr>
+    </w:p>
+    <w:p>
+      <w:pPr>
+        <w:pStyle w:val="ListeParagraf"/>
+        <w:bidi/>
+        <w:spacing w:before="120" w:after="60"/>
+        <w:ind w:left="0" w:right="709"/>
+      </w:pPr>
+      <w:r>
+        <w:rPr>
+          <w:rFonts w:ascii="Calibri" w:hAnsi="Calibri" w:cs="Arial"/>
+          <w:b/>
+          <w:bCs/>
+          <w:rtl/>
+          <w:sz w:val="24"/>
+          <w:szCs w:val="24"/>
+        </w:rPr>
+        <w:t xml:space="preserve">المسؤوليات</w:t>
+      </w:r>
+    </w:p>
+    <w:p>
+      <w:pPr>
+        <w:pStyle w:val="ListeParagraf"/>
+        <w:bidi/>
+        <w:spacing w:after="80"/>
+        <w:ind w:left="0" w:right="709"/>
+        <w:jc w:val="both"/>
+      </w:pPr>
+      <w:r>
+        <w:rPr>
+          <w:rFonts w:ascii="Calibri" w:hAnsi="Calibri" w:cs="Arial"/>
+          <w:rtl/>
+          <w:sz w:val="24"/>
+          <w:szCs w:val="24"/>
+        </w:rPr>
+        <w:t xml:space="preserve">• </w:t>
+      </w:r>
+      <w:r>
+        <w:rPr>
+          <w:rFonts w:ascii="Calibri" w:hAnsi="Calibri" w:cs="Arial"/>
+          <w:b/>
+          <w:bCs/>
+          <w:rtl/>
+          <w:sz w:val="24"/>
+          <w:szCs w:val="24"/>
+        </w:rPr>
+        <w:t xml:space="preserve">مدير المختبر:</w:t>
+      </w:r>
+      <w:r>
+        <w:rPr>
+          <w:rFonts w:ascii="Calibri" w:hAnsi="Calibri" w:cs="Arial"/>
+          <w:rtl/>
+          <w:sz w:val="24"/>
+          <w:szCs w:val="24"/>
+        </w:rPr>
+        <w:t xml:space="preserve"> يحدد خطة الاختبار لكل مادة وطلبية، ويعتمد تقارير الاختبار، ويقرر بشأن النتائج الحدية بالتعاون مع ضمان الجودة. ويضمن معايرة الأجهزة وكفاءة الفنيين.</w:t>
+      </w:r>
+    </w:p>
+    <w:p>
+      <w:pPr>
+        <w:pStyle w:val="ListeParagraf"/>
+        <w:bidi/>
+        <w:spacing w:after="80"/>
+        <w:ind w:left="0" w:right="709"/>
+        <w:jc w:val="both"/>
+      </w:pPr>
+      <w:r>
+        <w:rPr>
+          <w:rFonts w:ascii="Calibri" w:hAnsi="Calibri" w:cs="Arial"/>
+          <w:rtl/>
+          <w:sz w:val="24"/>
+          <w:szCs w:val="24"/>
+        </w:rPr>
+        <w:t xml:space="preserve">• </w:t>
+      </w:r>
+      <w:r>
+        <w:rPr>
+          <w:rFonts w:ascii="Calibri" w:hAnsi="Calibri" w:cs="Arial"/>
+          <w:b/>
+          <w:bCs/>
+          <w:rtl/>
+          <w:sz w:val="24"/>
+          <w:szCs w:val="24"/>
+        </w:rPr>
+        <w:t xml:space="preserve">فنيو المختبر:</w:t>
+      </w:r>
+      <w:r>
+        <w:rPr>
+          <w:rFonts w:ascii="Calibri" w:hAnsi="Calibri" w:cs="Arial"/>
+          <w:rtl/>
+          <w:sz w:val="24"/>
+          <w:szCs w:val="24"/>
+        </w:rPr>
+        <w:t xml:space="preserve"> يكيّفون العينات ويختبرونها وفق الطريقة المحددة، ويسجلون البيانات الأولية، ويعدون تقارير الاختبار.</w:t>
+      </w:r>
+    </w:p>
+    <w:p>
+      <w:pPr>
+        <w:pStyle w:val="ListeParagraf"/>
+        <w:bidi/>
+        <w:spacing w:after="80"/>
+        <w:ind w:left="0" w:right="709"/>
+        <w:jc w:val="both"/>
+      </w:pPr>
+      <w:r>
+        <w:rPr>
+          <w:rFonts w:ascii="Calibri" w:hAnsi="Calibri" w:cs="Arial"/>
+          <w:rtl/>
+          <w:sz w:val="24"/>
+          <w:szCs w:val="24"/>
+        </w:rPr>
+        <w:t xml:space="preserve">• </w:t>
+      </w:r>
+      <w:r>
+        <w:rPr>
+          <w:rFonts w:ascii="Calibri" w:hAnsi="Calibri" w:cs="Arial"/>
+          <w:b/>
+          <w:bCs/>
+          <w:rtl/>
+          <w:sz w:val="24"/>
+          <w:szCs w:val="24"/>
+        </w:rPr>
+        <w:t xml:space="preserve">الأقسام الطالبة (المخزن، الصباغة والتجهيز، ضمان الجودة، التسويق):</w:t>
+      </w:r>
+      <w:r>
+        <w:rPr>
+          <w:rFonts w:ascii="Calibri" w:hAnsi="Calibri" w:cs="Arial"/>
+          <w:rtl/>
+          <w:sz w:val="24"/>
+          <w:szCs w:val="24"/>
+        </w:rPr>
+        <w:t xml:space="preserve"> ترسل عينات ممثلة ومعرّفة بشكل صحيح مع نموذج طلب الاختبار.</w:t>
+      </w:r>
+    </w:p>
+    <w:p>
+      <w:pPr>
+        <w:pStyle w:val="ListeParagraf"/>
+        <w:bidi/>
+        <w:spacing w:after="80"/>
+        <w:ind w:left="0" w:right="709"/>
+        <w:jc w:val="both"/>
+      </w:pPr>
+      <w:r>
+        <w:rPr>
+          <w:rFonts w:ascii="Calibri" w:hAnsi="Calibri" w:cs="Arial"/>
+          <w:rtl/>
+          <w:sz w:val="24"/>
+          <w:szCs w:val="24"/>
+        </w:rPr>
+        <w:t xml:space="preserve">• </w:t>
+      </w:r>
+      <w:r>
+        <w:rPr>
+          <w:rFonts w:ascii="Calibri" w:hAnsi="Calibri" w:cs="Arial"/>
+          <w:b/>
+          <w:bCs/>
+          <w:rtl/>
+          <w:sz w:val="24"/>
+          <w:szCs w:val="24"/>
+        </w:rPr>
+        <w:t xml:space="preserve">مدير ضمان الجودة:</w:t>
+      </w:r>
+      <w:r>
+        <w:rPr>
+          <w:rFonts w:ascii="Calibri" w:hAnsi="Calibri" w:cs="Arial"/>
+          <w:rtl/>
+          <w:sz w:val="24"/>
+          <w:szCs w:val="24"/>
+        </w:rPr>
+        <w:t xml:space="preserve"> يتخذ قرار الدفعة (قبول أو رفض أو إعادة معالجة) وفق نتائج الاختبار، ويقرر مصير المواد غير المطابقة ويتابع الإجراءات التصحيحية.</w:t>
+      </w:r>
+    </w:p>
+    <w:p>
+      <w:pPr>
+        <w:pStyle w:val="ListeParagraf"/>
+        <w:bidi/>
+        <w:spacing w:after="80"/>
+        <w:ind w:left="0" w:right="709"/>
+        <w:jc w:val="both"/>
+      </w:pPr>
+      <w:r>
+        <w:rPr>
+          <w:rFonts w:ascii="Calibri" w:hAnsi="Calibri" w:cs="Arial"/>
+          <w:rtl/>
+          <w:sz w:val="24"/>
+          <w:szCs w:val="24"/>
+        </w:rPr>
+        <w:t xml:space="preserve">• </w:t>
+      </w:r>
+      <w:r>
+        <w:rPr>
+          <w:rFonts w:ascii="Calibri" w:hAnsi="Calibri" w:cs="Arial"/>
+          <w:b/>
+          <w:bCs/>
+          <w:rtl/>
+          <w:sz w:val="24"/>
+          <w:szCs w:val="24"/>
+        </w:rPr>
+        <w:t xml:space="preserve">أخصائي البيئة والسلامة المهنية:</w:t>
+      </w:r>
+      <w:r>
+        <w:rPr>
+          <w:rFonts w:ascii="Calibri" w:hAnsi="Calibri" w:cs="Arial"/>
+          <w:rtl/>
+          <w:sz w:val="24"/>
+          <w:szCs w:val="24"/>
+        </w:rPr>
+        <w:t xml:space="preserve"> يتحقق من الاستخدام الآمن لكيماويات المختبر والتخلص من نفايات الاختبار.</w:t>
+      </w:r>
+    </w:p>
+    <w:p>
+      <w:pPr>
+        <w:pStyle w:val="ListeParagraf"/>
+        <w:bidi/>
+        <w:spacing w:after="80"/>
+        <w:ind w:left="0" w:right="709"/>
+        <w:jc w:val="both"/>
+      </w:pPr>
+      <w:r>
+        <w:rPr>
+          <w:rFonts w:ascii="Calibri" w:hAnsi="Calibri" w:cs="Arial"/>
+          <w:rtl/>
+          <w:sz w:val="24"/>
+          <w:szCs w:val="24"/>
+        </w:rPr>
+        <w:t xml:space="preserve">• </w:t>
+      </w:r>
+      <w:r>
+        <w:rPr>
+          <w:rFonts w:ascii="Calibri" w:hAnsi="Calibri" w:cs="Arial"/>
+          <w:b/>
+          <w:bCs/>
+          <w:rtl/>
+          <w:sz w:val="24"/>
+          <w:szCs w:val="24"/>
+        </w:rPr>
+        <w:t xml:space="preserve">الصيانة:</w:t>
+      </w:r>
+      <w:r>
+        <w:rPr>
+          <w:rFonts w:ascii="Calibri" w:hAnsi="Calibri" w:cs="Arial"/>
+          <w:rtl/>
+          <w:sz w:val="24"/>
+          <w:szCs w:val="24"/>
+        </w:rPr>
+        <w:t xml:space="preserve"> تصلح أجهزة المختبر وتدعم المعايرة عند الإبلاغ.</w:t>
+      </w:r>
+    </w:p>
+    <w:p>
+      <w:pPr>
+        <w:pStyle w:val="ListeParagraf"/>
+        <w:bidi/>
+        <w:spacing w:after="80"/>
+        <w:ind w:left="0" w:right="709"/>
+        <w:jc w:val="both"/>
+      </w:pPr>
+    </w:p>
+    <w:p>
+      <w:pPr>
+        <w:pStyle w:val="ListeParagraf"/>
+        <w:bidi/>
+        <w:spacing w:before="120" w:after="60"/>
+        <w:ind w:left="0" w:right="709"/>
+      </w:pPr>
+      <w:r>
+        <w:rPr>
+          <w:rFonts w:ascii="Calibri" w:hAnsi="Calibri" w:cs="Arial"/>
+          <w:b/>
+          <w:bCs/>
+          <w:rtl/>
+          <w:sz w:val="24"/>
+          <w:szCs w:val="24"/>
+        </w:rPr>
+        <w:t xml:space="preserve">التعريفات</w:t>
+      </w:r>
+    </w:p>
+    <w:p>
+      <w:pPr>
+        <w:pStyle w:val="ListeParagraf"/>
+        <w:bidi/>
+        <w:spacing w:after="80"/>
+        <w:ind w:left="0" w:right="709"/>
+        <w:jc w:val="both"/>
+      </w:pPr>
+      <w:r>
+        <w:rPr>
+          <w:rFonts w:ascii="Calibri" w:hAnsi="Calibri" w:cs="Arial"/>
+          <w:rtl/>
+          <w:sz w:val="24"/>
+          <w:szCs w:val="24"/>
+        </w:rPr>
+        <w:t xml:space="preserve">• </w:t>
+      </w:r>
+      <w:r>
+        <w:rPr>
+          <w:rFonts w:ascii="Calibri" w:hAnsi="Calibri" w:cs="Arial"/>
+          <w:b/>
+          <w:bCs/>
+          <w:rtl/>
+          <w:sz w:val="24"/>
+          <w:szCs w:val="24"/>
+        </w:rPr>
+        <w:t xml:space="preserve">نموذج طلب الاختبار:</w:t>
+      </w:r>
+      <w:r>
+        <w:rPr>
+          <w:rFonts w:ascii="Calibri" w:hAnsi="Calibri" w:cs="Arial"/>
+          <w:rtl/>
+          <w:sz w:val="24"/>
+          <w:szCs w:val="24"/>
+        </w:rPr>
+        <w:t xml:space="preserve"> النموذج أو السجل في النظام الذي يوضح هوية العينة والطلبية والعميل والاختبارات المطلوبة.</w:t>
+      </w:r>
+    </w:p>
+    <w:p>
+      <w:pPr>
+        <w:pStyle w:val="ListeParagraf"/>
+        <w:bidi/>
+        <w:spacing w:after="80"/>
+        <w:ind w:left="0" w:right="709"/>
+        <w:jc w:val="both"/>
+      </w:pPr>
+      <w:r>
+        <w:rPr>
+          <w:rFonts w:ascii="Calibri" w:hAnsi="Calibri" w:cs="Arial"/>
+          <w:rtl/>
+          <w:sz w:val="24"/>
+          <w:szCs w:val="24"/>
+        </w:rPr>
+        <w:t xml:space="preserve">• </w:t>
+      </w:r>
+      <w:r>
+        <w:rPr>
+          <w:rFonts w:ascii="Calibri" w:hAnsi="Calibri" w:cs="Arial"/>
+          <w:b/>
+          <w:bCs/>
+          <w:rtl/>
+          <w:sz w:val="24"/>
+          <w:szCs w:val="24"/>
+        </w:rPr>
+        <w:t xml:space="preserve">التكييف:</w:t>
+      </w:r>
+      <w:r>
+        <w:rPr>
+          <w:rFonts w:ascii="Calibri" w:hAnsi="Calibri" w:cs="Arial"/>
+          <w:rtl/>
+          <w:sz w:val="24"/>
+          <w:szCs w:val="24"/>
+        </w:rPr>
+        <w:t xml:space="preserve"> حفظ العينات في الجو القياسي (20 ± 2 °C، ورطوبة نسبية 65 ± 4 %) قبل الاختبارات الفيزيائية (ISO 139).</w:t>
+      </w:r>
+    </w:p>
+    <w:p>
+      <w:pPr>
+        <w:pStyle w:val="ListeParagraf"/>
+        <w:bidi/>
+        <w:spacing w:after="80"/>
+        <w:ind w:left="0" w:right="709"/>
+        <w:jc w:val="both"/>
+      </w:pPr>
+      <w:r>
+        <w:rPr>
+          <w:rFonts w:ascii="Calibri" w:hAnsi="Calibri" w:cs="Arial"/>
+          <w:rtl/>
+          <w:sz w:val="24"/>
+          <w:szCs w:val="24"/>
+        </w:rPr>
+        <w:t xml:space="preserve">• </w:t>
+      </w:r>
+      <w:r>
+        <w:rPr>
+          <w:rFonts w:ascii="Calibri" w:hAnsi="Calibri" w:cs="Arial"/>
+          <w:b/>
+          <w:bCs/>
+          <w:rtl/>
+          <w:sz w:val="24"/>
+          <w:szCs w:val="24"/>
+        </w:rPr>
+        <w:t xml:space="preserve">معايير القبول/الرفض:</w:t>
+      </w:r>
+      <w:r>
+        <w:rPr>
+          <w:rFonts w:ascii="Calibri" w:hAnsi="Calibri" w:cs="Arial"/>
+          <w:rtl/>
+          <w:sz w:val="24"/>
+          <w:szCs w:val="24"/>
+        </w:rPr>
+        <w:t xml:space="preserve"> الحدود الواردة في دليل العميل، أو في معايير الجودة الداخلية لـ EMS إذا لم يحددها العميل.</w:t>
+      </w:r>
+    </w:p>
+    <w:p>
+      <w:pPr>
+        <w:pStyle w:val="ListeParagraf"/>
+        <w:bidi/>
+        <w:spacing w:after="80"/>
+        <w:ind w:left="0" w:right="709"/>
+        <w:jc w:val="both"/>
+      </w:pPr>
+      <w:r>
+        <w:rPr>
+          <w:rFonts w:ascii="Calibri" w:hAnsi="Calibri" w:cs="Arial"/>
+          <w:rtl/>
+          <w:sz w:val="24"/>
+          <w:szCs w:val="24"/>
+        </w:rPr>
+        <w:t xml:space="preserve">• </w:t>
+      </w:r>
+      <w:r>
+        <w:rPr>
+          <w:rFonts w:ascii="Calibri" w:hAnsi="Calibri" w:cs="Arial"/>
+          <w:b/>
+          <w:bCs/>
+          <w:rtl/>
+          <w:sz w:val="24"/>
+          <w:szCs w:val="24"/>
+        </w:rPr>
+        <w:t xml:space="preserve">ΔE:</w:t>
+      </w:r>
+      <w:r>
+        <w:rPr>
+          <w:rFonts w:ascii="Calibri" w:hAnsi="Calibri" w:cs="Arial"/>
+          <w:rtl/>
+          <w:sz w:val="24"/>
+          <w:szCs w:val="24"/>
+        </w:rPr>
+        <w:t xml:space="preserve"> القيمة العددية للفرق اللوني بين لونين تُقاس بجهاز المطياف الضوئي.</w:t>
+      </w:r>
+    </w:p>
+    <w:p>
+      <w:pPr>
+        <w:pStyle w:val="ListeParagraf"/>
+        <w:bidi/>
+        <w:spacing w:after="80"/>
+        <w:ind w:left="0" w:right="709"/>
+        <w:jc w:val="both"/>
+      </w:pPr>
+      <w:r>
+        <w:rPr>
+          <w:rFonts w:ascii="Calibri" w:hAnsi="Calibri" w:cs="Arial"/>
+          <w:rtl/>
+          <w:sz w:val="24"/>
+          <w:szCs w:val="24"/>
+        </w:rPr>
+        <w:t xml:space="preserve">• </w:t>
+      </w:r>
+      <w:r>
+        <w:rPr>
+          <w:rFonts w:ascii="Calibri" w:hAnsi="Calibri" w:cs="Arial"/>
+          <w:b/>
+          <w:bCs/>
+          <w:rtl/>
+          <w:sz w:val="24"/>
+          <w:szCs w:val="24"/>
+        </w:rPr>
+        <w:t xml:space="preserve">ثبات اللون:</w:t>
+      </w:r>
+      <w:r>
+        <w:rPr>
+          <w:rFonts w:ascii="Calibri" w:hAnsi="Calibri" w:cs="Arial"/>
+          <w:rtl/>
+          <w:sz w:val="24"/>
+          <w:szCs w:val="24"/>
+        </w:rPr>
+        <w:t xml:space="preserve"> مقاومة لون المنتج المصبوغ للغسيل والاحتكاك والعرق والضوء وغيرها من المؤثرات، ويُدرَّج بمقياس الرمادي (سلسلة ISO 105).</w:t>
+      </w:r>
+    </w:p>
+    <w:p>
+      <w:pPr>
+        <w:pStyle w:val="ListeParagraf"/>
+        <w:bidi/>
+        <w:spacing w:after="80"/>
+        <w:ind w:left="0" w:right="709"/>
+        <w:jc w:val="both"/>
+      </w:pPr>
+      <w:r>
+        <w:rPr>
+          <w:rFonts w:ascii="Calibri" w:hAnsi="Calibri" w:cs="Arial"/>
+          <w:rtl/>
+          <w:sz w:val="24"/>
+          <w:szCs w:val="24"/>
+        </w:rPr>
+        <w:t xml:space="preserve">• </w:t>
+      </w:r>
+      <w:r>
+        <w:rPr>
+          <w:rFonts w:ascii="Calibri" w:hAnsi="Calibri" w:cs="Arial"/>
+          <w:b/>
+          <w:bCs/>
+          <w:rtl/>
+          <w:sz w:val="24"/>
+          <w:szCs w:val="24"/>
+        </w:rPr>
+        <w:t xml:space="preserve">عينة المختبر المصبوغة (Lab Dip):</w:t>
+      </w:r>
+      <w:r>
+        <w:rPr>
+          <w:rFonts w:ascii="Calibri" w:hAnsi="Calibri" w:cs="Arial"/>
+          <w:rtl/>
+          <w:sz w:val="24"/>
+          <w:szCs w:val="24"/>
+        </w:rPr>
+        <w:t xml:space="preserve"> صباغة صغيرة في المختبر لمطابقة مرجع لون العميل قبل الصباغة الكمية.</w:t>
+      </w:r>
+    </w:p>
+    <w:p>
+      <w:pPr>
+        <w:pStyle w:val="ListeParagraf"/>
+        <w:bidi/>
+        <w:spacing w:after="80"/>
+        <w:ind w:left="0" w:right="709"/>
+        <w:jc w:val="both"/>
+      </w:pPr>
+      <w:r>
+        <w:rPr>
+          <w:rFonts w:ascii="Calibri" w:hAnsi="Calibri" w:cs="Arial"/>
+          <w:rtl/>
+          <w:sz w:val="24"/>
+          <w:szCs w:val="24"/>
+        </w:rPr>
+        <w:t xml:space="preserve">• </w:t>
+      </w:r>
+      <w:r>
+        <w:rPr>
+          <w:rFonts w:ascii="Calibri" w:hAnsi="Calibri" w:cs="Arial"/>
+          <w:b/>
+          <w:bCs/>
+          <w:rtl/>
+          <w:sz w:val="24"/>
+          <w:szCs w:val="24"/>
+        </w:rPr>
+        <w:t xml:space="preserve">المعايرة:</w:t>
+      </w:r>
+      <w:r>
+        <w:rPr>
+          <w:rFonts w:ascii="Calibri" w:hAnsi="Calibri" w:cs="Arial"/>
+          <w:rtl/>
+          <w:sz w:val="24"/>
+          <w:szCs w:val="24"/>
+        </w:rPr>
+        <w:t xml:space="preserve"> التحقق من دقة الجهاز مقابل معيار قابل للتتبع.</w:t>
+      </w:r>
+    </w:p>
+    <w:p>
+      <w:pPr>
+        <w:pStyle w:val="ListeParagraf"/>
+        <w:bidi/>
+        <w:spacing w:after="80"/>
+        <w:ind w:left="0" w:right="709"/>
+        <w:jc w:val="both"/>
+      </w:pPr>
+      <w:r>
+        <w:rPr>
+          <w:rFonts w:ascii="Calibri" w:hAnsi="Calibri" w:cs="Arial"/>
+          <w:rtl/>
+          <w:sz w:val="24"/>
+          <w:szCs w:val="24"/>
+        </w:rPr>
+        <w:t xml:space="preserve">• </w:t>
+      </w:r>
+      <w:r>
+        <w:rPr>
+          <w:rFonts w:ascii="Calibri" w:hAnsi="Calibri" w:cs="Arial"/>
+          <w:b/>
+          <w:bCs/>
+          <w:rtl/>
+          <w:sz w:val="24"/>
+          <w:szCs w:val="24"/>
+        </w:rPr>
+        <w:t xml:space="preserve">قرار الدفعة:</w:t>
+      </w:r>
+      <w:r>
+        <w:rPr>
+          <w:rFonts w:ascii="Calibri" w:hAnsi="Calibri" w:cs="Arial"/>
+          <w:rtl/>
+          <w:sz w:val="24"/>
+          <w:szCs w:val="24"/>
+        </w:rPr>
+        <w:t xml:space="preserve"> قرار القبول أو الرفض أو إعادة المعالجة بشأن الدفعة بناءً على نتائج الاختبار.</w:t>
+      </w:r>
+    </w:p>
+    <w:p>
+      <w:pPr>
+        <w:pStyle w:val="ListeParagraf"/>
+        <w:bidi/>
+        <w:spacing w:after="80"/>
+        <w:ind w:left="0" w:right="709"/>
+        <w:jc w:val="both"/>
+      </w:pPr>
+    </w:p>
+    <w:p>
+      <w:pPr>
+        <w:pStyle w:val="ListeParagraf"/>
+        <w:bidi/>
+        <w:spacing w:before="120" w:after="60"/>
+        <w:ind w:left="0" w:right="709"/>
+      </w:pPr>
+      <w:r>
+        <w:rPr>
+          <w:rFonts w:ascii="Calibri" w:hAnsi="Calibri" w:cs="Arial"/>
+          <w:b/>
+          <w:bCs/>
+          <w:rtl/>
+          <w:sz w:val="24"/>
+          <w:szCs w:val="24"/>
+        </w:rPr>
+        <w:t xml:space="preserve">العمليات الرئيسية والفرعية</w:t>
+      </w:r>
+    </w:p>
+    <w:p>
+      <w:pPr>
+        <w:pStyle w:val="ListeParagraf"/>
+        <w:bidi/>
+        <w:spacing w:before="120" w:after="60"/>
+        <w:ind w:left="0" w:right="709"/>
+      </w:pPr>
+      <w:r>
+        <w:rPr>
+          <w:rFonts w:ascii="Calibri" w:hAnsi="Calibri" w:cs="Arial"/>
+          <w:b/>
+          <w:bCs/>
+          <w:rtl/>
+          <w:sz w:val="24"/>
+          <w:szCs w:val="24"/>
+        </w:rPr>
+        <w:t xml:space="preserve">1. تخطيط الاختبارات</w:t>
+      </w:r>
+    </w:p>
+    <w:p>
+      <w:pPr>
+        <w:pStyle w:val="ListeParagraf"/>
+        <w:bidi/>
+        <w:spacing w:after="80"/>
+        <w:ind w:left="0" w:right="709"/>
+        <w:jc w:val="both"/>
+      </w:pPr>
+      <w:r>
+        <w:rPr>
+          <w:rFonts w:ascii="Calibri" w:hAnsi="Calibri" w:cs="Arial"/>
+          <w:rtl/>
+          <w:sz w:val="24"/>
+          <w:szCs w:val="24"/>
+        </w:rPr>
+        <w:t xml:space="preserve">1.1. عند تأكيد طلبية جديدة يراجع مدير المختبر دليل الجودة والاختبارات الخاص بالعميل ويعد خطة اختبار للطلبية.</w:t>
+      </w:r>
+    </w:p>
+    <w:p>
+      <w:pPr>
+        <w:pStyle w:val="ListeParagraf"/>
+        <w:bidi/>
+        <w:spacing w:after="80"/>
+        <w:ind w:left="0" w:right="709"/>
+        <w:jc w:val="both"/>
+      </w:pPr>
+      <w:r>
+        <w:rPr>
+          <w:rFonts w:ascii="Calibri" w:hAnsi="Calibri" w:cs="Arial"/>
+          <w:rtl/>
+          <w:sz w:val="24"/>
+          <w:szCs w:val="24"/>
+        </w:rPr>
+        <w:t xml:space="preserve">1.2. توضح خطة الاختبار الاختبارات التي تُجرى في كل مرحلة:</w:t>
       </w:r>
     </w:p>
     <w:p>
@@ -2235,7 +2621,7 @@
           <w:sz w:val="24"/>
           <w:szCs w:val="24"/>
         </w:rPr>
-        <w:t xml:space="preserve">EMS.LB.PRO.09.02. إجراء معايرة أجهزة القياس</w:t>
+        <w:t xml:space="preserve">الغزل والإكسسوارات الواردة (النمرة والمتانة وثبات لون الإكسسوارات)،</w:t>
       </w:r>
     </w:p>
     <w:p>
@@ -2256,7 +2642,7 @@
           <w:sz w:val="24"/>
           <w:szCs w:val="24"/>
         </w:rPr>
-        <w:t xml:space="preserve">EMS.MG.PRO.13.02. إجراء الامتثال لقائمة المواد المقيدة (RSL) واختبار المنتجات</w:t>
+        <w:t xml:space="preserve">القماش الخام والقماش المجهز (الوزن والعرض والانكماش والالتواء والتوبير والثبات والأس الهيدروجيني pH)،</w:t>
       </w:r>
     </w:p>
     <w:p>
@@ -2277,7 +2663,25 @@
           <w:sz w:val="24"/>
           <w:szCs w:val="24"/>
         </w:rPr>
-        <w:t xml:space="preserve">EMS.QA.PRO.02.06. إجراء الإبلاغ عن عدم المطابقة</w:t>
+        <w:t xml:space="preserve">الملابس (ثبات الأبعاد بعد الغسيل وقوة الدرزات ومتانة الطباعة والتطريز واختبار شد الأزرار والكباسين).</w:t>
+      </w:r>
+    </w:p>
+    <w:p>
+      <w:pPr>
+        <w:pStyle w:val="ListeParagraf"/>
+        <w:bidi/>
+        <w:spacing w:after="80"/>
+        <w:ind w:left="0" w:right="709"/>
+        <w:jc w:val="both"/>
+      </w:pPr>
+      <w:r>
+        <w:rPr>
+          <w:rFonts w:ascii="Calibri" w:hAnsi="Calibri" w:cs="Arial"/>
+          <w:rtl/>
+          <w:sz w:val="24"/>
+          <w:szCs w:val="24"/>
+        </w:rPr>
+        <w:t xml:space="preserve">1.3. تحدد خطة الاختبار لكل اختبار الطريقة (مثل ISO أو AATCC أو ASTM) وكمية العينات والتكرار ومعايير القبول/الرفض وموعد تسليم التقرير؛ وتؤخذ الحدود من مواصفات العميل وسياسة الشركة.</w:t>
       </w:r>
     </w:p>
     <w:p>
@@ -2305,28 +2709,1205 @@
           <w:sz w:val="24"/>
           <w:szCs w:val="24"/>
         </w:rPr>
-        <w:t xml:space="preserve">8. التغذية الراجعة والمتابعة</w:t>
-      </w:r>
-    </w:p>
-    <w:p>
-      <w:pPr>
-        <w:pStyle w:val="ListeParagraf"/>
-        <w:bidi/>
-        <w:spacing w:after="80"/>
-        <w:ind w:left="0" w:right="709"/>
-        <w:jc w:val="both"/>
-      </w:pPr>
-      <w:r>
-        <w:rPr>
-          <w:rFonts w:ascii="Calibri" w:hAnsi="Calibri" w:cs="Arial"/>
-          <w:rtl/>
-          <w:sz w:val="24"/>
-          <w:szCs w:val="24"/>
-        </w:rPr>
-        <w:t xml:space="preserve">يُراجع هذا الإجراء سنويًا من قبل مدير المختبر. وتُقيّم حالات فشل الاختبارات وملاحظات العملاء والتغييرات في أدلة العملاء، ويُعدل الإجراء عند الحاجة.</w:t>
-      </w:r>
-    </w:p>
-    <w:p/>
+        <w:t xml:space="preserve">2. استلام العينات</w:t>
+      </w:r>
+    </w:p>
+    <w:p>
+      <w:pPr>
+        <w:pStyle w:val="ListeParagraf"/>
+        <w:bidi/>
+        <w:spacing w:after="80"/>
+        <w:ind w:left="0" w:right="709"/>
+        <w:jc w:val="both"/>
+      </w:pPr>
+      <w:r>
+        <w:rPr>
+          <w:rFonts w:ascii="Calibri" w:hAnsi="Calibri" w:cs="Arial"/>
+          <w:rtl/>
+          <w:sz w:val="24"/>
+          <w:szCs w:val="24"/>
+        </w:rPr>
+        <w:t xml:space="preserve">2.1. تُسلم العينات إلى المختبر مع نموذج طلب الاختبار؛ ولا تُقبل العينات غير المعرّفة.</w:t>
+      </w:r>
+    </w:p>
+    <w:p>
+      <w:pPr>
+        <w:pStyle w:val="ListeParagraf"/>
+        <w:bidi/>
+        <w:spacing w:after="80"/>
+        <w:ind w:left="0" w:right="709"/>
+        <w:jc w:val="both"/>
+      </w:pPr>
+      <w:r>
+        <w:rPr>
+          <w:rFonts w:ascii="Calibri" w:hAnsi="Calibri" w:cs="Arial"/>
+          <w:rtl/>
+          <w:sz w:val="24"/>
+          <w:szCs w:val="24"/>
+        </w:rPr>
+        <w:t xml:space="preserve">2.2. تُسجل كل عينة برقم مختبر فريد وتاريخ ووقت إنجاز مخطط.</w:t>
+      </w:r>
+    </w:p>
+    <w:p>
+      <w:pPr>
+        <w:pStyle w:val="ListeParagraf"/>
+        <w:bidi/>
+        <w:spacing w:after="80"/>
+        <w:ind w:left="0" w:right="709"/>
+        <w:jc w:val="both"/>
+      </w:pPr>
+      <w:r>
+        <w:rPr>
+          <w:rFonts w:ascii="Calibri" w:hAnsi="Calibri" w:cs="Arial"/>
+          <w:rtl/>
+          <w:sz w:val="24"/>
+          <w:szCs w:val="24"/>
+        </w:rPr>
+        <w:t xml:space="preserve">2.3. تُكيّف العينات لمدة 4 ساعات على الأقل (24 ساعة للاختبارات الفيزيائية الحرجة) قبل الاختبار.</w:t>
+      </w:r>
+    </w:p>
+    <w:p>
+      <w:pPr>
+        <w:pStyle w:val="ListeParagraf"/>
+        <w:bidi/>
+        <w:spacing w:after="80"/>
+        <w:ind w:left="0" w:right="709"/>
+        <w:jc w:val="both"/>
+      </w:pPr>
+      <w:r>
+        <w:rPr>
+          <w:rFonts w:ascii="Calibri" w:hAnsi="Calibri" w:cs="Arial"/>
+          <w:rtl/>
+          <w:sz w:val="24"/>
+          <w:szCs w:val="24"/>
+        </w:rPr>
+        <w:t xml:space="preserve">2.4. تؤخذ العينات وفق تعليمات أخذ العينات (TLM-LAB-01) بحيث تمثل الدفعة؛ ويُكتب رقم الدفعة والتاريخ واسم من أخذ العينة على الملصق وفي نموذج تسجيل العينات (FRM-LAB-01).</w:t>
+      </w:r>
+    </w:p>
+    <w:p>
+      <w:pPr>
+        <w:pStyle w:val="ListeParagraf"/>
+        <w:bidi/>
+        <w:spacing w:after="80"/>
+        <w:ind w:left="0" w:right="709"/>
+        <w:jc w:val="both"/>
+      </w:pPr>
+      <w:r>
+        <w:rPr>
+          <w:rFonts w:ascii="Calibri" w:hAnsi="Calibri" w:cs="Arial"/>
+          <w:rtl/>
+          <w:sz w:val="24"/>
+          <w:szCs w:val="24"/>
+        </w:rPr>
+        <w:t xml:space="preserve">2.5. تُحفظ العينات حتى انتهاء الاختبار وتُخزن بطريقة تمنع التلوث والتعرض للضوء والرطوبة والاختلاط.</w:t>
+      </w:r>
+    </w:p>
+    <w:p>
+      <w:pPr>
+        <w:pStyle w:val="ListeParagraf"/>
+        <w:bidi/>
+        <w:spacing w:after="80"/>
+        <w:ind w:left="0" w:right="709"/>
+        <w:jc w:val="both"/>
+      </w:pPr>
+    </w:p>
+    <w:p>
+      <w:pPr>
+        <w:pStyle w:val="ListeParagraf"/>
+        <w:bidi/>
+        <w:spacing w:before="120" w:after="60"/>
+        <w:ind w:left="0" w:right="709"/>
+      </w:pPr>
+      <w:r>
+        <w:rPr>
+          <w:rFonts w:ascii="Calibri" w:hAnsi="Calibri" w:cs="Arial"/>
+          <w:b/>
+          <w:bCs/>
+          <w:rtl/>
+          <w:sz w:val="24"/>
+          <w:szCs w:val="24"/>
+        </w:rPr>
+        <w:t xml:space="preserve">3. الاختبار</w:t>
+      </w:r>
+    </w:p>
+    <w:p>
+      <w:pPr>
+        <w:pStyle w:val="ListeParagraf"/>
+        <w:bidi/>
+        <w:spacing w:after="80"/>
+        <w:ind w:left="0" w:right="709"/>
+        <w:jc w:val="both"/>
+      </w:pPr>
+      <w:r>
+        <w:rPr>
+          <w:rFonts w:ascii="Calibri" w:hAnsi="Calibri" w:cs="Arial"/>
+          <w:rtl/>
+          <w:sz w:val="24"/>
+          <w:szCs w:val="24"/>
+        </w:rPr>
+        <w:t xml:space="preserve">3.1. تُجرى الاختبارات وفق الطريقة المحددة في خطة الاختبار وباستخدام أجهزة معايرة فقط.</w:t>
+      </w:r>
+    </w:p>
+    <w:p>
+      <w:pPr>
+        <w:pStyle w:val="ListeParagraf"/>
+        <w:bidi/>
+        <w:spacing w:after="80"/>
+        <w:ind w:left="0" w:right="709"/>
+        <w:jc w:val="both"/>
+      </w:pPr>
+      <w:r>
+        <w:rPr>
+          <w:rFonts w:ascii="Calibri" w:hAnsi="Calibri" w:cs="Arial"/>
+          <w:rtl/>
+          <w:sz w:val="24"/>
+          <w:szCs w:val="24"/>
+        </w:rPr>
+        <w:t xml:space="preserve">3.2. يُقيّم اللون في كابينة الإضاءة تحت مصادر الضوء التي يطلبها العميل، من قبل فنيين اجتازوا اختبار رؤية الألوان.</w:t>
+      </w:r>
+    </w:p>
+    <w:p>
+      <w:pPr>
+        <w:pStyle w:val="ListeParagraf"/>
+        <w:bidi/>
+        <w:spacing w:after="80"/>
+        <w:ind w:left="0" w:right="709"/>
+        <w:jc w:val="both"/>
+      </w:pPr>
+      <w:r>
+        <w:rPr>
+          <w:rFonts w:ascii="Calibri" w:hAnsi="Calibri" w:cs="Arial"/>
+          <w:rtl/>
+          <w:sz w:val="24"/>
+          <w:szCs w:val="24"/>
+        </w:rPr>
+        <w:t xml:space="preserve">3.3. تُسجل لكل اختبار البيانات الأولية والطريقة ورقم الجهاز واسم الفني.</w:t>
+      </w:r>
+    </w:p>
+    <w:p>
+      <w:pPr>
+        <w:pStyle w:val="ListeParagraf"/>
+        <w:bidi/>
+        <w:spacing w:after="80"/>
+        <w:ind w:left="0" w:right="709"/>
+        <w:jc w:val="both"/>
+      </w:pPr>
+      <w:r>
+        <w:rPr>
+          <w:rFonts w:ascii="Calibri" w:hAnsi="Calibri" w:cs="Arial"/>
+          <w:rtl/>
+          <w:sz w:val="24"/>
+          <w:szCs w:val="24"/>
+        </w:rPr>
+        <w:t xml:space="preserve">3.4. تُستخدم كيماويات المختبر وفق صحائف بيانات السلامة الخاصة بها ومع معدات الوقاية الشخصية المناسبة.</w:t>
+      </w:r>
+    </w:p>
+    <w:p>
+      <w:pPr>
+        <w:pStyle w:val="ListeParagraf"/>
+        <w:bidi/>
+        <w:spacing w:after="80"/>
+        <w:ind w:left="0" w:right="709"/>
+        <w:jc w:val="both"/>
+      </w:pPr>
+      <w:r>
+        <w:rPr>
+          <w:rFonts w:ascii="Calibri" w:hAnsi="Calibri" w:cs="Arial"/>
+          <w:rtl/>
+          <w:sz w:val="24"/>
+          <w:szCs w:val="24"/>
+        </w:rPr>
+        <w:t xml:space="preserve">3.5. تشمل الاختبارات الفيزيائية الوزن (الغرام لكل متر مربع) والتغير البُعدي بعد الغسيل ومتانة الانفجار والشد والتوبير والالتواء وقوة الدرزات، باستخدام عينات مكيّفة (TLM-LAB-02 وTLM-LAB-03)؛ وتُسجل النتائج في نموذج نتائج اختبار القماش (EMS.QA.FRM.01.02) وعند الحاجة في تقرير الاختبار (EMS.QA.FRM.07.11).</w:t>
+      </w:r>
+    </w:p>
+    <w:p>
+      <w:pPr>
+        <w:pStyle w:val="ListeParagraf"/>
+        <w:bidi/>
+        <w:spacing w:after="80"/>
+        <w:ind w:left="0" w:right="709"/>
+        <w:jc w:val="both"/>
+      </w:pPr>
+      <w:r>
+        <w:rPr>
+          <w:rFonts w:ascii="Calibri" w:hAnsi="Calibri" w:cs="Arial"/>
+          <w:rtl/>
+          <w:sz w:val="24"/>
+          <w:szCs w:val="24"/>
+        </w:rPr>
+        <w:t xml:space="preserve">3.6. تتبع أعمال عينة المختبر المصبوغة مرجع لون العميل؛ ويُقاس الفرق اللوني بالمطياف الضوئي بقيمة ΔE تحت مصدر الضوء المتفق عليه وتُسجل الظروف (TLM-LAB-05)؛ وتُسجل الأعمال في نموذج أعمال اللون بالمختبر (EMS.QA.FRM.07.16) ويُضاف اللون المعتمد إلى بطاقة أرشيف الألوان (EMS.QA.KRT.07.01).</w:t>
+      </w:r>
+    </w:p>
+    <w:p>
+      <w:pPr>
+        <w:pStyle w:val="ListeParagraf"/>
+        <w:bidi/>
+        <w:spacing w:after="80"/>
+        <w:ind w:left="0" w:right="709"/>
+        <w:jc w:val="both"/>
+      </w:pPr>
+      <w:r>
+        <w:rPr>
+          <w:rFonts w:ascii="Calibri" w:hAnsi="Calibri" w:cs="Arial"/>
+          <w:rtl/>
+          <w:sz w:val="24"/>
+          <w:szCs w:val="24"/>
+        </w:rPr>
+        <w:t xml:space="preserve">3.7. يُختبر ثبات اللون للغسيل والاحتكاك (الجاف والرطب) والعرق والضوء وفق طريقة ISO 105 المناسبة (TLM-LAB-04) ويُدرَّج بمقياس الرمادي؛ وتُقارن النتيجة بمتطلبات العميل.</w:t>
+      </w:r>
+    </w:p>
+    <w:p>
+      <w:pPr>
+        <w:pStyle w:val="ListeParagraf"/>
+        <w:bidi/>
+        <w:spacing w:after="80"/>
+        <w:ind w:left="0" w:right="709"/>
+        <w:jc w:val="both"/>
+      </w:pPr>
+      <w:r>
+        <w:rPr>
+          <w:rFonts w:ascii="Calibri" w:hAnsi="Calibri" w:cs="Arial"/>
+          <w:rtl/>
+          <w:sz w:val="24"/>
+          <w:szCs w:val="24"/>
+        </w:rPr>
+        <w:t xml:space="preserve">3.8. يُعاد الاختبار بواسطة فني آخر أو بجهاز آخر عندما تكون النتيجة مشكوكًا فيها.</w:t>
+      </w:r>
+    </w:p>
+    <w:p>
+      <w:pPr>
+        <w:pStyle w:val="ListeParagraf"/>
+        <w:bidi/>
+        <w:spacing w:after="80"/>
+        <w:ind w:left="0" w:right="709"/>
+        <w:jc w:val="both"/>
+      </w:pPr>
+    </w:p>
+    <w:p>
+      <w:pPr>
+        <w:pStyle w:val="ListeParagraf"/>
+        <w:bidi/>
+        <w:spacing w:before="120" w:after="60"/>
+        <w:ind w:left="0" w:right="709"/>
+      </w:pPr>
+      <w:r>
+        <w:rPr>
+          <w:rFonts w:ascii="Calibri" w:hAnsi="Calibri" w:cs="Arial"/>
+          <w:b/>
+          <w:bCs/>
+          <w:rtl/>
+          <w:sz w:val="24"/>
+          <w:szCs w:val="24"/>
+        </w:rPr>
+        <w:t xml:space="preserve">4. التقييم وإعداد التقارير</w:t>
+      </w:r>
+    </w:p>
+    <w:p>
+      <w:pPr>
+        <w:pStyle w:val="ListeParagraf"/>
+        <w:bidi/>
+        <w:spacing w:after="80"/>
+        <w:ind w:left="0" w:right="709"/>
+        <w:jc w:val="both"/>
+      </w:pPr>
+      <w:r>
+        <w:rPr>
+          <w:rFonts w:ascii="Calibri" w:hAnsi="Calibri" w:cs="Arial"/>
+          <w:rtl/>
+          <w:sz w:val="24"/>
+          <w:szCs w:val="24"/>
+        </w:rPr>
+        <w:t xml:space="preserve">4.1. تُقارن النتائج بمعايير القبول/الرفض، ويُعد تقرير اختبار يعتمده مدير المختبر.</w:t>
+      </w:r>
+    </w:p>
+    <w:p>
+      <w:pPr>
+        <w:pStyle w:val="ListeParagraf"/>
+        <w:bidi/>
+        <w:spacing w:after="80"/>
+        <w:ind w:left="0" w:right="709"/>
+        <w:jc w:val="both"/>
+      </w:pPr>
+      <w:r>
+        <w:rPr>
+          <w:rFonts w:ascii="Calibri" w:hAnsi="Calibri" w:cs="Arial"/>
+          <w:rtl/>
+          <w:sz w:val="24"/>
+          <w:szCs w:val="24"/>
+        </w:rPr>
+        <w:t xml:space="preserve">4.2. الأزمنة المستهدفة القياسية: اختبارات القماش خلال 24 ساعة، واختبارات الغسيل والثبات خلال 48 ساعة.</w:t>
+      </w:r>
+    </w:p>
+    <w:p>
+      <w:pPr>
+        <w:pStyle w:val="ListeParagraf"/>
+        <w:bidi/>
+        <w:spacing w:after="80"/>
+        <w:ind w:left="0" w:right="709"/>
+        <w:jc w:val="both"/>
+      </w:pPr>
+      <w:r>
+        <w:rPr>
+          <w:rFonts w:ascii="Calibri" w:hAnsi="Calibri" w:cs="Arial"/>
+          <w:rtl/>
+          <w:sz w:val="24"/>
+          <w:szCs w:val="24"/>
+        </w:rPr>
+        <w:t xml:space="preserve">4.3. إذا فشلت نتيجة ما تُوقف المادة، ويُبلغ ضمان الجودة فورًا، ويُفتح تقرير عدم مطابقة وفق EMS.QA.PRO.02.06.</w:t>
+      </w:r>
+    </w:p>
+    <w:p>
+      <w:pPr>
+        <w:pStyle w:val="ListeParagraf"/>
+        <w:bidi/>
+        <w:spacing w:after="80"/>
+        <w:ind w:left="0" w:right="709"/>
+        <w:jc w:val="both"/>
+      </w:pPr>
+      <w:r>
+        <w:rPr>
+          <w:rFonts w:ascii="Calibri" w:hAnsi="Calibri" w:cs="Arial"/>
+          <w:rtl/>
+          <w:sz w:val="24"/>
+          <w:szCs w:val="24"/>
+        </w:rPr>
+        <w:t xml:space="preserve">4.4. لا يجوز إعادة الاختبار الفاشل إلا مرة واحدة على عينة جديدة وبموافقة مدير المختبر، وتُسجل النتيجتان معًا.</w:t>
+      </w:r>
+    </w:p>
+    <w:p>
+      <w:pPr>
+        <w:pStyle w:val="ListeParagraf"/>
+        <w:bidi/>
+        <w:spacing w:after="80"/>
+        <w:ind w:left="0" w:right="709"/>
+        <w:jc w:val="both"/>
+      </w:pPr>
+      <w:r>
+        <w:rPr>
+          <w:rFonts w:ascii="Calibri" w:hAnsi="Calibri" w:cs="Arial"/>
+          <w:rtl/>
+          <w:sz w:val="24"/>
+          <w:szCs w:val="24"/>
+        </w:rPr>
+        <w:t xml:space="preserve">4.5. تُقيَّم نتيجة الاختبار مقابل معايير القبول (TLM-LAB-07)، ويتخذ ضمان الجودة قرار الدفعة (قبول أو رفض أو إعادة معالجة) ويسجله في نموذج قرار الدفعة (FRM-LAB-04)؛ ولا تنتقل إلى العملية التالية إلا الدفعة ذات قرار «مقبول».</w:t>
+      </w:r>
+    </w:p>
+    <w:p>
+      <w:pPr>
+        <w:pStyle w:val="ListeParagraf"/>
+        <w:bidi/>
+        <w:spacing w:after="80"/>
+        <w:ind w:left="0" w:right="709"/>
+        <w:jc w:val="both"/>
+      </w:pPr>
+      <w:r>
+        <w:rPr>
+          <w:rFonts w:ascii="Calibri" w:hAnsi="Calibri" w:cs="Arial"/>
+          <w:rtl/>
+          <w:sz w:val="24"/>
+          <w:szCs w:val="24"/>
+        </w:rPr>
+        <w:t xml:space="preserve">4.6. تصدر تقارير الاختبار متضمنة هوية العينة والطريقة والنتائج والتاريخ وأسماء الفني والمعتمد، وتُرسل إلى القسم الطالب وإلى العميل عند الطلب.</w:t>
+      </w:r>
+    </w:p>
+    <w:p>
+      <w:pPr>
+        <w:pStyle w:val="ListeParagraf"/>
+        <w:bidi/>
+        <w:spacing w:after="80"/>
+        <w:ind w:left="0" w:right="709"/>
+        <w:jc w:val="both"/>
+      </w:pPr>
+    </w:p>
+    <w:p>
+      <w:pPr>
+        <w:pStyle w:val="ListeParagraf"/>
+        <w:bidi/>
+        <w:spacing w:before="120" w:after="60"/>
+        <w:ind w:left="0" w:right="709"/>
+      </w:pPr>
+      <w:r>
+        <w:rPr>
+          <w:rFonts w:ascii="Calibri" w:hAnsi="Calibri" w:cs="Arial"/>
+          <w:b/>
+          <w:bCs/>
+          <w:rtl/>
+          <w:sz w:val="24"/>
+          <w:szCs w:val="24"/>
+        </w:rPr>
+        <w:t xml:space="preserve">5. الاختبارات الخارجية</w:t>
+      </w:r>
+    </w:p>
+    <w:p>
+      <w:pPr>
+        <w:pStyle w:val="ListeParagraf"/>
+        <w:bidi/>
+        <w:spacing w:after="80"/>
+        <w:ind w:left="0" w:right="709"/>
+        <w:jc w:val="both"/>
+      </w:pPr>
+      <w:r>
+        <w:rPr>
+          <w:rFonts w:ascii="Calibri" w:hAnsi="Calibri" w:cs="Arial"/>
+          <w:rtl/>
+          <w:sz w:val="24"/>
+          <w:szCs w:val="24"/>
+        </w:rPr>
+        <w:t xml:space="preserve">5.1. تُرسل الاختبارات التي يطلبها العميل من مختبر معتمد (اختبارات RSL أو الشهادات أو اختبارات الطرف الثالث) إلى مختبرات يعتمدها العميل.</w:t>
+      </w:r>
+    </w:p>
+    <w:p>
+      <w:pPr>
+        <w:pStyle w:val="ListeParagraf"/>
+        <w:bidi/>
+        <w:spacing w:after="80"/>
+        <w:ind w:left="0" w:right="709"/>
+        <w:jc w:val="both"/>
+      </w:pPr>
+      <w:r>
+        <w:rPr>
+          <w:rFonts w:ascii="Calibri" w:hAnsi="Calibri" w:cs="Arial"/>
+          <w:rtl/>
+          <w:sz w:val="24"/>
+          <w:szCs w:val="24"/>
+        </w:rPr>
+        <w:t xml:space="preserve">5.2. يتحقق المختبر من التقارير الخارجية ويسجلها ويشاركها مع ضمان الجودة والتسويق قبل الشحن.</w:t>
+      </w:r>
+    </w:p>
+    <w:p>
+      <w:pPr>
+        <w:pStyle w:val="ListeParagraf"/>
+        <w:bidi/>
+        <w:spacing w:after="80"/>
+        <w:ind w:left="0" w:right="709"/>
+        <w:jc w:val="both"/>
+      </w:pPr>
+      <w:r>
+        <w:rPr>
+          <w:rFonts w:ascii="Calibri" w:hAnsi="Calibri" w:cs="Arial"/>
+          <w:rtl/>
+          <w:sz w:val="24"/>
+          <w:szCs w:val="24"/>
+        </w:rPr>
+        <w:t xml:space="preserve">5.3. يُتحقق من نطاق اعتماد المختبر الخارجي (ISO/IEC 17025) للاختبارات المطلوبة، ويُتتبع إرسال العينات واستلام التقارير في سجل العينات.</w:t>
+      </w:r>
+    </w:p>
+    <w:p>
+      <w:pPr>
+        <w:pStyle w:val="ListeParagraf"/>
+        <w:bidi/>
+        <w:spacing w:after="80"/>
+        <w:ind w:left="0" w:right="709"/>
+        <w:jc w:val="both"/>
+      </w:pPr>
+    </w:p>
+    <w:p>
+      <w:pPr>
+        <w:pStyle w:val="ListeParagraf"/>
+        <w:bidi/>
+        <w:spacing w:before="120" w:after="60"/>
+        <w:ind w:left="0" w:right="709"/>
+      </w:pPr>
+      <w:r>
+        <w:rPr>
+          <w:rFonts w:ascii="Calibri" w:hAnsi="Calibri" w:cs="Arial"/>
+          <w:b/>
+          <w:bCs/>
+          <w:rtl/>
+          <w:sz w:val="24"/>
+          <w:szCs w:val="24"/>
+        </w:rPr>
+        <w:t xml:space="preserve">6. حفظ العينات والمتابعة</w:t>
+      </w:r>
+    </w:p>
+    <w:p>
+      <w:pPr>
+        <w:pStyle w:val="ListeParagraf"/>
+        <w:bidi/>
+        <w:spacing w:after="80"/>
+        <w:ind w:left="0" w:right="709"/>
+        <w:jc w:val="both"/>
+      </w:pPr>
+      <w:r>
+        <w:rPr>
+          <w:rFonts w:ascii="Calibri" w:hAnsi="Calibri" w:cs="Arial"/>
+          <w:rtl/>
+          <w:sz w:val="24"/>
+          <w:szCs w:val="24"/>
+        </w:rPr>
+        <w:t xml:space="preserve">6.1. تُحفظ العينات المختبرة والعينات المرجعية معرّفة لمدة 12 شهرًا على الأقل بعد الشحن، ثم يُتخلص منها وفق إجراء إدارة النفايات.</w:t>
+      </w:r>
+    </w:p>
+    <w:p>
+      <w:pPr>
+        <w:pStyle w:val="ListeParagraf"/>
+        <w:bidi/>
+        <w:spacing w:after="80"/>
+        <w:ind w:left="0" w:right="709"/>
+        <w:jc w:val="both"/>
+      </w:pPr>
+      <w:r>
+        <w:rPr>
+          <w:rFonts w:ascii="Calibri" w:hAnsi="Calibri" w:cs="Arial"/>
+          <w:rtl/>
+          <w:sz w:val="24"/>
+          <w:szCs w:val="24"/>
+        </w:rPr>
+        <w:t xml:space="preserve">6.2. يتابع مدير المختبر المؤشرات التالية شهريًا:</w:t>
+      </w:r>
+    </w:p>
+    <w:p>
+      <w:pPr>
+        <w:pStyle w:val="ListeParagraf"/>
+        <w:numPr>
+          <w:ilvl w:val="0"/>
+          <w:numId w:val="1"/>
+        </w:numPr>
+        <w:bidi/>
+        <w:spacing w:after="60"/>
+        <w:jc w:val="both"/>
+      </w:pPr>
+      <w:r>
+        <w:rPr>
+          <w:rFonts w:ascii="Calibri" w:hAnsi="Calibri" w:cs="Arial"/>
+          <w:rtl/>
+          <w:sz w:val="24"/>
+          <w:szCs w:val="24"/>
+        </w:rPr>
+        <w:t xml:space="preserve">نسبة النجاح من المرة الأولى حسب الاختبار وحسب المورد (%)،</w:t>
+      </w:r>
+    </w:p>
+    <w:p>
+      <w:pPr>
+        <w:pStyle w:val="ListeParagraf"/>
+        <w:numPr>
+          <w:ilvl w:val="0"/>
+          <w:numId w:val="1"/>
+        </w:numPr>
+        <w:bidi/>
+        <w:spacing w:after="60"/>
+        <w:jc w:val="both"/>
+      </w:pPr>
+      <w:r>
+        <w:rPr>
+          <w:rFonts w:ascii="Calibri" w:hAnsi="Calibri" w:cs="Arial"/>
+          <w:rtl/>
+          <w:sz w:val="24"/>
+          <w:szCs w:val="24"/>
+        </w:rPr>
+        <w:t xml:space="preserve">نسبة إنجاز تقارير الاختبار في الوقت المحدد (%) مع هدف زمن إنجاز 48 ساعة أو أقل،</w:t>
+      </w:r>
+    </w:p>
+    <w:p>
+      <w:pPr>
+        <w:pStyle w:val="ListeParagraf"/>
+        <w:numPr>
+          <w:ilvl w:val="0"/>
+          <w:numId w:val="1"/>
+        </w:numPr>
+        <w:bidi/>
+        <w:spacing w:after="60"/>
+        <w:jc w:val="both"/>
+      </w:pPr>
+      <w:r>
+        <w:rPr>
+          <w:rFonts w:ascii="Calibri" w:hAnsi="Calibri" w:cs="Arial"/>
+          <w:rtl/>
+          <w:sz w:val="24"/>
+          <w:szCs w:val="24"/>
+        </w:rPr>
+        <w:t xml:space="preserve">عدد شكاوى العملاء المتعلقة بالخصائص المختبرة،</w:t>
+      </w:r>
+    </w:p>
+    <w:p>
+      <w:pPr>
+        <w:pStyle w:val="ListeParagraf"/>
+        <w:numPr>
+          <w:ilvl w:val="0"/>
+          <w:numId w:val="1"/>
+        </w:numPr>
+        <w:bidi/>
+        <w:spacing w:after="60"/>
+        <w:jc w:val="both"/>
+      </w:pPr>
+      <w:r>
+        <w:rPr>
+          <w:rFonts w:ascii="Calibri" w:hAnsi="Calibri" w:cs="Arial"/>
+          <w:rtl/>
+          <w:sz w:val="24"/>
+          <w:szCs w:val="24"/>
+        </w:rPr>
+        <w:t xml:space="preserve">عدد الاختبارات التي أُجريت بأجهزة غير معايرة (الهدف 0)،</w:t>
+      </w:r>
+    </w:p>
+    <w:p>
+      <w:pPr>
+        <w:pStyle w:val="ListeParagraf"/>
+        <w:numPr>
+          <w:ilvl w:val="0"/>
+          <w:numId w:val="1"/>
+        </w:numPr>
+        <w:bidi/>
+        <w:spacing w:after="60"/>
+        <w:jc w:val="both"/>
+      </w:pPr>
+      <w:r>
+        <w:rPr>
+          <w:rFonts w:ascii="Calibri" w:hAnsi="Calibri" w:cs="Arial"/>
+          <w:rtl/>
+          <w:sz w:val="24"/>
+          <w:szCs w:val="24"/>
+        </w:rPr>
+        <w:t xml:space="preserve">نسبة إعادة الاختبار (الهدف 3% أو أقل).</w:t>
+      </w:r>
+    </w:p>
+    <w:p>
+      <w:pPr>
+        <w:pStyle w:val="ListeParagraf"/>
+        <w:bidi/>
+        <w:spacing w:after="80"/>
+        <w:ind w:left="0" w:right="709"/>
+        <w:jc w:val="both"/>
+      </w:pPr>
+    </w:p>
+    <w:p>
+      <w:pPr>
+        <w:pStyle w:val="ListeParagraf"/>
+        <w:bidi/>
+        <w:spacing w:before="120" w:after="60"/>
+        <w:ind w:left="0" w:right="709"/>
+      </w:pPr>
+      <w:r>
+        <w:rPr>
+          <w:rFonts w:ascii="Calibri" w:hAnsi="Calibri" w:cs="Arial"/>
+          <w:b/>
+          <w:bCs/>
+          <w:rtl/>
+          <w:sz w:val="24"/>
+          <w:szCs w:val="24"/>
+        </w:rPr>
+        <w:t xml:space="preserve">7. معايرة الأجهزة والبيئة والسلامة</w:t>
+      </w:r>
+    </w:p>
+    <w:p>
+      <w:pPr>
+        <w:pStyle w:val="ListeParagraf"/>
+        <w:bidi/>
+        <w:spacing w:after="80"/>
+        <w:ind w:left="0" w:right="709"/>
+        <w:jc w:val="both"/>
+      </w:pPr>
+      <w:r>
+        <w:rPr>
+          <w:rFonts w:ascii="Calibri" w:hAnsi="Calibri" w:cs="Arial"/>
+          <w:rtl/>
+          <w:sz w:val="24"/>
+          <w:szCs w:val="24"/>
+        </w:rPr>
+        <w:t xml:space="preserve">7.1. تُدرج جميع أجهزة الاختبار في سجل الأجهزة وتُوسم بحالة المعايرة وتُعاير وفق خطة المعايرة بواسطة جهة معتمدة أو بمعايير مرجعية داخلية، كما ورد في EMS.LB.PRO.09.02.</w:t>
+      </w:r>
+    </w:p>
+    <w:p>
+      <w:pPr>
+        <w:pStyle w:val="ListeParagraf"/>
+        <w:bidi/>
+        <w:spacing w:after="80"/>
+        <w:ind w:left="0" w:right="709"/>
+        <w:jc w:val="both"/>
+      </w:pPr>
+      <w:r>
+        <w:rPr>
+          <w:rFonts w:ascii="Calibri" w:hAnsi="Calibri" w:cs="Arial"/>
+          <w:rtl/>
+          <w:sz w:val="24"/>
+          <w:szCs w:val="24"/>
+        </w:rPr>
+        <w:t xml:space="preserve">7.2. يُوسم الجهاز المتأخر عن موعد المعايرة أو التالف أو الذي يعطي نتائج مشكوكًا فيها بعبارة «خارج الخدمة»؛ ولا يُجرى به أي اختبار، وتُراجع الاختبارات التي أُجريت منذ آخر معايرة صالحة.</w:t>
+      </w:r>
+    </w:p>
+    <w:p>
+      <w:pPr>
+        <w:pStyle w:val="ListeParagraf"/>
+        <w:bidi/>
+        <w:spacing w:after="80"/>
+        <w:ind w:left="0" w:right="709"/>
+        <w:jc w:val="both"/>
+      </w:pPr>
+      <w:r>
+        <w:rPr>
+          <w:rFonts w:ascii="Calibri" w:hAnsi="Calibri" w:cs="Arial"/>
+          <w:rtl/>
+          <w:sz w:val="24"/>
+          <w:szCs w:val="24"/>
+        </w:rPr>
+        <w:t xml:space="preserve">7.3. تُفحص درجة الحرارة والرطوبة في غرفة التكييف ومصابيح كابينة الإضاءة وتُسجل يوميًا.</w:t>
+      </w:r>
+    </w:p>
+    <w:p>
+      <w:pPr>
+        <w:pStyle w:val="ListeParagraf"/>
+        <w:bidi/>
+        <w:spacing w:after="80"/>
+        <w:ind w:left="0" w:right="709"/>
+        <w:jc w:val="both"/>
+      </w:pPr>
+      <w:r>
+        <w:rPr>
+          <w:rFonts w:ascii="Calibri" w:hAnsi="Calibri" w:cs="Arial"/>
+          <w:rtl/>
+          <w:sz w:val="24"/>
+          <w:szCs w:val="24"/>
+        </w:rPr>
+        <w:t xml:space="preserve">7.4. تُجمع النفايات الكيميائية الناتجة عن الاختبارات في حاويات منفصلة ويُتخلص منها وفق إجراء إدارة النفايات؛ ويُفحص دوريًا غسيل العيون وخزانة الأبخرة وعدة معالجة الانسكاب.</w:t>
+      </w:r>
+    </w:p>
+    <w:p>
+      <w:pPr>
+        <w:pStyle w:val="ListeParagraf"/>
+        <w:bidi/>
+        <w:spacing w:after="80"/>
+        <w:ind w:left="0" w:right="709"/>
+        <w:jc w:val="both"/>
+      </w:pPr>
+    </w:p>
+    <w:p>
+      <w:pPr>
+        <w:pStyle w:val="ListeParagraf"/>
+        <w:bidi/>
+        <w:spacing w:before="120" w:after="60"/>
+        <w:ind w:left="0" w:right="709"/>
+      </w:pPr>
+      <w:r>
+        <w:rPr>
+          <w:rFonts w:ascii="Calibri" w:hAnsi="Calibri" w:cs="Arial"/>
+          <w:b/>
+          <w:bCs/>
+          <w:rtl/>
+          <w:sz w:val="24"/>
+          <w:szCs w:val="24"/>
+        </w:rPr>
+        <w:t xml:space="preserve">8. عدم المطابقة والإجراء التصحيحي</w:t>
+      </w:r>
+    </w:p>
+    <w:p>
+      <w:pPr>
+        <w:pStyle w:val="ListeParagraf"/>
+        <w:bidi/>
+        <w:spacing w:after="80"/>
+        <w:ind w:left="0" w:right="709"/>
+        <w:jc w:val="both"/>
+      </w:pPr>
+      <w:r>
+        <w:rPr>
+          <w:rFonts w:ascii="Calibri" w:hAnsi="Calibri" w:cs="Arial"/>
+          <w:rtl/>
+          <w:sz w:val="24"/>
+          <w:szCs w:val="24"/>
+        </w:rPr>
+        <w:t xml:space="preserve">8.1. تفتح النتيجة الفاشلة أو الإخفاق المتكرر أو الاختبار المنفذ بجهاز غير معاير أو شكوى العميل بشأن خاصية مختبرة إجراءً تصحيحيًا (CAPA) وفق EMS.KS.PRO.22.03.</w:t>
+      </w:r>
+    </w:p>
+    <w:p>
+      <w:pPr>
+        <w:pStyle w:val="ListeParagraf"/>
+        <w:bidi/>
+        <w:spacing w:after="80"/>
+        <w:ind w:left="0" w:right="709"/>
+        <w:jc w:val="both"/>
+      </w:pPr>
+      <w:r>
+        <w:rPr>
+          <w:rFonts w:ascii="Calibri" w:hAnsi="Calibri" w:cs="Arial"/>
+          <w:rtl/>
+          <w:sz w:val="24"/>
+          <w:szCs w:val="24"/>
+        </w:rPr>
+        <w:t xml:space="preserve">8.2. تُحجز الدفعة المتأثرة فورًا، ويُبلغ ضمان الجودة وقسم الإنتاج والمورد عند الحاجة في اليوم نفسه.</w:t>
+      </w:r>
+    </w:p>
+    <w:p>
+      <w:pPr>
+        <w:pStyle w:val="ListeParagraf"/>
+        <w:bidi/>
+        <w:spacing w:after="80"/>
+        <w:ind w:left="0" w:right="709"/>
+        <w:jc w:val="both"/>
+      </w:pPr>
+      <w:r>
+        <w:rPr>
+          <w:rFonts w:ascii="Calibri" w:hAnsi="Calibri" w:cs="Arial"/>
+          <w:rtl/>
+          <w:sz w:val="24"/>
+          <w:szCs w:val="24"/>
+        </w:rPr>
+        <w:t xml:space="preserve">8.3. يُحلل السبب الجذري (المادة أو العملية أو طريقة الاختبار أو الجهاز)؛ وعند الاشتباه في خطأ في الاختبار يُتحقق منه بجهاز آخر أو بمختبر خارجي.</w:t>
+      </w:r>
+    </w:p>
+    <w:p>
+      <w:pPr>
+        <w:pStyle w:val="ListeParagraf"/>
+        <w:bidi/>
+        <w:spacing w:after="80"/>
+        <w:ind w:left="0" w:right="709"/>
+        <w:jc w:val="both"/>
+      </w:pPr>
+      <w:r>
+        <w:rPr>
+          <w:rFonts w:ascii="Calibri" w:hAnsi="Calibri" w:cs="Arial"/>
+          <w:rtl/>
+          <w:sz w:val="24"/>
+          <w:szCs w:val="24"/>
+        </w:rPr>
+        <w:t xml:space="preserve">8.4. لا يُغلق الإجراء التصحيحي إلا بعد أن يعطي اختبار التحقق نتيجة ناجحة، ويُرفق تقرير الاختبار بالسجل.</w:t>
+      </w:r>
+    </w:p>
+    <w:p>
+      <w:pPr>
+        <w:pStyle w:val="ListeParagraf"/>
+        <w:bidi/>
+        <w:spacing w:after="80"/>
+        <w:ind w:left="0" w:right="709"/>
+        <w:jc w:val="both"/>
+      </w:pPr>
+    </w:p>
+    <w:p>
+      <w:pPr>
+        <w:pStyle w:val="ListeParagraf"/>
+        <w:bidi/>
+        <w:spacing w:before="120" w:after="60"/>
+        <w:ind w:left="0" w:right="709"/>
+      </w:pPr>
+      <w:r>
+        <w:rPr>
+          <w:rFonts w:ascii="Calibri" w:hAnsi="Calibri" w:cs="Arial"/>
+          <w:b/>
+          <w:bCs/>
+          <w:rtl/>
+          <w:sz w:val="24"/>
+          <w:szCs w:val="24"/>
+        </w:rPr>
+        <w:t xml:space="preserve">9. الوثائق والسجلات ذات الصلة</w:t>
+      </w:r>
+    </w:p>
+    <w:p>
+      <w:pPr>
+        <w:pStyle w:val="ListeParagraf"/>
+        <w:numPr>
+          <w:ilvl w:val="0"/>
+          <w:numId w:val="1"/>
+        </w:numPr>
+        <w:bidi/>
+        <w:spacing w:after="60"/>
+        <w:jc w:val="both"/>
+      </w:pPr>
+      <w:r>
+        <w:rPr>
+          <w:rFonts w:ascii="Calibri" w:hAnsi="Calibri" w:cs="Arial"/>
+          <w:rtl/>
+          <w:sz w:val="24"/>
+          <w:szCs w:val="24"/>
+        </w:rPr>
+        <w:t xml:space="preserve">نماذج طلب الاختبار وسجل عينات المختبر</w:t>
+      </w:r>
+    </w:p>
+    <w:p>
+      <w:pPr>
+        <w:pStyle w:val="ListeParagraf"/>
+        <w:numPr>
+          <w:ilvl w:val="0"/>
+          <w:numId w:val="1"/>
+        </w:numPr>
+        <w:bidi/>
+        <w:spacing w:after="60"/>
+        <w:jc w:val="both"/>
+      </w:pPr>
+      <w:r>
+        <w:rPr>
+          <w:rFonts w:ascii="Calibri" w:hAnsi="Calibri" w:cs="Arial"/>
+          <w:rtl/>
+          <w:sz w:val="24"/>
+          <w:szCs w:val="24"/>
+        </w:rPr>
+        <w:t xml:space="preserve">خطط اختبار الطلبيات وأدلة اختبار العملاء</w:t>
+      </w:r>
+    </w:p>
+    <w:p>
+      <w:pPr>
+        <w:pStyle w:val="ListeParagraf"/>
+        <w:numPr>
+          <w:ilvl w:val="0"/>
+          <w:numId w:val="1"/>
+        </w:numPr>
+        <w:bidi/>
+        <w:spacing w:after="60"/>
+        <w:jc w:val="both"/>
+      </w:pPr>
+      <w:r>
+        <w:rPr>
+          <w:rFonts w:ascii="Calibri" w:hAnsi="Calibri" w:cs="Arial"/>
+          <w:rtl/>
+          <w:sz w:val="24"/>
+          <w:szCs w:val="24"/>
+        </w:rPr>
+        <w:t xml:space="preserve">تقارير الاختبار وتقارير المختبرات الخارجية</w:t>
+      </w:r>
+    </w:p>
+    <w:p>
+      <w:pPr>
+        <w:pStyle w:val="ListeParagraf"/>
+        <w:numPr>
+          <w:ilvl w:val="0"/>
+          <w:numId w:val="1"/>
+        </w:numPr>
+        <w:bidi/>
+        <w:spacing w:after="60"/>
+        <w:jc w:val="both"/>
+      </w:pPr>
+      <w:r>
+        <w:rPr>
+          <w:rFonts w:ascii="Calibri" w:hAnsi="Calibri" w:cs="Arial"/>
+          <w:rtl/>
+          <w:sz w:val="24"/>
+          <w:szCs w:val="24"/>
+        </w:rPr>
+        <w:t xml:space="preserve">سجلات أخذ العينات والاختبارات الفيزيائية وثبات اللون وتقييم النتائج (PRS-LAB-01 وPRS-LAB-02 وPRS-LAB-03 وTLM-LAB-01 إلى TLM-LAB-07 وFRM-LAB-01 وFRM-LAB-04)</w:t>
+      </w:r>
+    </w:p>
+    <w:p>
+      <w:pPr>
+        <w:pStyle w:val="ListeParagraf"/>
+        <w:numPr>
+          <w:ilvl w:val="0"/>
+          <w:numId w:val="1"/>
+        </w:numPr>
+        <w:bidi/>
+        <w:spacing w:after="60"/>
+        <w:jc w:val="both"/>
+      </w:pPr>
+      <w:r>
+        <w:rPr>
+          <w:rFonts w:ascii="Calibri" w:hAnsi="Calibri" w:cs="Arial"/>
+          <w:rtl/>
+          <w:sz w:val="24"/>
+          <w:szCs w:val="24"/>
+        </w:rPr>
+        <w:t xml:space="preserve">نموذج نتائج اختبار القماش (EMS.QA.FRM.01.02) وتقرير الاختبار (EMS.QA.FRM.07.11)</w:t>
+      </w:r>
+    </w:p>
+    <w:p>
+      <w:pPr>
+        <w:pStyle w:val="ListeParagraf"/>
+        <w:numPr>
+          <w:ilvl w:val="0"/>
+          <w:numId w:val="1"/>
+        </w:numPr>
+        <w:bidi/>
+        <w:spacing w:after="60"/>
+        <w:jc w:val="both"/>
+      </w:pPr>
+      <w:r>
+        <w:rPr>
+          <w:rFonts w:ascii="Calibri" w:hAnsi="Calibri" w:cs="Arial"/>
+          <w:rtl/>
+          <w:sz w:val="24"/>
+          <w:szCs w:val="24"/>
+        </w:rPr>
+        <w:t xml:space="preserve">نموذج أعمال اللون بالمختبر (EMS.QA.FRM.07.16) وبطاقة أرشيف الألوان (EMS.QA.KRT.07.01)</w:t>
+      </w:r>
+    </w:p>
+    <w:p>
+      <w:pPr>
+        <w:pStyle w:val="ListeParagraf"/>
+        <w:numPr>
+          <w:ilvl w:val="0"/>
+          <w:numId w:val="1"/>
+        </w:numPr>
+        <w:bidi/>
+        <w:spacing w:after="60"/>
+        <w:jc w:val="both"/>
+      </w:pPr>
+      <w:r>
+        <w:rPr>
+          <w:rFonts w:ascii="Calibri" w:hAnsi="Calibri" w:cs="Arial"/>
+          <w:rtl/>
+          <w:sz w:val="24"/>
+          <w:szCs w:val="24"/>
+        </w:rPr>
+        <w:t xml:space="preserve">EMS.LB.TL.09.01. تعليمات الاختبارات الفيزيائية (الوزن والعرض وثبات الأبعاد)</w:t>
+      </w:r>
+    </w:p>
+    <w:p>
+      <w:pPr>
+        <w:pStyle w:val="ListeParagraf"/>
+        <w:numPr>
+          <w:ilvl w:val="0"/>
+          <w:numId w:val="1"/>
+        </w:numPr>
+        <w:bidi/>
+        <w:spacing w:after="60"/>
+        <w:jc w:val="both"/>
+      </w:pPr>
+      <w:r>
+        <w:rPr>
+          <w:rFonts w:ascii="Calibri" w:hAnsi="Calibri" w:cs="Arial"/>
+          <w:rtl/>
+          <w:sz w:val="24"/>
+          <w:szCs w:val="24"/>
+        </w:rPr>
+        <w:t xml:space="preserve">EMS.LB.TL.09.02. تعليمات اختبارات ثبات اللون</w:t>
+      </w:r>
+    </w:p>
+    <w:p>
+      <w:pPr>
+        <w:pStyle w:val="ListeParagraf"/>
+        <w:numPr>
+          <w:ilvl w:val="0"/>
+          <w:numId w:val="1"/>
+        </w:numPr>
+        <w:bidi/>
+        <w:spacing w:after="60"/>
+        <w:jc w:val="both"/>
+      </w:pPr>
+      <w:r>
+        <w:rPr>
+          <w:rFonts w:ascii="Calibri" w:hAnsi="Calibri" w:cs="Arial"/>
+          <w:rtl/>
+          <w:sz w:val="24"/>
+          <w:szCs w:val="24"/>
+        </w:rPr>
+        <w:t xml:space="preserve">EMS.LB.TL.09.03. تعليمات اختبار الالتواء والمظهر بعد الغسيل</w:t>
+      </w:r>
+    </w:p>
+    <w:p>
+      <w:pPr>
+        <w:pStyle w:val="ListeParagraf"/>
+        <w:numPr>
+          <w:ilvl w:val="0"/>
+          <w:numId w:val="1"/>
+        </w:numPr>
+        <w:bidi/>
+        <w:spacing w:after="60"/>
+        <w:jc w:val="both"/>
+      </w:pPr>
+      <w:r>
+        <w:rPr>
+          <w:rFonts w:ascii="Calibri" w:hAnsi="Calibri" w:cs="Arial"/>
+          <w:rtl/>
+          <w:sz w:val="24"/>
+          <w:szCs w:val="24"/>
+        </w:rPr>
+        <w:t xml:space="preserve">EMS.LB.PRO.09.02. إجراء معايرة أجهزة القياس</w:t>
+      </w:r>
+    </w:p>
+    <w:p>
+      <w:pPr>
+        <w:pStyle w:val="ListeParagraf"/>
+        <w:numPr>
+          <w:ilvl w:val="0"/>
+          <w:numId w:val="1"/>
+        </w:numPr>
+        <w:bidi/>
+        <w:spacing w:after="60"/>
+        <w:jc w:val="both"/>
+      </w:pPr>
+      <w:r>
+        <w:rPr>
+          <w:rFonts w:ascii="Calibri" w:hAnsi="Calibri" w:cs="Arial"/>
+          <w:rtl/>
+          <w:sz w:val="24"/>
+          <w:szCs w:val="24"/>
+        </w:rPr>
+        <w:t xml:space="preserve">EMS.MG.PRO.13.02. إجراء الامتثال لقائمة المواد المقيدة (RSL) واختبار المنتجات</w:t>
+      </w:r>
+    </w:p>
+    <w:p>
+      <w:pPr>
+        <w:pStyle w:val="ListeParagraf"/>
+        <w:numPr>
+          <w:ilvl w:val="0"/>
+          <w:numId w:val="1"/>
+        </w:numPr>
+        <w:bidi/>
+        <w:spacing w:after="60"/>
+        <w:jc w:val="both"/>
+      </w:pPr>
+      <w:r>
+        <w:rPr>
+          <w:rFonts w:ascii="Calibri" w:hAnsi="Calibri" w:cs="Arial"/>
+          <w:rtl/>
+          <w:sz w:val="24"/>
+          <w:szCs w:val="24"/>
+        </w:rPr>
+        <w:t xml:space="preserve">EMS.QA.PRO.02.06. إجراء الإبلاغ عن عدم المطابقة</w:t>
+      </w:r>
+    </w:p>
+    <w:p>
+      <w:pPr>
+        <w:pStyle w:val="ListeParagraf"/>
+        <w:numPr>
+          <w:ilvl w:val="0"/>
+          <w:numId w:val="1"/>
+        </w:numPr>
+        <w:bidi/>
+        <w:spacing w:after="60"/>
+        <w:jc w:val="both"/>
+      </w:pPr>
+      <w:r>
+        <w:rPr>
+          <w:rFonts w:ascii="Calibri" w:hAnsi="Calibri" w:cs="Arial"/>
+          <w:rtl/>
+          <w:sz w:val="24"/>
+          <w:szCs w:val="24"/>
+        </w:rPr>
+        <w:t xml:space="preserve">EMS.KS.PRO.22.03. إجراء الإجراءات التصحيحية والوقائية (CAPA) لمشكلات الجودة</w:t>
+      </w:r>
+    </w:p>
+    <w:p>
+      <w:pPr>
+        <w:pStyle w:val="ListeParagraf"/>
+        <w:bidi/>
+        <w:spacing w:after="80"/>
+        <w:ind w:left="0" w:right="709"/>
+        <w:jc w:val="both"/>
+      </w:pPr>
+    </w:p>
+    <w:p>
+      <w:pPr>
+        <w:pStyle w:val="ListeParagraf"/>
+        <w:bidi/>
+        <w:spacing w:before="120" w:after="60"/>
+        <w:ind w:left="0" w:right="709"/>
+      </w:pPr>
+      <w:r>
+        <w:rPr>
+          <w:rFonts w:ascii="Calibri" w:hAnsi="Calibri" w:cs="Arial"/>
+          <w:b/>
+          <w:bCs/>
+          <w:rtl/>
+          <w:sz w:val="24"/>
+          <w:szCs w:val="24"/>
+        </w:rPr>
+        <w:t xml:space="preserve">10. التغذية الراجعة والمتابعة</w:t>
+      </w:r>
+    </w:p>
+    <w:p>
+      <w:pPr>
+        <w:pStyle w:val="ListeParagraf"/>
+        <w:bidi/>
+        <w:spacing w:after="80"/>
+        <w:ind w:left="0" w:right="709"/>
+        <w:jc w:val="both"/>
+      </w:pPr>
+      <w:r>
+        <w:rPr>
+          <w:rFonts w:ascii="Calibri" w:hAnsi="Calibri" w:cs="Arial"/>
+          <w:rtl/>
+          <w:sz w:val="24"/>
+          <w:szCs w:val="24"/>
+        </w:rPr>
+        <w:t xml:space="preserve">يُراجع هذا الإجراء سنويًا من قبل مدير المختبر. وتُقيّم حالات فشل الاختبارات وملاحظات العملاء ونتائج الإجراءات التصحيحية والتغييرات في أدلة العملاء ومعايير الاختبار، ويُعدل الإجراء عند الحاجة. تُحدد الحدود والطرق في مواصفات العميل وسياسة الشركة؛ والقيم الواردة هنا أمثلة.</w:t>
+      </w:r>
+    </w:p>
     <w:p>
       <w:pPr>
         <w:pStyle w:val="ListeParagraf"/>
@@ -3524,6 +5105,23 @@
     </w:tbl>
     <w:p>
       <w:pPr>
+        <w:pStyle w:val="ListeParagraf"/>
+        <w:spacing w:before="160" w:after="0"/>
+        <w:ind w:left="709"/>
+      </w:pPr>
+      <w:r>
+        <w:rPr>
+          <w:rFonts w:ascii="Calibri" w:hAnsi="Calibri" w:cs="Calibri"/>
+          <w:b/>
+          <w:bCs/>
+          <w:sz w:val="20"/>
+          <w:szCs w:val="20"/>
+        </w:rPr>
+        <w:t xml:space="preserve">Hazırlayan: Laboratuvar Müdürü  ..........................    Kalite Müdürü: ..........................</w:t>
+      </w:r>
+    </w:p>
+    <w:p>
+      <w:pPr>
         <w:tabs>
           <w:tab w:val="left" w:pos="851"/>
         </w:tabs>
@@ -4068,7 +5666,7 @@
               <w:sz w:val="16"/>
               <w:szCs w:val="16"/>
             </w:rPr>
-            <w:t>0</w:t>
+            <w:t>1</w:t>
           </w:r>
         </w:p>
         <w:p>
@@ -4087,7 +5685,7 @@
               <w:sz w:val="16"/>
               <w:szCs w:val="16"/>
             </w:rPr>
-            <w:t>… / … / …</w:t>
+            <w:t>14.10.2026</w:t>
           </w:r>
         </w:p>
       </w:tc>

--- a/prosedurler/EMS.LB.PRO.09.01. Fabric and Product Testing Procedure.docx
+++ b/prosedurler/EMS.LB.PRO.09.01. Fabric and Product Testing Procedure.docx
@@ -5117,7 +5117,41 @@
           <w:sz w:val="20"/>
           <w:szCs w:val="20"/>
         </w:rPr>
-        <w:t xml:space="preserve">Hazırlayan: Laboratuvar Müdürü  ..........................    Kalite Müdürü: ..........................</w:t>
+        <w:t xml:space="preserve">Hazırlayan: Laboratuvar Müdürü  ..........................</w:t>
+      </w:r>
+    </w:p>
+    <w:p>
+      <w:pPr>
+        <w:pStyle w:val="ListeParagraf"/>
+        <w:spacing w:before="40" w:after="0"/>
+        <w:ind w:left="709"/>
+      </w:pPr>
+      <w:r>
+        <w:rPr>
+          <w:rFonts w:ascii="Calibri" w:hAnsi="Calibri" w:cs="Calibri"/>
+          <w:b/>
+          <w:bCs/>
+          <w:sz w:val="20"/>
+          <w:szCs w:val="20"/>
+        </w:rPr>
+        <w:t xml:space="preserve">Kontrol: Fabrika Müdürü  ..........................</w:t>
+      </w:r>
+    </w:p>
+    <w:p>
+      <w:pPr>
+        <w:pStyle w:val="ListeParagraf"/>
+        <w:spacing w:before="40" w:after="0"/>
+        <w:ind w:left="709"/>
+      </w:pPr>
+      <w:r>
+        <w:rPr>
+          <w:rFonts w:ascii="Calibri" w:hAnsi="Calibri" w:cs="Calibri"/>
+          <w:b/>
+          <w:bCs/>
+          <w:sz w:val="20"/>
+          <w:szCs w:val="20"/>
+        </w:rPr>
+        <w:t xml:space="preserve">Kalite Müdürü: ..........................    Fabrika Müdürü: ..........................</w:t>
       </w:r>
     </w:p>
     <w:p>

--- a/prosedurler/EMS.LB.PRO.09.01. Fabric and Product Testing Procedure.docx
+++ b/prosedurler/EMS.LB.PRO.09.01. Fabric and Product Testing Procedure.docx
@@ -835,7 +835,7 @@
           <w:sz w:val="24"/>
           <w:szCs w:val="24"/>
         </w:rPr>
-        <w:t xml:space="preserve">2.4. Samples are taken according to the sampling instruction (TLM-LAB-01) so that they represent the lot; the lot number, date and name of the person who took the sample are written on the label and in the sample registration form (FRM-LAB-01).</w:t>
+        <w:t xml:space="preserve">2.4. Samples are taken according to the sampling instruction (EMS.LB.TL.09.04) so that they represent the lot; the lot number, date and name of the person who took the sample are written on the label and in the sample registration form (EMS.LB.FRM.09.01).</w:t>
       </w:r>
     </w:p>
     <w:p>
@@ -956,7 +956,7 @@
           <w:sz w:val="24"/>
           <w:szCs w:val="24"/>
         </w:rPr>
-        <w:t xml:space="preserve">3.5. Physical tests include weight (GSM), dimensional change after washing, bursting and tensile strength, pilling, spirality and seam strength, using conditioned samples (TLM-LAB-02, TLM-LAB-03); the results are recorded in the fabric test result form (EMS.QA.FRM.01.02) and, when needed, in the test report (EMS.QA.FRM.07.11).</w:t>
+        <w:t xml:space="preserve">3.5. Physical tests include weight (GSM), dimensional change after washing, bursting and tensile strength, pilling, spirality and seam strength, using conditioned samples (EMS.LB.TL.09.01, EMS.LB.TL.09.01); the results are recorded in the fabric test result form (EMS.QA.FRM.01.02) and, when needed, in the test report (EMS.QA.FRM.07.11).</w:t>
       </w:r>
     </w:p>
     <w:p>
@@ -972,7 +972,7 @@
           <w:sz w:val="24"/>
           <w:szCs w:val="24"/>
         </w:rPr>
-        <w:t xml:space="preserve">3.6. Lab dip work follows the customer colour reference; the colour difference is measured with the spectrophotometer as ΔE under the agreed light source and the conditions are recorded (TLM-LAB-05); the work is recorded in the laboratory colour work form (EMS.QA.FRM.07.16) and the approved colour is added to the colour archive card (EMS.QA.KRT.07.01).</w:t>
+        <w:t xml:space="preserve">3.6. Lab dip work follows the customer colour reference; the colour difference is measured with the spectrophotometer as ΔE under the agreed light source and the conditions are recorded (EMS.BY.TL.06.03); the work is recorded in the laboratory colour work form (EMS.QA.FRM.07.16) and the approved colour is added to the colour archive card (EMS.QA.KRT.07.01).</w:t>
       </w:r>
     </w:p>
     <w:p>
@@ -988,7 +988,7 @@
           <w:sz w:val="24"/>
           <w:szCs w:val="24"/>
         </w:rPr>
-        <w:t xml:space="preserve">3.7. Colour fastness to washing, rubbing (dry and wet), perspiration and light is tested according to the relevant ISO 105 method (TLM-LAB-04) and graded with the grey scale; the result is compared with the customer requirement.</w:t>
+        <w:t xml:space="preserve">3.7. Colour fastness to washing, rubbing (dry and wet), perspiration and light is tested according to the relevant ISO 105 method (EMS.LB.TL.09.02) and graded with the grey scale; the result is compared with the customer requirement.</w:t>
       </w:r>
     </w:p>
     <w:p>
@@ -1109,7 +1109,7 @@
           <w:sz w:val="24"/>
           <w:szCs w:val="24"/>
         </w:rPr>
-        <w:t xml:space="preserve">4.5. The test result is evaluated against the acceptance criteria (TLM-LAB-07), and the lot decision (accept, reject, rework) is made by Quality Assurance and recorded in the lot decision form (FRM-LAB-04); only a lot with an “Accepted” decision moves to the next process.</w:t>
+        <w:t xml:space="preserve">4.5. The test result is evaluated against the acceptance criteria (EMS.LB.TL.09.04), and the lot decision (accept, reject, rework) is made by Quality Assurance and recorded in the lot decision form (EMS.LB.FRM.09.03); only a lot with an “Accepted” decision moves to the next process.</w:t>
       </w:r>
     </w:p>
     <w:p>
@@ -1629,7 +1629,7 @@
           <w:sz w:val="24"/>
           <w:szCs w:val="24"/>
         </w:rPr>
-        <w:t xml:space="preserve">Sampling, Physical Test, Colour Fastness and Result Evaluation Records (PRS-LAB-01, PRS-LAB-02, PRS-LAB-03, TLM-LAB-01 to TLM-LAB-07, FRM-LAB-01, FRM-LAB-04)</w:t>
+        <w:t xml:space="preserve">Sampling, Physical Test, Colour Fastness and Result Evaluation Records (EMS.LB.PRO.09.01, EMS.LB.PRO.09.01, EMS.LB.PRO.09.01, EMS.LB.TL.09.04 to EMS.LB.TL.09.04, EMS.LB.FRM.09.01, EMS.LB.FRM.09.03)</w:t>
       </w:r>
     </w:p>
     <w:p>
@@ -2781,7 +2781,7 @@
           <w:sz w:val="24"/>
           <w:szCs w:val="24"/>
         </w:rPr>
-        <w:t xml:space="preserve">2.4. تؤخذ العينات وفق تعليمات أخذ العينات (TLM-LAB-01) بحيث تمثل الدفعة؛ ويُكتب رقم الدفعة والتاريخ واسم من أخذ العينة على الملصق وفي نموذج تسجيل العينات (FRM-LAB-01).</w:t>
+        <w:t xml:space="preserve">2.4. تؤخذ العينات وفق تعليمات أخذ العينات (EMS.LB.TL.09.04) بحيث تمثل الدفعة؛ ويُكتب رقم الدفعة والتاريخ واسم من أخذ العينة على الملصق وفي نموذج تسجيل العينات (EMS.LB.FRM.09.01).</w:t>
       </w:r>
     </w:p>
     <w:p>
@@ -2917,7 +2917,7 @@
           <w:sz w:val="24"/>
           <w:szCs w:val="24"/>
         </w:rPr>
-        <w:t xml:space="preserve">3.5. تشمل الاختبارات الفيزيائية الوزن (الغرام لكل متر مربع) والتغير البُعدي بعد الغسيل ومتانة الانفجار والشد والتوبير والالتواء وقوة الدرزات، باستخدام عينات مكيّفة (TLM-LAB-02 وTLM-LAB-03)؛ وتُسجل النتائج في نموذج نتائج اختبار القماش (EMS.QA.FRM.01.02) وعند الحاجة في تقرير الاختبار (EMS.QA.FRM.07.11).</w:t>
+        <w:t xml:space="preserve">3.5. تشمل الاختبارات الفيزيائية الوزن (الغرام لكل متر مربع) والتغير البُعدي بعد الغسيل ومتانة الانفجار والشد والتوبير والالتواء وقوة الدرزات، باستخدام عينات مكيّفة (EMS.LB.TL.09.01 وTLM-LAB-03)؛ وتُسجل النتائج في نموذج نتائج اختبار القماش (EMS.QA.FRM.01.02) وعند الحاجة في تقرير الاختبار (EMS.QA.FRM.07.11).</w:t>
       </w:r>
     </w:p>
     <w:p>
@@ -2935,7 +2935,7 @@
           <w:sz w:val="24"/>
           <w:szCs w:val="24"/>
         </w:rPr>
-        <w:t xml:space="preserve">3.6. تتبع أعمال عينة المختبر المصبوغة مرجع لون العميل؛ ويُقاس الفرق اللوني بالمطياف الضوئي بقيمة ΔE تحت مصدر الضوء المتفق عليه وتُسجل الظروف (TLM-LAB-05)؛ وتُسجل الأعمال في نموذج أعمال اللون بالمختبر (EMS.QA.FRM.07.16) ويُضاف اللون المعتمد إلى بطاقة أرشيف الألوان (EMS.QA.KRT.07.01).</w:t>
+        <w:t xml:space="preserve">3.6. تتبع أعمال عينة المختبر المصبوغة مرجع لون العميل؛ ويُقاس الفرق اللوني بالمطياف الضوئي بقيمة ΔE تحت مصدر الضوء المتفق عليه وتُسجل الظروف (EMS.BY.TL.06.03)؛ وتُسجل الأعمال في نموذج أعمال اللون بالمختبر (EMS.QA.FRM.07.16) ويُضاف اللون المعتمد إلى بطاقة أرشيف الألوان (EMS.QA.KRT.07.01).</w:t>
       </w:r>
     </w:p>
     <w:p>
@@ -2953,7 +2953,7 @@
           <w:sz w:val="24"/>
           <w:szCs w:val="24"/>
         </w:rPr>
-        <w:t xml:space="preserve">3.7. يُختبر ثبات اللون للغسيل والاحتكاك (الجاف والرطب) والعرق والضوء وفق طريقة ISO 105 المناسبة (TLM-LAB-04) ويُدرَّج بمقياس الرمادي؛ وتُقارن النتيجة بمتطلبات العميل.</w:t>
+        <w:t xml:space="preserve">3.7. يُختبر ثبات اللون للغسيل والاحتكاك (الجاف والرطب) والعرق والضوء وفق طريقة ISO 105 المناسبة (EMS.LB.TL.09.02) ويُدرَّج بمقياس الرمادي؛ وتُقارن النتيجة بمتطلبات العميل.</w:t>
       </w:r>
     </w:p>
     <w:p>
@@ -3089,7 +3089,7 @@
           <w:sz w:val="24"/>
           <w:szCs w:val="24"/>
         </w:rPr>
-        <w:t xml:space="preserve">4.5. تُقيَّم نتيجة الاختبار مقابل معايير القبول (TLM-LAB-07)، ويتخذ ضمان الجودة قرار الدفعة (قبول أو رفض أو إعادة معالجة) ويسجله في نموذج قرار الدفعة (FRM-LAB-04)؛ ولا تنتقل إلى العملية التالية إلا الدفعة ذات قرار «مقبول».</w:t>
+        <w:t xml:space="preserve">4.5. تُقيَّم نتيجة الاختبار مقابل معايير القبول (EMS.LB.TL.09.04)، ويتخذ ضمان الجودة قرار الدفعة (قبول أو رفض أو إعادة معالجة) ويسجله في نموذج قرار الدفعة (EMS.LB.FRM.09.03)؛ ولا تنتقل إلى العملية التالية إلا الدفعة ذات قرار «مقبول».</w:t>
       </w:r>
     </w:p>
     <w:p>
@@ -3670,7 +3670,7 @@
           <w:sz w:val="24"/>
           <w:szCs w:val="24"/>
         </w:rPr>
-        <w:t xml:space="preserve">سجلات أخذ العينات والاختبارات الفيزيائية وثبات اللون وتقييم النتائج (PRS-LAB-01 وPRS-LAB-02 وPRS-LAB-03 وTLM-LAB-01 إلى TLM-LAB-07 وFRM-LAB-01 وFRM-LAB-04)</w:t>
+        <w:t xml:space="preserve">سجلات أخذ العينات والاختبارات الفيزيائية وثبات اللون وتقييم النتائج (EMS.LB.PRO.09.01 وPRS-LAB-02 وPRS-LAB-03 وTLM-LAB-01 إلى EMS.LB.TL.09.04 وFRM-LAB-01 وFRM-LAB-04)</w:t>
       </w:r>
     </w:p>
     <w:p>

--- a/prosedurler/EMS.LB.PRO.09.01. Fabric and Product Testing Procedure.docx
+++ b/prosedurler/EMS.LB.PRO.09.01. Fabric and Product Testing Procedure.docx
@@ -2917,7 +2917,7 @@
           <w:sz w:val="24"/>
           <w:szCs w:val="24"/>
         </w:rPr>
-        <w:t xml:space="preserve">3.5. تشمل الاختبارات الفيزيائية الوزن (الغرام لكل متر مربع) والتغير البُعدي بعد الغسيل ومتانة الانفجار والشد والتوبير والالتواء وقوة الدرزات، باستخدام عينات مكيّفة (EMS.LB.TL.09.01 وTLM-LAB-03)؛ وتُسجل النتائج في نموذج نتائج اختبار القماش (EMS.QA.FRM.01.02) وعند الحاجة في تقرير الاختبار (EMS.QA.FRM.07.11).</w:t>
+        <w:t xml:space="preserve">3.5. تشمل الاختبارات الفيزيائية الوزن (الغرام لكل متر مربع) والتغير البُعدي بعد الغسيل ومتانة الانفجار والشد والتوبير والالتواء وقوة الدرزات، باستخدام عينات مكيّفة (EMS.LB.TL.09.01 وEMS.LB.TL.09.01)؛ وتُسجل النتائج في نموذج نتائج اختبار القماش (EMS.QA.FRM.01.02) وعند الحاجة في تقرير الاختبار (EMS.QA.FRM.07.11).</w:t>
       </w:r>
     </w:p>
     <w:p>
@@ -3670,7 +3670,7 @@
           <w:sz w:val="24"/>
           <w:szCs w:val="24"/>
         </w:rPr>
-        <w:t xml:space="preserve">سجلات أخذ العينات والاختبارات الفيزيائية وثبات اللون وتقييم النتائج (EMS.LB.PRO.09.01 وPRS-LAB-02 وPRS-LAB-03 وTLM-LAB-01 إلى EMS.LB.TL.09.04 وFRM-LAB-01 وFRM-LAB-04)</w:t>
+        <w:t xml:space="preserve">سجلات أخذ العينات والاختبارات الفيزيائية وثبات اللون وتقييم النتائج (EMS.LB.PRO.09.01 وEMS.LB.PRO.09.01 وEMS.LB.PRO.09.01 وEMS.LB.TL.09.04 إلى EMS.LB.TL.09.04 وEMS.LB.FRM.09.01 وEMS.LB.FRM.09.03)</w:t>
       </w:r>
     </w:p>
     <w:p>
